--- a/download/技术指标实测.docx
+++ b/download/技术指标实测.docx
@@ -1,30 +1,30 @@
 
 <file path=word/document.xml><?xml version="1.0" encoding="utf-8"?>
-<w:document xmlns:wpc="http://schemas.microsoft.com/office/word/2010/wordprocessingCanvas" xmlns:mc="http://schemas.openxmlformats.org/markup-compatibility/2006" xmlns:o="urn:schemas-microsoft-com:office:office" xmlns:r="http://schemas.openxmlformats.org/officeDocument/2006/relationships" xmlns:m="http://schemas.openxmlformats.org/officeDocument/2006/math" xmlns:v="urn:schemas-microsoft-com:vml" xmlns:wp14="http://schemas.microsoft.com/office/word/2010/wordprocessingDrawing" xmlns:wp="http://schemas.openxmlformats.org/drawingml/2006/wordprocessingDrawing" xmlns:w10="urn:schemas-microsoft-com:office:word" xmlns:w="http://schemas.openxmlformats.org/wordprocessingml/2006/main" xmlns:w14="http://schemas.microsoft.com/office/word/2010/wordml" xmlns:w15="http://schemas.microsoft.com/office/word/2012/wordml" xmlns:wpg="http://schemas.microsoft.com/office/word/2010/wordprocessingGroup" xmlns:wpi="http://schemas.microsoft.com/office/word/2010/wordprocessingInk" xmlns:wne="http://schemas.microsoft.com/office/word/2006/wordml" xmlns:wps="http://schemas.microsoft.com/office/word/2010/wordprocessingShape" mc:Ignorable="w14 w15 wp14">
+<w:document xmlns:wpc="http://schemas.microsoft.com/office/word/2010/wordprocessingCanvas" xmlns:mc="http://schemas.openxmlformats.org/markup-compatibility/2006" xmlns:o="urn:schemas-microsoft-com:office:office" xmlns:r="http://schemas.openxmlformats.org/officeDocument/2006/relationships" xmlns:m="http://schemas.openxmlformats.org/officeDocument/2006/math" xmlns:v="urn:schemas-microsoft-com:vml" xmlns:wp14="http://schemas.microsoft.com/office/word/2010/wordprocessingDrawing" xmlns:wp="http://schemas.openxmlformats.org/drawingml/2006/wordprocessingDrawing" xmlns:w="http://schemas.openxmlformats.org/wordprocessingml/2006/main" xmlns:w14="http://schemas.microsoft.com/office/word/2010/wordml" xmlns:w10="urn:schemas-microsoft-com:office:word" xmlns:w15="http://schemas.microsoft.com/office/word/2012/wordml" xmlns:wpg="http://schemas.microsoft.com/office/word/2010/wordprocessingGroup" xmlns:wpi="http://schemas.microsoft.com/office/word/2010/wordprocessingInk" xmlns:wne="http://schemas.microsoft.com/office/word/2006/wordml" xmlns:wps="http://schemas.microsoft.com/office/word/2010/wordprocessingShape" xmlns:wpsCustomData="http://www.wps.cn/officeDocument/2013/wpsCustomData" mc:Ignorable="w14 w15 wp14">
   <w:body>
     <w:p>
       <w:pPr>
         <w:jc w:val="center"/>
         <w:rPr>
-          <w:rFonts w:ascii="黑体" w:eastAsia="黑体" w:hAnsi="黑体"/>
+          <w:rFonts w:ascii="黑体" w:hAnsi="黑体" w:eastAsia="黑体"/>
           <w:b/>
           <w:sz w:val="28"/>
         </w:rPr>
       </w:pPr>
       <w:r>
         <w:rPr>
-          <w:rFonts w:ascii="黑体" w:eastAsia="黑体" w:hAnsi="黑体" w:hint="eastAsia"/>
+          <w:rFonts w:hint="eastAsia" w:ascii="黑体" w:hAnsi="黑体" w:eastAsia="宋体"/>
           <w:b/>
           <w:sz w:val="28"/>
         </w:rPr>
-        <w:t>技术指标实测案例</w:t>
+        <w:t>技術指標實測案例</w:t>
       </w:r>
     </w:p>
     <w:p>
       <w:pPr>
         <w:jc w:val="left"/>
         <w:rPr>
-          <w:rFonts w:ascii="黑体" w:eastAsia="黑体" w:hAnsi="黑体"/>
+          <w:rFonts w:ascii="黑体" w:hAnsi="黑体" w:eastAsia="黑体"/>
           <w:sz w:val="24"/>
           <w:szCs w:val="24"/>
         </w:rPr>
@@ -34,58 +34,50 @@
       <w:pPr>
         <w:jc w:val="left"/>
         <w:rPr>
-          <w:rFonts w:ascii="黑体" w:eastAsia="黑体" w:hAnsi="黑体"/>
+          <w:rFonts w:ascii="黑体" w:hAnsi="黑体" w:eastAsia="黑体"/>
           <w:sz w:val="24"/>
           <w:szCs w:val="24"/>
         </w:rPr>
       </w:pPr>
       <w:r>
         <w:rPr>
-          <w:rFonts w:ascii="黑体" w:eastAsia="黑体" w:hAnsi="黑体" w:hint="eastAsia"/>
+          <w:rFonts w:hint="eastAsia" w:ascii="黑体" w:hAnsi="黑体" w:eastAsia="宋体"/>
           <w:sz w:val="24"/>
           <w:szCs w:val="24"/>
         </w:rPr>
-        <w:t>一、</w:t>
-      </w:r>
-      <w:r>
-        <w:rPr>
-          <w:rFonts w:ascii="黑体" w:eastAsia="黑体" w:hAnsi="黑体" w:hint="eastAsia"/>
-          <w:sz w:val="24"/>
-          <w:szCs w:val="24"/>
-        </w:rPr>
-        <w:t>MACD指标</w:t>
+        <w:t>一、MACD指標</w:t>
       </w:r>
     </w:p>
     <w:p>
       <w:pPr>
         <w:ind w:firstLine="420"/>
         <w:rPr>
-          <w:rFonts w:ascii="黑体" w:eastAsia="黑体" w:hAnsi="黑体"/>
+          <w:rFonts w:ascii="黑体" w:hAnsi="黑体" w:eastAsia="黑体"/>
         </w:rPr>
       </w:pPr>
       <w:r>
         <w:rPr>
-          <w:rFonts w:ascii="黑体" w:eastAsia="黑体" w:hAnsi="黑体" w:hint="eastAsia"/>
-        </w:rPr>
-        <w:t>Moving Average Convergence / Divergence异同移动平均线，顾名思义就是平均线的概念，由两条平均线组成，一条是涵盖天数较少（12天）的快速平均线，一条是涵盖天数较长的慢速（26天）平均线，至于为何是12天与26天由历史回测结果赋予，可以根据个人策略修改。策略主要关注的在于快速均线与慢速均线的差值，用来判断行情的反转，当上升的行情中，如果价格要向下，快速均线会开始下湾，与慢速均线距离开始缩小，最后在会交叉时差值变为负，视为行情反转向下；下跌行情反之，通常MACD运用可以抓住大波段，在窄幅震荡效果差，且只要是均线指标都有滞后性的问题存在，如何因此在制定均线策略时需要把滞后性的问题和震荡区间的处理办法覆盖。</w:t>
+          <w:rFonts w:hint="eastAsia" w:ascii="黑体" w:hAnsi="黑体" w:eastAsia="宋体"/>
+        </w:rPr>
+        <w:t>Moving Average Convergence / Divergence異同移動平均線，顧名思義就是平均線的概念，由兩條平均線組成，一條是涵蓋天數較少（12天）的快速平均線，一條是涵蓋天數較長的慢速（26天）平均線，至於為何是12天與26天由歷史回測結果賦予，可以根據個人策略修改。策略主要關注的在於快速均線與慢速均線的差值，用來判斷行情的反轉，當上升的行情中，如果價格要向下，快速均線會開始下灣，與慢速均線距離開始縮小，最後在會交叉時差值變為負，視為行情反轉向下；下跌行情反之，通常MACD運用可以抓住大波段，在窄幅震盪效果差，且只要是均線指標都有滯後性的問題存在，如何因此在制定均線策略時需要把滯後性的問題和震盪區間的處理辦法覆蓋。</w:t>
       </w:r>
     </w:p>
     <w:p>
       <w:pPr>
         <w:rPr>
-          <w:rFonts w:ascii="黑体" w:eastAsia="黑体" w:hAnsi="黑体"/>
+          <w:rFonts w:ascii="黑体" w:hAnsi="黑体" w:eastAsia="黑体"/>
         </w:rPr>
       </w:pPr>
     </w:p>
     <w:p>
       <w:pPr>
         <w:rPr>
-          <w:rFonts w:ascii="黑体" w:eastAsia="黑体" w:hAnsi="黑体" w:hint="eastAsia"/>
+          <w:rFonts w:hint="eastAsia" w:ascii="黑体" w:hAnsi="黑体" w:eastAsia="黑体"/>
         </w:rPr>
       </w:pPr>
       <w:r>
         <w:rPr>
-          <w:rFonts w:ascii="黑体" w:eastAsia="黑体" w:hAnsi="黑体" w:hint="eastAsia"/>
+          <w:rFonts w:hint="eastAsia" w:ascii="黑体" w:hAnsi="黑体" w:eastAsia="宋体"/>
         </w:rPr>
         <w:t>使用方式：</w:t>
       </w:r>
@@ -94,104 +86,71 @@
       <w:pPr>
         <w:ind w:firstLine="420"/>
         <w:rPr>
-          <w:rFonts w:ascii="黑体" w:eastAsia="黑体" w:hAnsi="黑体"/>
+          <w:rFonts w:ascii="黑体" w:hAnsi="黑体" w:eastAsia="黑体"/>
         </w:rPr>
       </w:pPr>
       <w:r>
         <w:rPr>
-          <w:rFonts w:ascii="黑体" w:eastAsia="黑体" w:hAnsi="黑体" w:hint="eastAsia"/>
-        </w:rPr>
-        <w:t>当黑柱转红柱时买进；红柱转黑柱时卖出。</w:t>
+          <w:rFonts w:hint="eastAsia" w:ascii="黑体" w:hAnsi="黑体" w:eastAsia="宋体"/>
+        </w:rPr>
+        <w:t>當黑柱轉紅柱時買進；紅柱轉黑柱時賣出。</w:t>
       </w:r>
     </w:p>
     <w:p>
       <w:pPr>
         <w:rPr>
-          <w:rFonts w:ascii="黑体" w:eastAsia="黑体" w:hAnsi="黑体"/>
+          <w:rFonts w:ascii="黑体" w:hAnsi="黑体" w:eastAsia="黑体"/>
         </w:rPr>
       </w:pPr>
       <w:r>
         <w:rPr>
-          <w:rFonts w:ascii="黑体" w:eastAsia="黑体" w:hAnsi="黑体" w:hint="eastAsia"/>
-        </w:rPr>
-        <w:t>指标</w:t>
-      </w:r>
-      <w:r>
-        <w:rPr>
-          <w:rFonts w:ascii="黑体" w:eastAsia="黑体" w:hAnsi="黑体" w:hint="eastAsia"/>
-        </w:rPr>
-        <w:t>缺点：</w:t>
+          <w:rFonts w:hint="eastAsia" w:ascii="黑体" w:hAnsi="黑体" w:eastAsia="宋体"/>
+        </w:rPr>
+        <w:t>指標缺點：</w:t>
       </w:r>
     </w:p>
     <w:p>
       <w:pPr>
         <w:rPr>
-          <w:rFonts w:ascii="黑体" w:eastAsia="黑体" w:hAnsi="黑体" w:cs="Helvetica"/>
+          <w:rFonts w:ascii="黑体" w:hAnsi="黑体" w:eastAsia="黑体" w:cs="Helvetica"/>
           <w:color w:val="333333"/>
           <w:shd w:val="clear" w:color="auto" w:fill="FFFFFF"/>
         </w:rPr>
       </w:pPr>
       <w:r>
         <w:rPr>
-          <w:rFonts w:ascii="黑体" w:eastAsia="黑体" w:hAnsi="黑体"/>
+          <w:rFonts w:ascii="黑体" w:hAnsi="黑体" w:eastAsia="黑体"/>
         </w:rPr>
         <w:tab/>
       </w:r>
       <w:r>
         <w:rPr>
-          <w:rFonts w:ascii="黑体" w:eastAsia="黑体" w:hAnsi="黑体" w:cs="Helvetica"/>
+          <w:rFonts w:ascii="黑体" w:hAnsi="黑体" w:eastAsia="宋体" w:cs="Helvetica"/>
           <w:color w:val="333333"/>
           <w:shd w:val="clear" w:color="auto" w:fill="FFFFFF"/>
         </w:rPr>
-        <w:t>均线指标</w:t>
-      </w:r>
-      <w:r>
-        <w:rPr>
-          <w:rFonts w:ascii="黑体" w:eastAsia="黑体" w:hAnsi="黑体" w:cs="Helvetica"/>
-          <w:color w:val="333333"/>
-          <w:shd w:val="clear" w:color="auto" w:fill="FFFFFF"/>
-        </w:rPr>
-        <w:t>有滞后性</w:t>
-      </w:r>
-      <w:r>
-        <w:rPr>
-          <w:rFonts w:ascii="黑体" w:eastAsia="黑体" w:hAnsi="黑体" w:cs="Helvetica"/>
-          <w:color w:val="333333"/>
-          <w:shd w:val="clear" w:color="auto" w:fill="FFFFFF"/>
-        </w:rPr>
-        <w:t>。</w:t>
+        <w:t>均線指標有滯後性。</w:t>
       </w:r>
     </w:p>
     <w:p>
       <w:pPr>
         <w:jc w:val="center"/>
         <w:rPr>
-          <w:rFonts w:ascii="黑体" w:eastAsia="黑体" w:hAnsi="黑体" w:hint="eastAsia"/>
+          <w:rFonts w:hint="eastAsia" w:ascii="黑体" w:hAnsi="黑体" w:eastAsia="黑体"/>
           <w:sz w:val="16"/>
         </w:rPr>
       </w:pPr>
       <w:r>
         <w:rPr>
-          <w:rFonts w:ascii="黑体" w:eastAsia="黑体" w:hAnsi="黑体" w:hint="eastAsia"/>
+          <w:rFonts w:hint="eastAsia" w:ascii="黑体" w:hAnsi="黑体" w:eastAsia="宋体"/>
           <w:sz w:val="20"/>
           <w:szCs w:val="24"/>
         </w:rPr>
-        <w:t>MACD指标</w:t>
-      </w:r>
-      <w:r>
-        <w:rPr>
-          <w:rFonts w:ascii="黑体" w:eastAsia="黑体" w:hAnsi="黑体" w:hint="eastAsia"/>
-          <w:sz w:val="20"/>
-          <w:szCs w:val="24"/>
-        </w:rPr>
-        <w:t>成功案例</w:t>
+        <w:t>MACD指標成功案例</w:t>
       </w:r>
     </w:p>
     <w:p>
       <w:r>
-        <w:rPr>
-          <w:noProof/>
-        </w:rPr>
         <mc:AlternateContent>
           <mc:Choice Requires="wpg">
             <w:drawing>
@@ -269,9 +228,6 @@
                             </a:fontRef>
                           </wps:style>
                           <wps:bodyPr rot="0" spcFirstLastPara="0" vertOverflow="overflow" horzOverflow="overflow" vert="horz" wrap="square" lIns="91440" tIns="45720" rIns="91440" bIns="45720" numCol="1" spcCol="0" rtlCol="0" fromWordArt="0" anchor="ctr" anchorCtr="0" forceAA="0" compatLnSpc="1">
-                            <a:prstTxWarp prst="textNoShape">
-                              <a:avLst/>
-                            </a:prstTxWarp>
                             <a:noAutofit/>
                           </wps:bodyPr>
                         </wps:wsp>
@@ -355,9 +311,6 @@
                               </a:fontRef>
                             </wps:style>
                             <wps:bodyPr rot="0" spcFirstLastPara="0" vertOverflow="overflow" horzOverflow="overflow" vert="horz" wrap="square" lIns="91440" tIns="45720" rIns="91440" bIns="45720" numCol="1" spcCol="0" rtlCol="0" fromWordArt="0" anchor="ctr" anchorCtr="0" forceAA="0" compatLnSpc="1">
-                              <a:prstTxWarp prst="textNoShape">
-                                <a:avLst/>
-                              </a:prstTxWarp>
                               <a:noAutofit/>
                             </wps:bodyPr>
                           </wps:wsp>
@@ -399,22 +352,19 @@
                             <w:p>
                               <w:pPr>
                                 <w:rPr>
-                                  <w:rFonts w:ascii="黑体" w:eastAsia="黑体" w:hAnsi="黑体"/>
+                                  <w:rFonts w:ascii="黑体" w:hAnsi="黑体" w:eastAsia="黑体"/>
                                 </w:rPr>
                               </w:pPr>
                               <w:r>
                                 <w:rPr>
-                                  <w:rFonts w:ascii="黑体" w:eastAsia="黑体" w:hAnsi="黑体" w:hint="eastAsia"/>
+                                  <w:rFonts w:hint="eastAsia" w:ascii="黑体" w:hAnsi="黑体" w:eastAsia="宋体"/>
                                 </w:rPr>
-                                <w:t>卖出</w:t>
+                                <w:t>賣出</w:t>
                               </w:r>
                             </w:p>
                           </w:txbxContent>
                         </wps:txbx>
                         <wps:bodyPr rot="0" spcFirstLastPara="0" vertOverflow="overflow" horzOverflow="overflow" vert="horz" wrap="square" lIns="91440" tIns="45720" rIns="91440" bIns="45720" numCol="1" spcCol="0" rtlCol="0" fromWordArt="0" anchor="t" anchorCtr="0" forceAA="0" compatLnSpc="1">
-                          <a:prstTxWarp prst="textNoShape">
-                            <a:avLst/>
-                          </a:prstTxWarp>
                           <a:noAutofit/>
                         </wps:bodyPr>
                       </wps:wsp>
@@ -426,60 +376,50 @@
           </mc:Choice>
           <mc:Fallback>
             <w:pict>
-              <v:group id="组合 46" o:spid="_x0000_s1026" style="position:absolute;left:0;text-align:left;margin-left:369.5pt;margin-top:37.7pt;width:46pt;height:232pt;z-index:251673600" coordsize="5842,29464" o:gfxdata="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">
-                <v:group id="组合 33" o:spid="_x0000_s1027" style="position:absolute;left:698;width:2413;height:26606" coordorigin=",-9080" coordsize="2413,26606" o:gfxdata="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">
-                  <v:shapetype id="_x0000_t68" coordsize="21600,21600" o:spt="68" adj="5400,5400" path="m0@0l@1@0@1,21600@2,21600@2@0,21600@0,10800,xe">
-                    <v:stroke joinstyle="miter"/>
-                    <v:formulas>
-                      <v:f eqn="val #0"/>
-                      <v:f eqn="val #1"/>
-                      <v:f eqn="sum 21600 0 #1"/>
-                      <v:f eqn="prod #0 #1 10800"/>
-                      <v:f eqn="sum #0 0 @3"/>
-                    </v:formulas>
-                    <v:path o:connecttype="custom" o:connectlocs="10800,0;0,@0;10800,21600;21600,@0" o:connectangles="270,180,90,0" textboxrect="@1,@4,@2,21600"/>
-                    <v:handles>
-                      <v:h position="#1,#0" xrange="0,10800" yrange="0,21600"/>
-                    </v:handles>
-                  </v:shapetype>
-                  <v:shape id="上箭头 34" o:spid="_x0000_s1028" type="#_x0000_t68" style="position:absolute;top:14668;width:2413;height:2858;rotation:180;visibility:visible;mso-wrap-style:square;v-text-anchor:middle" o:gfxdata="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" adj="12960" fillcolor="#00b050" stroked="f" strokeweight="1pt"/>
-                  <v:group id="组合 35" o:spid="_x0000_s1029" style="position:absolute;left:444;top:-9080;width:1651;height:21716" coordorigin=",-9080" coordsize="1651,21717" o:gfxdata="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">
-                    <v:line id="直接连接符 36" o:spid="_x0000_s1030" style="position:absolute;flip:y;visibility:visible;mso-wrap-style:square" from="825,-8953" to="825,12636" o:connectortype="straight" o:gfxdata="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" strokecolor="#00b050" strokeweight="1.5pt">
-                      <v:stroke dashstyle="3 1" joinstyle="miter"/>
+              <v:group id="_x0000_s1026" o:spid="_x0000_s1026" o:spt="203" style="position:absolute;left:0pt;margin-left:369.5pt;margin-top:37.7pt;height:232pt;width:46pt;z-index:251673600;mso-width-relative:page;mso-height-relative:page;" coordsize="584200,2946400" o:gfxdata="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">
+                <o:lock v:ext="edit" aspectratio="f"/>
+                <v:group id="_x0000_s1026" o:spid="_x0000_s1026" o:spt="203" style="position:absolute;left:69850;top:0;height:2660650;width:241300;" coordorigin="0,-908050" coordsize="241300,2660650" o:gfxdata="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">
+                  <o:lock v:ext="edit" aspectratio="f"/>
+                  <v:shape id="_x0000_s1026" o:spid="_x0000_s1026" o:spt="68" type="#_x0000_t68" style="position:absolute;left:0;top:1466850;height:285750;width:241300;rotation:11796480f;v-text-anchor:middle;" fillcolor="#00B050" filled="t" stroked="f" coordsize="21600,21600" o:gfxdata="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" adj="12960,5400">
+                    <v:fill on="t" focussize="0,0"/>
+                    <v:stroke on="f" weight="1pt" miterlimit="8" joinstyle="miter"/>
+                    <v:imagedata o:title=""/>
+                    <o:lock v:ext="edit" aspectratio="f"/>
+                  </v:shape>
+                  <v:group id="_x0000_s1026" o:spid="_x0000_s1026" o:spt="203" style="position:absolute;left:44450;top:-908050;height:2171700;width:165100;" coordorigin="0,-908050" coordsize="165100,2171700" o:gfxdata="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">
+                    <o:lock v:ext="edit" aspectratio="f"/>
+                    <v:line id="_x0000_s1026" o:spid="_x0000_s1026" o:spt="20" style="position:absolute;left:82550;top:-895350;flip:y;height:2159000;width:0;" filled="f" stroked="t" coordsize="21600,21600" o:gfxdata="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">
+                      <v:fill on="f" focussize="0,0"/>
+                      <v:stroke weight="1.5pt" color="#00B050 [3204]" miterlimit="8" joinstyle="miter" dashstyle="3 1"/>
+                      <v:imagedata o:title=""/>
+                      <o:lock v:ext="edit" aspectratio="f"/>
                     </v:line>
-                    <v:shapetype id="_x0000_t5" coordsize="21600,21600" o:spt="5" adj="10800" path="m@0,l,21600r21600,xe">
-                      <v:stroke joinstyle="miter"/>
-                      <v:formulas>
-                        <v:f eqn="val #0"/>
-                        <v:f eqn="prod #0 1 2"/>
-                        <v:f eqn="sum @1 10800 0"/>
-                      </v:formulas>
-                      <v:path gradientshapeok="t" o:connecttype="custom" o:connectlocs="@0,0;@1,10800;0,21600;10800,21600;21600,21600;@2,10800" textboxrect="0,10800,10800,18000;5400,10800,16200,18000;10800,10800,21600,18000;0,7200,7200,21600;7200,7200,14400,21600;14400,7200,21600,21600"/>
-                      <v:handles>
-                        <v:h position="#0,topLeft" xrange="0,21600"/>
-                      </v:handles>
-                    </v:shapetype>
-                    <v:shape id="等腰三角形 37" o:spid="_x0000_s1031" type="#_x0000_t5" style="position:absolute;top:-9080;width:1651;height:1524;visibility:visible;mso-wrap-style:square;v-text-anchor:middle" o:gfxdata="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" fillcolor="#00b050" stroked="f" strokeweight="1pt"/>
+                    <v:shape id="_x0000_s1026" o:spid="_x0000_s1026" o:spt="5" type="#_x0000_t5" style="position:absolute;left:0;top:-908050;height:152400;width:165100;v-text-anchor:middle;" fillcolor="#00B050" filled="t" stroked="f" coordsize="21600,21600" o:gfxdata="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" adj="10800">
+                      <v:fill on="t" focussize="0,0"/>
+                      <v:stroke on="f" weight="1pt" miterlimit="8" joinstyle="miter"/>
+                      <v:imagedata o:title=""/>
+                      <o:lock v:ext="edit" aspectratio="f"/>
+                    </v:shape>
                   </v:group>
                 </v:group>
-                <v:shapetype id="_x0000_t202" coordsize="21600,21600" o:spt="202" path="m,l,21600r21600,l21600,xe">
-                  <v:stroke joinstyle="miter"/>
-                  <v:path gradientshapeok="t" o:connecttype="rect"/>
-                </v:shapetype>
-                <v:shape id="文本框 42" o:spid="_x0000_s1032" type="#_x0000_t202" style="position:absolute;top:26606;width:5842;height:2858;visibility:visible;mso-wrap-style:square;v-text-anchor:top" o:gfxdata="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" filled="f" stroked="f" strokeweight=".5pt">
+                <v:shape id="_x0000_s1026" o:spid="_x0000_s1026" o:spt="202" type="#_x0000_t202" style="position:absolute;left:0;top:2660650;height:285750;width:584200;" filled="f" stroked="f" coordsize="21600,21600" o:gfxdata="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">
+                  <v:fill on="f" focussize="0,0"/>
+                  <v:stroke on="f" weight="0.5pt"/>
+                  <v:imagedata o:title=""/>
+                  <o:lock v:ext="edit" aspectratio="f"/>
                   <v:textbox>
                     <w:txbxContent>
                       <w:p>
                         <w:pPr>
                           <w:rPr>
-                            <w:rFonts w:ascii="黑体" w:eastAsia="黑体" w:hAnsi="黑体"/>
+                            <w:rFonts w:ascii="黑体" w:hAnsi="黑体" w:eastAsia="黑体"/>
                           </w:rPr>
                         </w:pPr>
                         <w:r>
                           <w:rPr>
-                            <w:rFonts w:ascii="黑体" w:eastAsia="黑体" w:hAnsi="黑体" w:hint="eastAsia"/>
+                            <w:rFonts w:hint="eastAsia" w:ascii="黑体" w:hAnsi="黑体" w:eastAsia="宋体"/>
                           </w:rPr>
-                          <w:t>卖出</w:t>
+                          <w:t>賣出</w:t>
                         </w:r>
                       </w:p>
                     </w:txbxContent>
@@ -491,13 +431,10 @@
         </mc:AlternateContent>
       </w:r>
       <w:r>
-        <w:rPr>
-          <w:noProof/>
-        </w:rPr>
         <mc:AlternateContent>
           <mc:Choice Requires="wpg">
             <w:drawing>
-              <wp:anchor distT="0" distB="0" distL="114300" distR="114300" simplePos="0" relativeHeight="251667456" behindDoc="0" locked="0" layoutInCell="1" allowOverlap="1" wp14:anchorId="36F5B4AD" wp14:editId="0B212DD6">
+              <wp:anchor distT="0" distB="0" distL="114300" distR="114300" simplePos="0" relativeHeight="251667456" behindDoc="0" locked="0" layoutInCell="1" allowOverlap="1">
                 <wp:simplePos x="0" y="0"/>
                 <wp:positionH relativeFrom="column">
                   <wp:posOffset>3695700</wp:posOffset>
@@ -571,9 +508,6 @@
                             </a:fontRef>
                           </wps:style>
                           <wps:bodyPr rot="0" spcFirstLastPara="0" vertOverflow="overflow" horzOverflow="overflow" vert="horz" wrap="square" lIns="91440" tIns="45720" rIns="91440" bIns="45720" numCol="1" spcCol="0" rtlCol="0" fromWordArt="0" anchor="ctr" anchorCtr="0" forceAA="0" compatLnSpc="1">
-                            <a:prstTxWarp prst="textNoShape">
-                              <a:avLst/>
-                            </a:prstTxWarp>
                             <a:noAutofit/>
                           </wps:bodyPr>
                         </wps:wsp>
@@ -657,9 +591,6 @@
                               </a:fontRef>
                             </wps:style>
                             <wps:bodyPr rot="0" spcFirstLastPara="0" vertOverflow="overflow" horzOverflow="overflow" vert="horz" wrap="square" lIns="91440" tIns="45720" rIns="91440" bIns="45720" numCol="1" spcCol="0" rtlCol="0" fromWordArt="0" anchor="ctr" anchorCtr="0" forceAA="0" compatLnSpc="1">
-                              <a:prstTxWarp prst="textNoShape">
-                                <a:avLst/>
-                              </a:prstTxWarp>
                               <a:noAutofit/>
                             </wps:bodyPr>
                           </wps:wsp>
@@ -703,22 +634,19 @@
                             <w:p>
                               <w:pPr>
                                 <w:rPr>
-                                  <w:rFonts w:ascii="黑体" w:eastAsia="黑体" w:hAnsi="黑体"/>
+                                  <w:rFonts w:ascii="黑体" w:hAnsi="黑体" w:eastAsia="黑体"/>
                                 </w:rPr>
                               </w:pPr>
                               <w:r>
                                 <w:rPr>
-                                  <w:rFonts w:ascii="黑体" w:eastAsia="黑体" w:hAnsi="黑体" w:hint="eastAsia"/>
+                                  <w:rFonts w:hint="eastAsia" w:ascii="黑体" w:hAnsi="黑体" w:eastAsia="宋体"/>
                                 </w:rPr>
-                                <w:t>买入</w:t>
+                                <w:t>買入</w:t>
                               </w:r>
                             </w:p>
                           </w:txbxContent>
                         </wps:txbx>
                         <wps:bodyPr rot="0" spcFirstLastPara="0" vertOverflow="overflow" horzOverflow="overflow" vert="horz" wrap="square" lIns="91440" tIns="45720" rIns="91440" bIns="45720" numCol="1" spcCol="0" rtlCol="0" fromWordArt="0" anchor="t" anchorCtr="0" forceAA="0" compatLnSpc="1">
-                          <a:prstTxWarp prst="textNoShape">
-                            <a:avLst/>
-                          </a:prstTxWarp>
                           <a:noAutofit/>
                         </wps:bodyPr>
                       </wps:wsp>
@@ -730,30 +658,50 @@
           </mc:Choice>
           <mc:Fallback>
             <w:pict>
-              <v:group w14:anchorId="36F5B4AD" id="组合 45" o:spid="_x0000_s1033" style="position:absolute;left:0;text-align:left;margin-left:291pt;margin-top:103.7pt;width:46pt;height:205pt;z-index:251667456" coordsize="5842,26035" o:gfxdata="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">
-                <v:group id="组合 28" o:spid="_x0000_s1034" style="position:absolute;left:1016;width:2413;height:22733" coordorigin=",-5207" coordsize="2413,22733" o:gfxdata="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">
-                  <v:shape id="上箭头 29" o:spid="_x0000_s1035" type="#_x0000_t68" style="position:absolute;top:14668;width:2413;height:2858;visibility:visible;mso-wrap-style:square;v-text-anchor:middle" o:gfxdata="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" adj="12960" fillcolor="red" stroked="f" strokeweight="1pt"/>
-                  <v:group id="组合 30" o:spid="_x0000_s1036" style="position:absolute;left:444;top:-5207;width:1651;height:18986" coordorigin=",-5207" coordsize="1651,18986" o:gfxdata="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">
-                    <v:line id="直接连接符 31" o:spid="_x0000_s1037" style="position:absolute;flip:y;visibility:visible;mso-wrap-style:square" from="825,-5080" to="825,13779" o:connectortype="straight" o:gfxdata="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" strokecolor="red" strokeweight="1.5pt">
-                      <v:stroke dashstyle="3 1" joinstyle="miter"/>
+              <v:group id="_x0000_s1026" o:spid="_x0000_s1026" o:spt="203" style="position:absolute;left:0pt;margin-left:291pt;margin-top:103.7pt;height:205pt;width:46pt;z-index:251667456;mso-width-relative:page;mso-height-relative:page;" coordsize="584200,2603500" o:gfxdata="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">
+                <o:lock v:ext="edit" aspectratio="f"/>
+                <v:group id="_x0000_s1026" o:spid="_x0000_s1026" o:spt="203" style="position:absolute;left:101600;top:0;height:2273300;width:241300;" coordorigin="0,-520700" coordsize="241300,2273300" o:gfxdata="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">
+                  <o:lock v:ext="edit" aspectratio="f"/>
+                  <v:shape id="_x0000_s1026" o:spid="_x0000_s1026" o:spt="68" type="#_x0000_t68" style="position:absolute;left:0;top:1466850;height:285750;width:241300;v-text-anchor:middle;" fillcolor="#FF0000" filled="t" stroked="f" coordsize="21600,21600" o:gfxdata="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" adj="12960,5400">
+                    <v:fill on="t" focussize="0,0"/>
+                    <v:stroke on="f" weight="1pt" miterlimit="8" joinstyle="miter"/>
+                    <v:imagedata o:title=""/>
+                    <o:lock v:ext="edit" aspectratio="f"/>
+                  </v:shape>
+                  <v:group id="_x0000_s1026" o:spid="_x0000_s1026" o:spt="203" style="position:absolute;left:44450;top:-520700;height:1898650;width:165100;" coordorigin="0,-520700" coordsize="165100,1898650" o:gfxdata="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">
+                    <o:lock v:ext="edit" aspectratio="f"/>
+                    <v:line id="_x0000_s1026" o:spid="_x0000_s1026" o:spt="20" style="position:absolute;left:82550;top:-508000;flip:y;height:1885950;width:0;" filled="f" stroked="t" coordsize="21600,21600" o:gfxdata="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">
+                      <v:fill on="f" focussize="0,0"/>
+                      <v:stroke weight="1.5pt" color="#FF0000 [3204]" miterlimit="8" joinstyle="miter" dashstyle="3 1"/>
+                      <v:imagedata o:title=""/>
+                      <o:lock v:ext="edit" aspectratio="f"/>
                     </v:line>
-                    <v:shape id="等腰三角形 32" o:spid="_x0000_s1038" type="#_x0000_t5" style="position:absolute;top:-5207;width:1651;height:1524;visibility:visible;mso-wrap-style:square;v-text-anchor:middle" o:gfxdata="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" fillcolor="red" stroked="f" strokeweight="1pt"/>
+                    <v:shape id="_x0000_s1026" o:spid="_x0000_s1026" o:spt="5" type="#_x0000_t5" style="position:absolute;left:0;top:-520700;height:152400;width:165100;v-text-anchor:middle;" fillcolor="#FF0000" filled="t" stroked="f" coordsize="21600,21600" o:gfxdata="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" adj="10800">
+                      <v:fill on="t" focussize="0,0"/>
+                      <v:stroke on="f" weight="1pt" miterlimit="8" joinstyle="miter"/>
+                      <v:imagedata o:title=""/>
+                      <o:lock v:ext="edit" aspectratio="f"/>
+                    </v:shape>
                   </v:group>
                 </v:group>
-                <v:shape id="文本框 39" o:spid="_x0000_s1039" type="#_x0000_t202" style="position:absolute;top:23177;width:5842;height:2858;visibility:visible;mso-wrap-style:square;v-text-anchor:top" o:gfxdata="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" fillcolor="white [3201]" stroked="f" strokeweight=".5pt">
+                <v:shape id="_x0000_s1026" o:spid="_x0000_s1026" o:spt="202" type="#_x0000_t202" style="position:absolute;left:0;top:2317750;height:285750;width:584200;" fillcolor="#FFFFFF [3201]" filled="t" stroked="f" coordsize="21600,21600" o:gfxdata="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">
+                  <v:fill on="t" focussize="0,0"/>
+                  <v:stroke on="f" weight="0.5pt"/>
+                  <v:imagedata o:title=""/>
+                  <o:lock v:ext="edit" aspectratio="f"/>
                   <v:textbox>
                     <w:txbxContent>
                       <w:p>
                         <w:pPr>
                           <w:rPr>
-                            <w:rFonts w:ascii="黑体" w:eastAsia="黑体" w:hAnsi="黑体"/>
+                            <w:rFonts w:ascii="黑体" w:hAnsi="黑体" w:eastAsia="黑体"/>
                           </w:rPr>
                         </w:pPr>
                         <w:r>
                           <w:rPr>
-                            <w:rFonts w:ascii="黑体" w:eastAsia="黑体" w:hAnsi="黑体" w:hint="eastAsia"/>
+                            <w:rFonts w:hint="eastAsia" w:ascii="黑体" w:hAnsi="黑体" w:eastAsia="宋体"/>
                           </w:rPr>
-                          <w:t>买入</w:t>
+                          <w:t>買入</w:t>
                         </w:r>
                       </w:p>
                     </w:txbxContent>
@@ -765,13 +713,10 @@
         </mc:AlternateContent>
       </w:r>
       <w:r>
-        <w:rPr>
-          <w:noProof/>
-        </w:rPr>
         <mc:AlternateContent>
           <mc:Choice Requires="wpg">
             <w:drawing>
-              <wp:anchor distT="0" distB="0" distL="114300" distR="114300" simplePos="0" relativeHeight="251670528" behindDoc="0" locked="0" layoutInCell="1" allowOverlap="1" wp14:anchorId="12E82E2E" wp14:editId="70406077">
+              <wp:anchor distT="0" distB="0" distL="114300" distR="114300" simplePos="0" relativeHeight="251670528" behindDoc="0" locked="0" layoutInCell="1" allowOverlap="1">
                 <wp:simplePos x="0" y="0"/>
                 <wp:positionH relativeFrom="column">
                   <wp:posOffset>3175000</wp:posOffset>
@@ -845,9 +790,6 @@
                             </a:fontRef>
                           </wps:style>
                           <wps:bodyPr rot="0" spcFirstLastPara="0" vertOverflow="overflow" horzOverflow="overflow" vert="horz" wrap="square" lIns="91440" tIns="45720" rIns="91440" bIns="45720" numCol="1" spcCol="0" rtlCol="0" fromWordArt="0" anchor="ctr" anchorCtr="0" forceAA="0" compatLnSpc="1">
-                            <a:prstTxWarp prst="textNoShape">
-                              <a:avLst/>
-                            </a:prstTxWarp>
                             <a:noAutofit/>
                           </wps:bodyPr>
                         </wps:wsp>
@@ -931,9 +873,6 @@
                               </a:fontRef>
                             </wps:style>
                             <wps:bodyPr rot="0" spcFirstLastPara="0" vertOverflow="overflow" horzOverflow="overflow" vert="horz" wrap="square" lIns="91440" tIns="45720" rIns="91440" bIns="45720" numCol="1" spcCol="0" rtlCol="0" fromWordArt="0" anchor="ctr" anchorCtr="0" forceAA="0" compatLnSpc="1">
-                              <a:prstTxWarp prst="textNoShape">
-                                <a:avLst/>
-                              </a:prstTxWarp>
                               <a:noAutofit/>
                             </wps:bodyPr>
                           </wps:wsp>
@@ -975,22 +914,19 @@
                             <w:p>
                               <w:pPr>
                                 <w:rPr>
-                                  <w:rFonts w:ascii="黑体" w:eastAsia="黑体" w:hAnsi="黑体"/>
+                                  <w:rFonts w:ascii="黑体" w:hAnsi="黑体" w:eastAsia="黑体"/>
                                 </w:rPr>
                               </w:pPr>
                               <w:r>
                                 <w:rPr>
-                                  <w:rFonts w:ascii="黑体" w:eastAsia="黑体" w:hAnsi="黑体" w:hint="eastAsia"/>
+                                  <w:rFonts w:hint="eastAsia" w:ascii="黑体" w:hAnsi="黑体" w:eastAsia="宋体"/>
                                 </w:rPr>
-                                <w:t>卖出</w:t>
+                                <w:t>賣出</w:t>
                               </w:r>
                             </w:p>
                           </w:txbxContent>
                         </wps:txbx>
                         <wps:bodyPr rot="0" spcFirstLastPara="0" vertOverflow="overflow" horzOverflow="overflow" vert="horz" wrap="square" lIns="91440" tIns="45720" rIns="91440" bIns="45720" numCol="1" spcCol="0" rtlCol="0" fromWordArt="0" anchor="t" anchorCtr="0" forceAA="0" compatLnSpc="1">
-                          <a:prstTxWarp prst="textNoShape">
-                            <a:avLst/>
-                          </a:prstTxWarp>
                           <a:noAutofit/>
                         </wps:bodyPr>
                       </wps:wsp>
@@ -1002,30 +938,50 @@
           </mc:Choice>
           <mc:Fallback>
             <w:pict>
-              <v:group w14:anchorId="12E82E2E" id="组合 44" o:spid="_x0000_s1040" style="position:absolute;left:0;text-align:left;margin-left:250pt;margin-top:108.2pt;width:46pt;height:161.5pt;z-index:251670528" coordsize="5842,20510" o:gfxdata="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">
-                <v:group id="组合 23" o:spid="_x0000_s1041" style="position:absolute;left:1016;width:2413;height:17526" coordsize="2413,17526" o:gfxdata="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">
-                  <v:shape id="上箭头 24" o:spid="_x0000_s1042" type="#_x0000_t68" style="position:absolute;top:14668;width:2413;height:2858;rotation:180;visibility:visible;mso-wrap-style:square;v-text-anchor:middle" o:gfxdata="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" adj="12960" fillcolor="#00b050" stroked="f" strokeweight="1pt"/>
-                  <v:group id="组合 25" o:spid="_x0000_s1043" style="position:absolute;left:444;width:1651;height:14033" coordsize="1651,14033" o:gfxdata="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">
-                    <v:line id="直接连接符 26" o:spid="_x0000_s1044" style="position:absolute;flip:y;visibility:visible;mso-wrap-style:square" from="825,127" to="825,14033" o:connectortype="straight" o:gfxdata="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" strokecolor="#00b050" strokeweight="1.5pt">
-                      <v:stroke dashstyle="3 1" joinstyle="miter"/>
+              <v:group id="_x0000_s1026" o:spid="_x0000_s1026" o:spt="203" style="position:absolute;left:0pt;margin-left:250pt;margin-top:108.2pt;height:161.5pt;width:46pt;z-index:251670528;mso-width-relative:page;mso-height-relative:page;" coordsize="584200,2051050" o:gfxdata="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">
+                <o:lock v:ext="edit" aspectratio="f"/>
+                <v:group id="_x0000_s1026" o:spid="_x0000_s1026" o:spt="203" style="position:absolute;left:101600;top:0;height:1752600;width:241300;" coordsize="241300,1752600" o:gfxdata="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">
+                  <o:lock v:ext="edit" aspectratio="f"/>
+                  <v:shape id="_x0000_s1026" o:spid="_x0000_s1026" o:spt="68" type="#_x0000_t68" style="position:absolute;left:0;top:1466850;height:285750;width:241300;rotation:11796480f;v-text-anchor:middle;" fillcolor="#00B050" filled="t" stroked="f" coordsize="21600,21600" o:gfxdata="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" adj="12960,5400">
+                    <v:fill on="t" focussize="0,0"/>
+                    <v:stroke on="f" weight="1pt" miterlimit="8" joinstyle="miter"/>
+                    <v:imagedata o:title=""/>
+                    <o:lock v:ext="edit" aspectratio="f"/>
+                  </v:shape>
+                  <v:group id="_x0000_s1026" o:spid="_x0000_s1026" o:spt="203" style="position:absolute;left:44450;top:0;height:1403350;width:165100;" coordsize="165100,1403350" o:gfxdata="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">
+                    <o:lock v:ext="edit" aspectratio="f"/>
+                    <v:line id="_x0000_s1026" o:spid="_x0000_s1026" o:spt="20" style="position:absolute;left:82550;top:12700;flip:y;height:1390650;width:0;" filled="f" stroked="t" coordsize="21600,21600" o:gfxdata="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">
+                      <v:fill on="f" focussize="0,0"/>
+                      <v:stroke weight="1.5pt" color="#00B050 [3204]" miterlimit="8" joinstyle="miter" dashstyle="3 1"/>
+                      <v:imagedata o:title=""/>
+                      <o:lock v:ext="edit" aspectratio="f"/>
                     </v:line>
-                    <v:shape id="等腰三角形 27" o:spid="_x0000_s1045" type="#_x0000_t5" style="position:absolute;width:1651;height:1524;visibility:visible;mso-wrap-style:square;v-text-anchor:middle" o:gfxdata="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" fillcolor="#00b050" stroked="f" strokeweight="1pt"/>
+                    <v:shape id="_x0000_s1026" o:spid="_x0000_s1026" o:spt="5" type="#_x0000_t5" style="position:absolute;left:0;top:0;height:152400;width:165100;v-text-anchor:middle;" fillcolor="#00B050" filled="t" stroked="f" coordsize="21600,21600" o:gfxdata="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" adj="10800">
+                      <v:fill on="t" focussize="0,0"/>
+                      <v:stroke on="f" weight="1pt" miterlimit="8" joinstyle="miter"/>
+                      <v:imagedata o:title=""/>
+                      <o:lock v:ext="edit" aspectratio="f"/>
+                    </v:shape>
                   </v:group>
                 </v:group>
-                <v:shape id="文本框 40" o:spid="_x0000_s1046" type="#_x0000_t202" style="position:absolute;top:17653;width:5842;height:2857;visibility:visible;mso-wrap-style:square;v-text-anchor:top" o:gfxdata="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" filled="f" stroked="f" strokeweight=".5pt">
+                <v:shape id="_x0000_s1026" o:spid="_x0000_s1026" o:spt="202" type="#_x0000_t202" style="position:absolute;left:0;top:1765300;height:285750;width:584200;" filled="f" stroked="f" coordsize="21600,21600" o:gfxdata="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">
+                  <v:fill on="f" focussize="0,0"/>
+                  <v:stroke on="f" weight="0.5pt"/>
+                  <v:imagedata o:title=""/>
+                  <o:lock v:ext="edit" aspectratio="f"/>
                   <v:textbox>
                     <w:txbxContent>
                       <w:p>
                         <w:pPr>
                           <w:rPr>
-                            <w:rFonts w:ascii="黑体" w:eastAsia="黑体" w:hAnsi="黑体"/>
+                            <w:rFonts w:ascii="黑体" w:hAnsi="黑体" w:eastAsia="黑体"/>
                           </w:rPr>
                         </w:pPr>
                         <w:r>
                           <w:rPr>
-                            <w:rFonts w:ascii="黑体" w:eastAsia="黑体" w:hAnsi="黑体" w:hint="eastAsia"/>
+                            <w:rFonts w:hint="eastAsia" w:ascii="黑体" w:hAnsi="黑体" w:eastAsia="宋体"/>
                           </w:rPr>
-                          <w:t>卖出</w:t>
+                          <w:t>賣出</w:t>
                         </w:r>
                       </w:p>
                     </w:txbxContent>
@@ -1037,13 +993,10 @@
         </mc:AlternateContent>
       </w:r>
       <w:r>
-        <w:rPr>
-          <w:noProof/>
-        </w:rPr>
         <mc:AlternateContent>
           <mc:Choice Requires="wpg">
             <w:drawing>
-              <wp:anchor distT="0" distB="0" distL="114300" distR="114300" simplePos="0" relativeHeight="251664384" behindDoc="0" locked="0" layoutInCell="1" allowOverlap="1" wp14:anchorId="70C1B98D" wp14:editId="52F84E08">
+              <wp:anchor distT="0" distB="0" distL="114300" distR="114300" simplePos="0" relativeHeight="251664384" behindDoc="0" locked="0" layoutInCell="1" allowOverlap="1">
                 <wp:simplePos x="0" y="0"/>
                 <wp:positionH relativeFrom="column">
                   <wp:posOffset>1828800</wp:posOffset>
@@ -1117,9 +1070,6 @@
                             </a:fontRef>
                           </wps:style>
                           <wps:bodyPr rot="0" spcFirstLastPara="0" vertOverflow="overflow" horzOverflow="overflow" vert="horz" wrap="square" lIns="91440" tIns="45720" rIns="91440" bIns="45720" numCol="1" spcCol="0" rtlCol="0" fromWordArt="0" anchor="ctr" anchorCtr="0" forceAA="0" compatLnSpc="1">
-                            <a:prstTxWarp prst="textNoShape">
-                              <a:avLst/>
-                            </a:prstTxWarp>
                             <a:noAutofit/>
                           </wps:bodyPr>
                         </wps:wsp>
@@ -1203,9 +1153,6 @@
                               </a:fontRef>
                             </wps:style>
                             <wps:bodyPr rot="0" spcFirstLastPara="0" vertOverflow="overflow" horzOverflow="overflow" vert="horz" wrap="square" lIns="91440" tIns="45720" rIns="91440" bIns="45720" numCol="1" spcCol="0" rtlCol="0" fromWordArt="0" anchor="ctr" anchorCtr="0" forceAA="0" compatLnSpc="1">
-                              <a:prstTxWarp prst="textNoShape">
-                                <a:avLst/>
-                              </a:prstTxWarp>
                               <a:noAutofit/>
                             </wps:bodyPr>
                           </wps:wsp>
@@ -1249,22 +1196,19 @@
                             <w:p>
                               <w:pPr>
                                 <w:rPr>
-                                  <w:rFonts w:ascii="黑体" w:eastAsia="黑体" w:hAnsi="黑体"/>
+                                  <w:rFonts w:ascii="黑体" w:hAnsi="黑体" w:eastAsia="黑体"/>
                                 </w:rPr>
                               </w:pPr>
                               <w:r>
                                 <w:rPr>
-                                  <w:rFonts w:ascii="黑体" w:eastAsia="黑体" w:hAnsi="黑体" w:hint="eastAsia"/>
+                                  <w:rFonts w:hint="eastAsia" w:ascii="黑体" w:hAnsi="黑体" w:eastAsia="宋体"/>
                                 </w:rPr>
-                                <w:t>买入</w:t>
+                                <w:t>買入</w:t>
                               </w:r>
                             </w:p>
                           </w:txbxContent>
                         </wps:txbx>
                         <wps:bodyPr rot="0" spcFirstLastPara="0" vertOverflow="overflow" horzOverflow="overflow" vert="horz" wrap="square" lIns="91440" tIns="45720" rIns="91440" bIns="45720" numCol="1" spcCol="0" rtlCol="0" fromWordArt="0" anchor="t" anchorCtr="0" forceAA="0" compatLnSpc="1">
-                          <a:prstTxWarp prst="textNoShape">
-                            <a:avLst/>
-                          </a:prstTxWarp>
                           <a:noAutofit/>
                         </wps:bodyPr>
                       </wps:wsp>
@@ -1276,30 +1220,50 @@
           </mc:Choice>
           <mc:Fallback>
             <w:pict>
-              <v:group w14:anchorId="70C1B98D" id="组合 43" o:spid="_x0000_s1047" style="position:absolute;left:0;text-align:left;margin-left:2in;margin-top:148.2pt;width:46pt;height:160.5pt;z-index:251664384" coordsize="5842,20383" o:gfxdata="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">
-                <v:group id="组合 22" o:spid="_x0000_s1048" style="position:absolute;left:1079;width:2413;height:17526" coordsize="2413,17526" o:gfxdata="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">
-                  <v:shape id="上箭头 18" o:spid="_x0000_s1049" type="#_x0000_t68" style="position:absolute;top:14668;width:2413;height:2858;visibility:visible;mso-wrap-style:square;v-text-anchor:middle" o:gfxdata="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" adj="12960" fillcolor="red" stroked="f" strokeweight="1pt"/>
-                  <v:group id="组合 21" o:spid="_x0000_s1050" style="position:absolute;left:444;width:1651;height:14033" coordsize="1651,14033" o:gfxdata="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">
-                    <v:line id="直接连接符 19" o:spid="_x0000_s1051" style="position:absolute;flip:y;visibility:visible;mso-wrap-style:square" from="825,127" to="825,14033" o:connectortype="straight" o:gfxdata="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" strokecolor="red" strokeweight="1.5pt">
-                      <v:stroke dashstyle="3 1" joinstyle="miter"/>
+              <v:group id="_x0000_s1026" o:spid="_x0000_s1026" o:spt="203" style="position:absolute;left:0pt;margin-left:144pt;margin-top:148.2pt;height:160.5pt;width:46pt;z-index:251664384;mso-width-relative:page;mso-height-relative:page;" coordsize="584200,2038350" o:gfxdata="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">
+                <o:lock v:ext="edit" aspectratio="f"/>
+                <v:group id="_x0000_s1026" o:spid="_x0000_s1026" o:spt="203" style="position:absolute;left:107950;top:0;height:1752600;width:241300;" coordsize="241300,1752600" o:gfxdata="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">
+                  <o:lock v:ext="edit" aspectratio="f"/>
+                  <v:shape id="_x0000_s1026" o:spid="_x0000_s1026" o:spt="68" type="#_x0000_t68" style="position:absolute;left:0;top:1466850;height:285750;width:241300;v-text-anchor:middle;" fillcolor="#FF0000" filled="t" stroked="f" coordsize="21600,21600" o:gfxdata="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" adj="12960,5400">
+                    <v:fill on="t" focussize="0,0"/>
+                    <v:stroke on="f" weight="1pt" miterlimit="8" joinstyle="miter"/>
+                    <v:imagedata o:title=""/>
+                    <o:lock v:ext="edit" aspectratio="f"/>
+                  </v:shape>
+                  <v:group id="_x0000_s1026" o:spid="_x0000_s1026" o:spt="203" style="position:absolute;left:44450;top:0;height:1403350;width:165100;" coordsize="165100,1403350" o:gfxdata="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">
+                    <o:lock v:ext="edit" aspectratio="f"/>
+                    <v:line id="_x0000_s1026" o:spid="_x0000_s1026" o:spt="20" style="position:absolute;left:82550;top:12700;flip:y;height:1390650;width:0;" filled="f" stroked="t" coordsize="21600,21600" o:gfxdata="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">
+                      <v:fill on="f" focussize="0,0"/>
+                      <v:stroke weight="1.5pt" color="#FF0000 [3204]" miterlimit="8" joinstyle="miter" dashstyle="3 1"/>
+                      <v:imagedata o:title=""/>
+                      <o:lock v:ext="edit" aspectratio="f"/>
                     </v:line>
-                    <v:shape id="等腰三角形 20" o:spid="_x0000_s1052" type="#_x0000_t5" style="position:absolute;width:1651;height:1524;visibility:visible;mso-wrap-style:square;v-text-anchor:middle" o:gfxdata="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" fillcolor="red" stroked="f" strokeweight="1pt"/>
+                    <v:shape id="_x0000_s1026" o:spid="_x0000_s1026" o:spt="5" type="#_x0000_t5" style="position:absolute;left:0;top:0;height:152400;width:165100;v-text-anchor:middle;" fillcolor="#FF0000" filled="t" stroked="f" coordsize="21600,21600" o:gfxdata="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" adj="10800">
+                      <v:fill on="t" focussize="0,0"/>
+                      <v:stroke on="f" weight="1pt" miterlimit="8" joinstyle="miter"/>
+                      <v:imagedata o:title=""/>
+                      <o:lock v:ext="edit" aspectratio="f"/>
+                    </v:shape>
                   </v:group>
                 </v:group>
-                <v:shape id="文本框 38" o:spid="_x0000_s1053" type="#_x0000_t202" style="position:absolute;top:17526;width:5842;height:2857;visibility:visible;mso-wrap-style:square;v-text-anchor:top" o:gfxdata="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" fillcolor="white [3201]" stroked="f" strokeweight=".5pt">
+                <v:shape id="_x0000_s1026" o:spid="_x0000_s1026" o:spt="202" type="#_x0000_t202" style="position:absolute;left:0;top:1752600;height:285750;width:584200;" fillcolor="#FFFFFF [3201]" filled="t" stroked="f" coordsize="21600,21600" o:gfxdata="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">
+                  <v:fill on="t" focussize="0,0"/>
+                  <v:stroke on="f" weight="0.5pt"/>
+                  <v:imagedata o:title=""/>
+                  <o:lock v:ext="edit" aspectratio="f"/>
                   <v:textbox>
                     <w:txbxContent>
                       <w:p>
                         <w:pPr>
                           <w:rPr>
-                            <w:rFonts w:ascii="黑体" w:eastAsia="黑体" w:hAnsi="黑体"/>
+                            <w:rFonts w:ascii="黑体" w:hAnsi="黑体" w:eastAsia="黑体"/>
                           </w:rPr>
                         </w:pPr>
                         <w:r>
                           <w:rPr>
-                            <w:rFonts w:ascii="黑体" w:eastAsia="黑体" w:hAnsi="黑体" w:hint="eastAsia"/>
+                            <w:rFonts w:hint="eastAsia" w:ascii="黑体" w:hAnsi="黑体" w:eastAsia="宋体"/>
                           </w:rPr>
-                          <w:t>买入</w:t>
+                          <w:t>買入</w:t>
                         </w:r>
                       </w:p>
                     </w:txbxContent>
@@ -1312,8 +1276,8 @@
       </w:r>
       <w:r>
         <w:drawing>
-          <wp:inline distT="0" distB="0" distL="0" distR="0" wp14:anchorId="4AF5FC58" wp14:editId="59DE8EC3">
-            <wp:extent cx="5274310" cy="3542003"/>
+          <wp:inline distT="0" distB="0" distL="0" distR="0">
+            <wp:extent cx="5274310" cy="3541395"/>
             <wp:effectExtent l="0" t="0" r="2540" b="1905"/>
             <wp:docPr id="1" name="图片 1"/>
             <wp:cNvGraphicFramePr>
@@ -1323,11 +1287,13 @@
               <a:graphicData uri="http://schemas.openxmlformats.org/drawingml/2006/picture">
                 <pic:pic xmlns:pic="http://schemas.openxmlformats.org/drawingml/2006/picture">
                   <pic:nvPicPr>
-                    <pic:cNvPr id="1" name=""/>
-                    <pic:cNvPicPr/>
+                    <pic:cNvPr id="1" name="图片 1"/>
+                    <pic:cNvPicPr>
+                      <a:picLocks noChangeAspect="1"/>
+                    </pic:cNvPicPr>
                   </pic:nvPicPr>
                   <pic:blipFill>
-                    <a:blip r:embed="rId7"/>
+                    <a:blip r:embed="rId6"/>
                     <a:stretch>
                       <a:fillRect/>
                     </a:stretch>
@@ -1362,53 +1328,33 @@
       <w:pPr>
         <w:jc w:val="center"/>
         <w:rPr>
-          <w:rFonts w:ascii="黑体" w:eastAsia="黑体" w:hAnsi="黑体" w:hint="eastAsia"/>
+          <w:rFonts w:hint="eastAsia" w:ascii="黑体" w:hAnsi="黑体" w:eastAsia="黑体"/>
           <w:sz w:val="16"/>
         </w:rPr>
       </w:pPr>
       <w:r>
         <w:rPr>
-          <w:rFonts w:ascii="黑体" w:eastAsia="黑体" w:hAnsi="黑体"/>
+          <w:rFonts w:ascii="黑体" w:hAnsi="黑体" w:eastAsia="宋体"/>
           <w:sz w:val="20"/>
           <w:szCs w:val="24"/>
         </w:rPr>
-        <w:lastRenderedPageBreak/>
         <w:t>MACD</w:t>
       </w:r>
       <w:r>
         <w:rPr>
-          <w:rFonts w:ascii="黑体" w:eastAsia="黑体" w:hAnsi="黑体" w:hint="eastAsia"/>
+          <w:rFonts w:hint="eastAsia" w:ascii="黑体" w:hAnsi="黑体" w:eastAsia="宋体"/>
           <w:sz w:val="20"/>
           <w:szCs w:val="24"/>
         </w:rPr>
-        <w:t>指标</w:t>
-      </w:r>
-      <w:r>
-        <w:rPr>
-          <w:rFonts w:ascii="黑体" w:eastAsia="黑体" w:hAnsi="黑体" w:hint="eastAsia"/>
-          <w:sz w:val="20"/>
-          <w:szCs w:val="24"/>
-        </w:rPr>
-        <w:t>成功</w:t>
-      </w:r>
-      <w:r>
-        <w:rPr>
-          <w:rFonts w:ascii="黑体" w:eastAsia="黑体" w:hAnsi="黑体" w:hint="eastAsia"/>
-          <w:sz w:val="20"/>
-          <w:szCs w:val="24"/>
-        </w:rPr>
-        <w:t>案例</w:t>
+        <w:t>指標成功案例</w:t>
       </w:r>
     </w:p>
     <w:p>
       <w:r>
-        <w:rPr>
-          <w:noProof/>
-        </w:rPr>
         <mc:AlternateContent>
           <mc:Choice Requires="wpg">
             <w:drawing>
-              <wp:anchor distT="0" distB="0" distL="114300" distR="114300" simplePos="0" relativeHeight="251677696" behindDoc="0" locked="0" layoutInCell="1" allowOverlap="1" wp14:anchorId="57B2D13B" wp14:editId="0211A026">
+              <wp:anchor distT="0" distB="0" distL="114300" distR="114300" simplePos="0" relativeHeight="251677696" behindDoc="0" locked="0" layoutInCell="1" allowOverlap="1">
                 <wp:simplePos x="0" y="0"/>
                 <wp:positionH relativeFrom="column">
                   <wp:posOffset>1314450</wp:posOffset>
@@ -1482,9 +1428,6 @@
                             </a:fontRef>
                           </wps:style>
                           <wps:bodyPr rot="0" spcFirstLastPara="0" vertOverflow="overflow" horzOverflow="overflow" vert="horz" wrap="square" lIns="91440" tIns="45720" rIns="91440" bIns="45720" numCol="1" spcCol="0" rtlCol="0" fromWordArt="0" anchor="ctr" anchorCtr="0" forceAA="0" compatLnSpc="1">
-                            <a:prstTxWarp prst="textNoShape">
-                              <a:avLst/>
-                            </a:prstTxWarp>
                             <a:noAutofit/>
                           </wps:bodyPr>
                         </wps:wsp>
@@ -1568,9 +1511,6 @@
                               </a:fontRef>
                             </wps:style>
                             <wps:bodyPr rot="0" spcFirstLastPara="0" vertOverflow="overflow" horzOverflow="overflow" vert="horz" wrap="square" lIns="91440" tIns="45720" rIns="91440" bIns="45720" numCol="1" spcCol="0" rtlCol="0" fromWordArt="0" anchor="ctr" anchorCtr="0" forceAA="0" compatLnSpc="1">
-                              <a:prstTxWarp prst="textNoShape">
-                                <a:avLst/>
-                              </a:prstTxWarp>
                               <a:noAutofit/>
                             </wps:bodyPr>
                           </wps:wsp>
@@ -1612,60 +1552,74 @@
                             <w:p>
                               <w:pPr>
                                 <w:rPr>
-                                  <w:rFonts w:ascii="黑体" w:eastAsia="黑体" w:hAnsi="黑体"/>
+                                  <w:rFonts w:ascii="黑体" w:hAnsi="黑体" w:eastAsia="黑体"/>
                                 </w:rPr>
                               </w:pPr>
                               <w:r>
                                 <w:rPr>
-                                  <w:rFonts w:ascii="黑体" w:eastAsia="黑体" w:hAnsi="黑体" w:hint="eastAsia"/>
+                                  <w:rFonts w:hint="eastAsia" w:ascii="黑体" w:hAnsi="黑体" w:eastAsia="宋体"/>
                                 </w:rPr>
-                                <w:t>卖出</w:t>
+                                <w:t>賣出</w:t>
                               </w:r>
                             </w:p>
                           </w:txbxContent>
                         </wps:txbx>
                         <wps:bodyPr rot="0" spcFirstLastPara="0" vertOverflow="overflow" horzOverflow="overflow" vert="horz" wrap="square" lIns="91440" tIns="45720" rIns="91440" bIns="45720" numCol="1" spcCol="0" rtlCol="0" fromWordArt="0" anchor="t" anchorCtr="0" forceAA="0" compatLnSpc="1">
-                          <a:prstTxWarp prst="textNoShape">
-                            <a:avLst/>
-                          </a:prstTxWarp>
                           <a:noAutofit/>
                         </wps:bodyPr>
                       </wps:wsp>
                     </wpg:wgp>
                   </a:graphicData>
                 </a:graphic>
-                <wp14:sizeRelV relativeFrom="margin">
-                  <wp14:pctHeight>0</wp14:pctHeight>
-                </wp14:sizeRelV>
               </wp:anchor>
             </w:drawing>
           </mc:Choice>
           <mc:Fallback>
             <w:pict>
-              <v:group w14:anchorId="57B2D13B" id="组合 56" o:spid="_x0000_s1054" style="position:absolute;left:0;text-align:left;margin-left:103.5pt;margin-top:99.9pt;width:46pt;height:167.5pt;z-index:251677696;mso-height-relative:margin" coordorigin=",-762" coordsize="5842,21272" o:gfxdata="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">
-                <v:group id="组合 57" o:spid="_x0000_s1055" style="position:absolute;left:1016;top:-762;width:2413;height:18288" coordorigin=",-762" coordsize="2413,18288" o:gfxdata="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">
-                  <v:shape id="上箭头 58" o:spid="_x0000_s1056" type="#_x0000_t68" style="position:absolute;top:14668;width:2413;height:2858;rotation:180;visibility:visible;mso-wrap-style:square;v-text-anchor:middle" o:gfxdata="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" adj="12960" fillcolor="#00b050" stroked="f" strokeweight="1pt"/>
-                  <v:group id="组合 59" o:spid="_x0000_s1057" style="position:absolute;left:444;top:-762;width:1651;height:14033" coordorigin=",-762" coordsize="1651,14033" o:gfxdata="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">
-                    <v:line id="直接连接符 60" o:spid="_x0000_s1058" style="position:absolute;flip:y;visibility:visible;mso-wrap-style:square" from="825,-635" to="825,13271" o:connectortype="straight" o:gfxdata="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" strokecolor="#00b050" strokeweight="1.5pt">
-                      <v:stroke dashstyle="3 1" joinstyle="miter"/>
+              <v:group id="_x0000_s1026" o:spid="_x0000_s1026" o:spt="203" style="position:absolute;left:0pt;margin-left:103.5pt;margin-top:99.9pt;height:167.5pt;width:46pt;z-index:251677696;mso-width-relative:page;mso-height-relative:page;" coordorigin="0,-76200" coordsize="584200,2127250" o:gfxdata="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">
+                <o:lock v:ext="edit" aspectratio="f"/>
+                <v:group id="_x0000_s1026" o:spid="_x0000_s1026" o:spt="203" style="position:absolute;left:101600;top:-76200;height:1828800;width:241300;" coordorigin="0,-76200" coordsize="241300,1828800" o:gfxdata="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">
+                  <o:lock v:ext="edit" aspectratio="f"/>
+                  <v:shape id="_x0000_s1026" o:spid="_x0000_s1026" o:spt="68" type="#_x0000_t68" style="position:absolute;left:0;top:1466850;height:285750;width:241300;rotation:11796480f;v-text-anchor:middle;" fillcolor="#00B050" filled="t" stroked="f" coordsize="21600,21600" o:gfxdata="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" adj="12960,5400">
+                    <v:fill on="t" focussize="0,0"/>
+                    <v:stroke on="f" weight="1pt" miterlimit="8" joinstyle="miter"/>
+                    <v:imagedata o:title=""/>
+                    <o:lock v:ext="edit" aspectratio="f"/>
+                  </v:shape>
+                  <v:group id="_x0000_s1026" o:spid="_x0000_s1026" o:spt="203" style="position:absolute;left:44450;top:-76200;height:1403350;width:165100;" coordorigin="0,-76200" coordsize="165100,1403350" o:gfxdata="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">
+                    <o:lock v:ext="edit" aspectratio="f"/>
+                    <v:line id="_x0000_s1026" o:spid="_x0000_s1026" o:spt="20" style="position:absolute;left:82550;top:-63500;flip:y;height:1390650;width:0;" filled="f" stroked="t" coordsize="21600,21600" o:gfxdata="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">
+                      <v:fill on="f" focussize="0,0"/>
+                      <v:stroke weight="1.5pt" color="#00B050 [3204]" miterlimit="8" joinstyle="miter" dashstyle="3 1"/>
+                      <v:imagedata o:title=""/>
+                      <o:lock v:ext="edit" aspectratio="f"/>
                     </v:line>
-                    <v:shape id="等腰三角形 61" o:spid="_x0000_s1059" type="#_x0000_t5" style="position:absolute;top:-762;width:1651;height:1524;visibility:visible;mso-wrap-style:square;v-text-anchor:middle" o:gfxdata="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" fillcolor="#00b050" stroked="f" strokeweight="1pt"/>
+                    <v:shape id="_x0000_s1026" o:spid="_x0000_s1026" o:spt="5" type="#_x0000_t5" style="position:absolute;left:0;top:-76200;height:152400;width:165100;v-text-anchor:middle;" fillcolor="#00B050" filled="t" stroked="f" coordsize="21600,21600" o:gfxdata="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" adj="10800">
+                      <v:fill on="t" focussize="0,0"/>
+                      <v:stroke on="f" weight="1pt" miterlimit="8" joinstyle="miter"/>
+                      <v:imagedata o:title=""/>
+                      <o:lock v:ext="edit" aspectratio="f"/>
+                    </v:shape>
                   </v:group>
                 </v:group>
-                <v:shape id="文本框 62" o:spid="_x0000_s1060" type="#_x0000_t202" style="position:absolute;top:17653;width:5842;height:2857;visibility:visible;mso-wrap-style:square;v-text-anchor:top" o:gfxdata="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" filled="f" stroked="f" strokeweight=".5pt">
+                <v:shape id="_x0000_s1026" o:spid="_x0000_s1026" o:spt="202" type="#_x0000_t202" style="position:absolute;left:0;top:1765300;height:285750;width:584200;" filled="f" stroked="f" coordsize="21600,21600" o:gfxdata="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">
+                  <v:fill on="f" focussize="0,0"/>
+                  <v:stroke on="f" weight="0.5pt"/>
+                  <v:imagedata o:title=""/>
+                  <o:lock v:ext="edit" aspectratio="f"/>
                   <v:textbox>
                     <w:txbxContent>
                       <w:p>
                         <w:pPr>
                           <w:rPr>
-                            <w:rFonts w:ascii="黑体" w:eastAsia="黑体" w:hAnsi="黑体"/>
+                            <w:rFonts w:ascii="黑体" w:hAnsi="黑体" w:eastAsia="黑体"/>
                           </w:rPr>
                         </w:pPr>
                         <w:r>
                           <w:rPr>
-                            <w:rFonts w:ascii="黑体" w:eastAsia="黑体" w:hAnsi="黑体" w:hint="eastAsia"/>
+                            <w:rFonts w:hint="eastAsia" w:ascii="黑体" w:hAnsi="黑体" w:eastAsia="宋体"/>
                           </w:rPr>
-                          <w:t>卖出</w:t>
+                          <w:t>賣出</w:t>
                         </w:r>
                       </w:p>
                     </w:txbxContent>
@@ -1677,13 +1631,10 @@
         </mc:AlternateContent>
       </w:r>
       <w:r>
-        <w:rPr>
-          <w:noProof/>
-        </w:rPr>
         <mc:AlternateContent>
           <mc:Choice Requires="wpg">
             <w:drawing>
-              <wp:anchor distT="0" distB="0" distL="114300" distR="114300" simplePos="0" relativeHeight="251675648" behindDoc="0" locked="0" layoutInCell="1" allowOverlap="1" wp14:anchorId="67424442" wp14:editId="7441849F">
+              <wp:anchor distT="0" distB="0" distL="114300" distR="114300" simplePos="0" relativeHeight="251675648" behindDoc="0" locked="0" layoutInCell="1" allowOverlap="1">
                 <wp:simplePos x="0" y="0"/>
                 <wp:positionH relativeFrom="column">
                   <wp:posOffset>349250</wp:posOffset>
@@ -1757,9 +1708,6 @@
                             </a:fontRef>
                           </wps:style>
                           <wps:bodyPr rot="0" spcFirstLastPara="0" vertOverflow="overflow" horzOverflow="overflow" vert="horz" wrap="square" lIns="91440" tIns="45720" rIns="91440" bIns="45720" numCol="1" spcCol="0" rtlCol="0" fromWordArt="0" anchor="ctr" anchorCtr="0" forceAA="0" compatLnSpc="1">
-                            <a:prstTxWarp prst="textNoShape">
-                              <a:avLst/>
-                            </a:prstTxWarp>
                             <a:noAutofit/>
                           </wps:bodyPr>
                         </wps:wsp>
@@ -1843,9 +1791,6 @@
                               </a:fontRef>
                             </wps:style>
                             <wps:bodyPr rot="0" spcFirstLastPara="0" vertOverflow="overflow" horzOverflow="overflow" vert="horz" wrap="square" lIns="91440" tIns="45720" rIns="91440" bIns="45720" numCol="1" spcCol="0" rtlCol="0" fromWordArt="0" anchor="ctr" anchorCtr="0" forceAA="0" compatLnSpc="1">
-                              <a:prstTxWarp prst="textNoShape">
-                                <a:avLst/>
-                              </a:prstTxWarp>
                               <a:noAutofit/>
                             </wps:bodyPr>
                           </wps:wsp>
@@ -1887,60 +1832,74 @@
                             <w:p>
                               <w:pPr>
                                 <w:rPr>
-                                  <w:rFonts w:ascii="黑体" w:eastAsia="黑体" w:hAnsi="黑体"/>
+                                  <w:rFonts w:ascii="黑体" w:hAnsi="黑体" w:eastAsia="黑体"/>
                                 </w:rPr>
                               </w:pPr>
                               <w:r>
                                 <w:rPr>
-                                  <w:rFonts w:ascii="黑体" w:eastAsia="黑体" w:hAnsi="黑体" w:hint="eastAsia"/>
+                                  <w:rFonts w:hint="eastAsia" w:ascii="黑体" w:hAnsi="黑体" w:eastAsia="宋体"/>
                                 </w:rPr>
-                                <w:t>买入</w:t>
+                                <w:t>買入</w:t>
                               </w:r>
                             </w:p>
                           </w:txbxContent>
                         </wps:txbx>
                         <wps:bodyPr rot="0" spcFirstLastPara="0" vertOverflow="overflow" horzOverflow="overflow" vert="horz" wrap="square" lIns="91440" tIns="45720" rIns="91440" bIns="45720" numCol="1" spcCol="0" rtlCol="0" fromWordArt="0" anchor="t" anchorCtr="0" forceAA="0" compatLnSpc="1">
-                          <a:prstTxWarp prst="textNoShape">
-                            <a:avLst/>
-                          </a:prstTxWarp>
                           <a:noAutofit/>
                         </wps:bodyPr>
                       </wps:wsp>
                     </wpg:wgp>
                   </a:graphicData>
                 </a:graphic>
-                <wp14:sizeRelV relativeFrom="margin">
-                  <wp14:pctHeight>0</wp14:pctHeight>
-                </wp14:sizeRelV>
               </wp:anchor>
             </w:drawing>
           </mc:Choice>
           <mc:Fallback>
             <w:pict>
-              <v:group w14:anchorId="67424442" id="组合 49" o:spid="_x0000_s1061" style="position:absolute;left:0;text-align:left;margin-left:27.5pt;margin-top:99.9pt;width:46pt;height:196.5pt;z-index:251675648;mso-height-relative:margin" coordorigin=",-4572" coordsize="5842,24955" o:gfxdata="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">
-                <v:group id="组合 50" o:spid="_x0000_s1062" style="position:absolute;left:1079;top:-4572;width:2413;height:22098" coordorigin=",-4572" coordsize="2413,22098" o:gfxdata="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">
-                  <v:shape id="上箭头 51" o:spid="_x0000_s1063" type="#_x0000_t68" style="position:absolute;top:14668;width:2413;height:2858;visibility:visible;mso-wrap-style:square;v-text-anchor:middle" o:gfxdata="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" adj="12960" fillcolor="red" stroked="f" strokeweight="1pt"/>
-                  <v:group id="组合 52" o:spid="_x0000_s1064" style="position:absolute;left:444;top:-4572;width:1651;height:17907" coordorigin=",-4572" coordsize="1651,17907" o:gfxdata="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">
-                    <v:line id="直接连接符 53" o:spid="_x0000_s1065" style="position:absolute;flip:y;visibility:visible;mso-wrap-style:square" from="825,-4445" to="825,13335" o:connectortype="straight" o:gfxdata="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" strokecolor="red" strokeweight="1.5pt">
-                      <v:stroke dashstyle="3 1" joinstyle="miter"/>
+              <v:group id="_x0000_s1026" o:spid="_x0000_s1026" o:spt="203" style="position:absolute;left:0pt;margin-left:27.5pt;margin-top:99.9pt;height:196.5pt;width:46pt;z-index:251675648;mso-width-relative:page;mso-height-relative:page;" coordorigin="0,-457200" coordsize="584200,2495550" o:gfxdata="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">
+                <o:lock v:ext="edit" aspectratio="f"/>
+                <v:group id="_x0000_s1026" o:spid="_x0000_s1026" o:spt="203" style="position:absolute;left:107950;top:-457200;height:2209800;width:241300;" coordorigin="0,-457200" coordsize="241300,2209800" o:gfxdata="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">
+                  <o:lock v:ext="edit" aspectratio="f"/>
+                  <v:shape id="_x0000_s1026" o:spid="_x0000_s1026" o:spt="68" type="#_x0000_t68" style="position:absolute;left:0;top:1466850;height:285750;width:241300;v-text-anchor:middle;" fillcolor="#FF0000" filled="t" stroked="f" coordsize="21600,21600" o:gfxdata="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" adj="12960,5400">
+                    <v:fill on="t" focussize="0,0"/>
+                    <v:stroke on="f" weight="1pt" miterlimit="8" joinstyle="miter"/>
+                    <v:imagedata o:title=""/>
+                    <o:lock v:ext="edit" aspectratio="f"/>
+                  </v:shape>
+                  <v:group id="_x0000_s1026" o:spid="_x0000_s1026" o:spt="203" style="position:absolute;left:44450;top:-457200;height:1790700;width:165100;" coordorigin="0,-457200" coordsize="165100,1790700" o:gfxdata="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">
+                    <o:lock v:ext="edit" aspectratio="f"/>
+                    <v:line id="_x0000_s1026" o:spid="_x0000_s1026" o:spt="20" style="position:absolute;left:82550;top:-444500;flip:y;height:1778000;width:0;" filled="f" stroked="t" coordsize="21600,21600" o:gfxdata="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">
+                      <v:fill on="f" focussize="0,0"/>
+                      <v:stroke weight="1.5pt" color="#FF0000 [3204]" miterlimit="8" joinstyle="miter" dashstyle="3 1"/>
+                      <v:imagedata o:title=""/>
+                      <o:lock v:ext="edit" aspectratio="f"/>
                     </v:line>
-                    <v:shape id="等腰三角形 54" o:spid="_x0000_s1066" type="#_x0000_t5" style="position:absolute;top:-4572;width:1651;height:1524;visibility:visible;mso-wrap-style:square;v-text-anchor:middle" o:gfxdata="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" fillcolor="red" stroked="f" strokeweight="1pt"/>
+                    <v:shape id="_x0000_s1026" o:spid="_x0000_s1026" o:spt="5" type="#_x0000_t5" style="position:absolute;left:0;top:-457200;height:152400;width:165100;v-text-anchor:middle;" fillcolor="#FF0000" filled="t" stroked="f" coordsize="21600,21600" o:gfxdata="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" adj="10800">
+                      <v:fill on="t" focussize="0,0"/>
+                      <v:stroke on="f" weight="1pt" miterlimit="8" joinstyle="miter"/>
+                      <v:imagedata o:title=""/>
+                      <o:lock v:ext="edit" aspectratio="f"/>
+                    </v:shape>
                   </v:group>
                 </v:group>
-                <v:shape id="文本框 55" o:spid="_x0000_s1067" type="#_x0000_t202" style="position:absolute;top:17526;width:5842;height:2857;visibility:visible;mso-wrap-style:square;v-text-anchor:top" o:gfxdata="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" filled="f" stroked="f" strokeweight=".5pt">
+                <v:shape id="_x0000_s1026" o:spid="_x0000_s1026" o:spt="202" type="#_x0000_t202" style="position:absolute;left:0;top:1752600;height:285750;width:584200;" filled="f" stroked="f" coordsize="21600,21600" o:gfxdata="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">
+                  <v:fill on="f" focussize="0,0"/>
+                  <v:stroke on="f" weight="0.5pt"/>
+                  <v:imagedata o:title=""/>
+                  <o:lock v:ext="edit" aspectratio="f"/>
                   <v:textbox>
                     <w:txbxContent>
                       <w:p>
                         <w:pPr>
                           <w:rPr>
-                            <w:rFonts w:ascii="黑体" w:eastAsia="黑体" w:hAnsi="黑体"/>
+                            <w:rFonts w:ascii="黑体" w:hAnsi="黑体" w:eastAsia="黑体"/>
                           </w:rPr>
                         </w:pPr>
                         <w:r>
                           <w:rPr>
-                            <w:rFonts w:ascii="黑体" w:eastAsia="黑体" w:hAnsi="黑体" w:hint="eastAsia"/>
+                            <w:rFonts w:hint="eastAsia" w:ascii="黑体" w:hAnsi="黑体" w:eastAsia="宋体"/>
                           </w:rPr>
-                          <w:t>买入</w:t>
+                          <w:t>買入</w:t>
                         </w:r>
                       </w:p>
                     </w:txbxContent>
@@ -1953,7 +1912,7 @@
       </w:r>
       <w:r>
         <w:drawing>
-          <wp:inline distT="0" distB="0" distL="0" distR="0" wp14:anchorId="02BF264D" wp14:editId="2C091B52">
+          <wp:inline distT="0" distB="0" distL="0" distR="0">
             <wp:extent cx="5274310" cy="3545205"/>
             <wp:effectExtent l="0" t="0" r="2540" b="0"/>
             <wp:docPr id="48" name="图片 48"/>
@@ -1964,11 +1923,13 @@
               <a:graphicData uri="http://schemas.openxmlformats.org/drawingml/2006/picture">
                 <pic:pic xmlns:pic="http://schemas.openxmlformats.org/drawingml/2006/picture">
                   <pic:nvPicPr>
-                    <pic:cNvPr id="1" name=""/>
-                    <pic:cNvPicPr/>
+                    <pic:cNvPr id="48" name="图片 48"/>
+                    <pic:cNvPicPr>
+                      <a:picLocks noChangeAspect="1"/>
+                    </pic:cNvPicPr>
                   </pic:nvPicPr>
                   <pic:blipFill>
-                    <a:blip r:embed="rId8"/>
+                    <a:blip r:embed="rId7"/>
                     <a:stretch>
                       <a:fillRect/>
                     </a:stretch>
@@ -1994,7 +1955,7 @@
       <w:pPr>
         <w:jc w:val="left"/>
         <w:rPr>
-          <w:rFonts w:ascii="黑体" w:eastAsia="黑体" w:hAnsi="黑体"/>
+          <w:rFonts w:ascii="黑体" w:hAnsi="黑体" w:eastAsia="黑体"/>
           <w:sz w:val="24"/>
           <w:szCs w:val="24"/>
         </w:rPr>
@@ -2004,43 +1965,27 @@
       <w:pPr>
         <w:jc w:val="left"/>
         <w:rPr>
-          <w:rFonts w:ascii="黑体" w:eastAsia="黑体" w:hAnsi="黑体"/>
+          <w:rFonts w:ascii="黑体" w:hAnsi="黑体" w:eastAsia="黑体"/>
           <w:sz w:val="24"/>
           <w:szCs w:val="24"/>
         </w:rPr>
       </w:pPr>
       <w:r>
         <w:rPr>
-          <w:rFonts w:ascii="黑体" w:eastAsia="黑体" w:hAnsi="黑体" w:hint="eastAsia"/>
+          <w:rFonts w:hint="eastAsia" w:ascii="黑体" w:hAnsi="黑体" w:eastAsia="宋体"/>
           <w:sz w:val="24"/>
           <w:szCs w:val="24"/>
         </w:rPr>
-        <w:t>二</w:t>
-      </w:r>
-      <w:r>
-        <w:rPr>
-          <w:rFonts w:ascii="黑体" w:eastAsia="黑体" w:hAnsi="黑体" w:hint="eastAsia"/>
-          <w:sz w:val="24"/>
-          <w:szCs w:val="24"/>
-        </w:rPr>
-        <w:t>、</w:t>
-      </w:r>
-      <w:r>
-        <w:rPr>
-          <w:rFonts w:ascii="黑体" w:eastAsia="黑体" w:hAnsi="黑体" w:hint="eastAsia"/>
-          <w:sz w:val="24"/>
-          <w:szCs w:val="24"/>
-        </w:rPr>
-        <w:t>RSI指标</w:t>
+        <w:t>二、RSI指標</w:t>
       </w:r>
     </w:p>
     <w:p>
       <w:pPr>
-        <w:pStyle w:val="md-end-block"/>
+        <w:pStyle w:val="11"/>
         <w:spacing w:before="192" w:beforeAutospacing="0" w:after="192" w:afterAutospacing="0"/>
         <w:ind w:firstLine="420"/>
         <w:rPr>
-          <w:rFonts w:ascii="黑体" w:eastAsia="黑体" w:hAnsi="黑体" w:cstheme="minorBidi"/>
+          <w:rFonts w:ascii="黑体" w:hAnsi="黑体" w:eastAsia="黑体" w:cstheme="minorBidi"/>
           <w:kern w:val="2"/>
           <w:sz w:val="21"/>
           <w:szCs w:val="22"/>
@@ -2048,95 +1993,23 @@
       </w:pPr>
       <w:r>
         <w:rPr>
-          <w:rFonts w:ascii="黑体" w:eastAsia="黑体" w:hAnsi="黑体" w:cstheme="minorBidi"/>
+          <w:rFonts w:ascii="黑体" w:hAnsi="黑体" w:eastAsia="宋体" w:cstheme="minorBidi"/>
           <w:kern w:val="2"/>
           <w:sz w:val="21"/>
           <w:szCs w:val="22"/>
         </w:rPr>
-        <w:t>Relative Strength Index相对强弱指数，原始采用14天以来上涨的幅度除以下跌的幅度，是用涨跌幅计算的技术指标，RSI指标用来描述市场买卖的人气，假设有100人购买某商品，若有50人购买价格上涨概率高；相反如果超过50人卖出下跌概率高，因此指标介于0-100间，通常上界下界设在</w:t>
-      </w:r>
-      <w:r>
-        <w:rPr>
-          <w:rFonts w:ascii="黑体" w:eastAsia="黑体" w:hAnsi="黑体" w:cstheme="minorBidi"/>
-          <w:kern w:val="2"/>
-          <w:sz w:val="21"/>
-          <w:szCs w:val="22"/>
-        </w:rPr>
-        <w:t>2</w:t>
-      </w:r>
-      <w:r>
-        <w:rPr>
-          <w:rFonts w:ascii="黑体" w:eastAsia="黑体" w:hAnsi="黑体" w:cstheme="minorBidi"/>
-          <w:kern w:val="2"/>
-          <w:sz w:val="21"/>
-          <w:szCs w:val="22"/>
-        </w:rPr>
-        <w:t>0-</w:t>
-      </w:r>
-      <w:r>
-        <w:rPr>
-          <w:rFonts w:ascii="黑体" w:eastAsia="黑体" w:hAnsi="黑体" w:cstheme="minorBidi"/>
-          <w:kern w:val="2"/>
-          <w:sz w:val="21"/>
-          <w:szCs w:val="22"/>
-        </w:rPr>
-        <w:t>8</w:t>
-      </w:r>
-      <w:r>
-        <w:rPr>
-          <w:rFonts w:ascii="黑体" w:eastAsia="黑体" w:hAnsi="黑体" w:cstheme="minorBidi"/>
-          <w:kern w:val="2"/>
-          <w:sz w:val="21"/>
-          <w:szCs w:val="22"/>
-        </w:rPr>
-        <w:t>0间，当指标低于</w:t>
-      </w:r>
-      <w:r>
-        <w:rPr>
-          <w:rFonts w:ascii="黑体" w:eastAsia="黑体" w:hAnsi="黑体" w:cstheme="minorBidi"/>
-          <w:kern w:val="2"/>
-          <w:sz w:val="21"/>
-          <w:szCs w:val="22"/>
-        </w:rPr>
-        <w:t>2</w:t>
-      </w:r>
-      <w:r>
-        <w:rPr>
-          <w:rFonts w:ascii="黑体" w:eastAsia="黑体" w:hAnsi="黑体" w:cstheme="minorBidi"/>
-          <w:kern w:val="2"/>
-          <w:sz w:val="21"/>
-          <w:szCs w:val="22"/>
-        </w:rPr>
-        <w:t>0表示市场处于卖超状态，回升概率高；当指标高于</w:t>
-      </w:r>
-      <w:r>
-        <w:rPr>
-          <w:rFonts w:ascii="黑体" w:eastAsia="黑体" w:hAnsi="黑体" w:cstheme="minorBidi"/>
-          <w:kern w:val="2"/>
-          <w:sz w:val="21"/>
-          <w:szCs w:val="22"/>
-        </w:rPr>
-        <w:t>8</w:t>
-      </w:r>
-      <w:r>
-        <w:rPr>
-          <w:rFonts w:ascii="黑体" w:eastAsia="黑体" w:hAnsi="黑体" w:cstheme="minorBidi"/>
-          <w:kern w:val="2"/>
-          <w:sz w:val="21"/>
-          <w:szCs w:val="22"/>
-        </w:rPr>
-        <w:t>0表示市场处于买超状态，回落概率高。缺点是在持续上涨时高档容易钝化，反应不灵敏，下跌也一样，容易发生过早出场。此指标识别趋势能力较差，宽幅震荡效果好，策略上可以注意趋势形成后如何取舍RSI指标的参考性。</w:t>
+        <w:t>Relative Strength Index相對強弱指數，原始採用14天以來上漲的幅度除以下跌的幅度，是用漲跌幅計算的技術指標，RSI指標用來描述市場買賣的人氣，假設有100人購買某商品，若有50人購買價格上漲概率高；相反如果超過50人賣出下跌概率高，因此指標介於0-100間，通常上界下界設在20-80間，當指標低於20表示市場處於賣超狀態，回升概率高；當指標高於80表示市場處於買超狀態，回落概率高。缺點是在持續上漲時高檔容易鈍化，反應不靈敏，下跌也一樣，容易發生過早出場。此指標識別趨勢能力較差，寬幅震盪效果好，策略上可以注意趨勢形成後如何取捨RSI指標的參考性。</w:t>
       </w:r>
     </w:p>
     <w:p>
       <w:pPr>
         <w:rPr>
-          <w:rFonts w:ascii="黑体" w:eastAsia="黑体" w:hAnsi="黑体" w:hint="eastAsia"/>
+          <w:rFonts w:hint="eastAsia" w:ascii="黑体" w:hAnsi="黑体" w:eastAsia="黑体"/>
         </w:rPr>
       </w:pPr>
       <w:r>
         <w:rPr>
-          <w:rFonts w:ascii="黑体" w:eastAsia="黑体" w:hAnsi="黑体" w:hint="eastAsia"/>
+          <w:rFonts w:hint="eastAsia" w:ascii="黑体" w:hAnsi="黑体" w:eastAsia="宋体"/>
         </w:rPr>
         <w:t>使用方式：</w:t>
       </w:r>
@@ -2145,114 +2018,68 @@
       <w:pPr>
         <w:ind w:firstLine="420"/>
         <w:rPr>
-          <w:rFonts w:ascii="黑体" w:eastAsia="黑体" w:hAnsi="黑体" w:hint="eastAsia"/>
+          <w:rFonts w:hint="eastAsia" w:ascii="黑体" w:hAnsi="黑体" w:eastAsia="黑体"/>
         </w:rPr>
       </w:pPr>
       <w:r>
         <w:rPr>
-          <w:rFonts w:ascii="黑体" w:eastAsia="黑体" w:hAnsi="黑体" w:hint="eastAsia"/>
-        </w:rPr>
-        <w:t>指标低于</w:t>
-      </w:r>
-      <w:r>
-        <w:rPr>
-          <w:rFonts w:ascii="黑体" w:eastAsia="黑体" w:hAnsi="黑体" w:hint="eastAsia"/>
-        </w:rPr>
-        <w:t>2</w:t>
-      </w:r>
-      <w:r>
-        <w:rPr>
-          <w:rFonts w:ascii="黑体" w:eastAsia="黑体" w:hAnsi="黑体" w:hint="eastAsia"/>
-        </w:rPr>
-        <w:t>0考虑做多；高于</w:t>
-      </w:r>
-      <w:r>
-        <w:rPr>
-          <w:rFonts w:ascii="黑体" w:eastAsia="黑体" w:hAnsi="黑体" w:hint="eastAsia"/>
-        </w:rPr>
-        <w:t>8</w:t>
-      </w:r>
-      <w:r>
-        <w:rPr>
-          <w:rFonts w:ascii="黑体" w:eastAsia="黑体" w:hAnsi="黑体" w:hint="eastAsia"/>
-        </w:rPr>
-        <w:t>0考虑卖出。</w:t>
+          <w:rFonts w:hint="eastAsia" w:ascii="黑体" w:hAnsi="黑体" w:eastAsia="宋体"/>
+        </w:rPr>
+        <w:t>指標低於20考慮做多；高於80考慮賣出。</w:t>
       </w:r>
     </w:p>
     <w:p>
       <w:pPr>
         <w:ind w:firstLine="420"/>
         <w:rPr>
-          <w:rFonts w:ascii="黑体" w:eastAsia="黑体" w:hAnsi="黑体"/>
+          <w:rFonts w:ascii="黑体" w:hAnsi="黑体" w:eastAsia="黑体"/>
         </w:rPr>
       </w:pPr>
       <w:r>
         <w:rPr>
-          <w:rFonts w:ascii="黑体" w:eastAsia="黑体" w:hAnsi="黑体" w:hint="eastAsia"/>
-        </w:rPr>
-        <w:t>背离（指标上升股价下跌；指标下跌股价上升）时需特别留意，行情可能出现反转。</w:t>
+          <w:rFonts w:hint="eastAsia" w:ascii="黑体" w:hAnsi="黑体" w:eastAsia="宋体"/>
+        </w:rPr>
+        <w:t>背離（指標上升股價下跌；指標下跌股價上升）時需特別留意，行情可能出現反轉。</w:t>
       </w:r>
     </w:p>
     <w:p>
       <w:pPr>
         <w:rPr>
-          <w:rFonts w:ascii="黑体" w:eastAsia="黑体" w:hAnsi="黑体"/>
+          <w:rFonts w:ascii="黑体" w:hAnsi="黑体" w:eastAsia="黑体"/>
         </w:rPr>
       </w:pPr>
       <w:r>
         <w:rPr>
-          <w:rFonts w:ascii="黑体" w:eastAsia="黑体" w:hAnsi="黑体" w:hint="eastAsia"/>
-        </w:rPr>
-        <w:t>指标</w:t>
-      </w:r>
-      <w:r>
-        <w:rPr>
-          <w:rFonts w:ascii="黑体" w:eastAsia="黑体" w:hAnsi="黑体" w:hint="eastAsia"/>
-        </w:rPr>
-        <w:t>缺点：</w:t>
+          <w:rFonts w:hint="eastAsia" w:ascii="黑体" w:hAnsi="黑体" w:eastAsia="宋体"/>
+        </w:rPr>
+        <w:t>指標缺點：</w:t>
       </w:r>
     </w:p>
     <w:p>
       <w:pPr>
         <w:rPr>
-          <w:rFonts w:ascii="黑体" w:eastAsia="黑体" w:hAnsi="黑体" w:cs="Helvetica"/>
+          <w:rFonts w:ascii="黑体" w:hAnsi="黑体" w:eastAsia="黑体" w:cs="Helvetica"/>
           <w:color w:val="333333"/>
           <w:shd w:val="clear" w:color="auto" w:fill="FFFFFF"/>
         </w:rPr>
       </w:pPr>
       <w:r>
         <w:rPr>
-          <w:rFonts w:ascii="黑体" w:eastAsia="黑体" w:hAnsi="黑体"/>
+          <w:rFonts w:ascii="黑体" w:hAnsi="黑体" w:eastAsia="黑体"/>
         </w:rPr>
         <w:tab/>
       </w:r>
       <w:r>
         <w:rPr>
-          <w:rFonts w:ascii="黑体" w:eastAsia="黑体" w:hAnsi="黑体" w:cs="Helvetica" w:hint="eastAsia"/>
+          <w:rFonts w:hint="eastAsia" w:ascii="黑体" w:hAnsi="黑体" w:eastAsia="宋体" w:cs="Helvetica"/>
           <w:color w:val="333333"/>
           <w:shd w:val="clear" w:color="auto" w:fill="FFFFFF"/>
         </w:rPr>
-        <w:t>高</w:t>
-      </w:r>
-      <w:r>
-        <w:rPr>
-          <w:rFonts w:ascii="黑体" w:eastAsia="黑体" w:hAnsi="黑体" w:cs="Helvetica" w:hint="eastAsia"/>
-          <w:color w:val="333333"/>
-          <w:shd w:val="clear" w:color="auto" w:fill="FFFFFF"/>
-        </w:rPr>
-        <w:t>低</w:t>
-      </w:r>
-      <w:r>
-        <w:rPr>
-          <w:rFonts w:ascii="黑体" w:eastAsia="黑体" w:hAnsi="黑体" w:cs="Helvetica" w:hint="eastAsia"/>
-          <w:color w:val="333333"/>
-          <w:shd w:val="clear" w:color="auto" w:fill="FFFFFF"/>
-        </w:rPr>
-        <w:t>档容易钝化，反应不灵敏</w:t>
-      </w:r>
-      <w:r>
-        <w:rPr>
-          <w:rFonts w:ascii="黑体" w:eastAsia="黑体" w:hAnsi="黑体" w:cs="Helvetica"/>
+        <w:t>高低檔容易鈍化，反應不靈敏</w:t>
+      </w:r>
+      <w:r>
+        <w:rPr>
+          <w:rFonts w:ascii="黑体" w:hAnsi="黑体" w:eastAsia="宋体" w:cs="Helvetica"/>
           <w:color w:val="333333"/>
           <w:shd w:val="clear" w:color="auto" w:fill="FFFFFF"/>
         </w:rPr>
@@ -2261,31 +2088,31 @@
     </w:p>
     <w:p>
       <w:pPr>
-        <w:pStyle w:val="md-end-block"/>
+        <w:pStyle w:val="11"/>
         <w:spacing w:before="192" w:beforeAutospacing="0" w:after="192" w:afterAutospacing="0"/>
       </w:pPr>
     </w:p>
     <w:p>
       <w:pPr>
-        <w:pStyle w:val="md-end-block"/>
+        <w:pStyle w:val="11"/>
         <w:spacing w:before="192" w:beforeAutospacing="0" w:after="192" w:afterAutospacing="0"/>
       </w:pPr>
     </w:p>
     <w:p>
       <w:pPr>
-        <w:pStyle w:val="md-end-block"/>
+        <w:pStyle w:val="11"/>
         <w:spacing w:before="192" w:beforeAutospacing="0" w:after="192" w:afterAutospacing="0"/>
       </w:pPr>
     </w:p>
     <w:p>
       <w:pPr>
-        <w:pStyle w:val="md-end-block"/>
+        <w:pStyle w:val="11"/>
         <w:spacing w:before="192" w:beforeAutospacing="0" w:after="192" w:afterAutospacing="0"/>
       </w:pPr>
     </w:p>
     <w:p>
       <w:pPr>
-        <w:pStyle w:val="md-end-block"/>
+        <w:pStyle w:val="11"/>
         <w:spacing w:before="192" w:beforeAutospacing="0" w:after="192" w:afterAutospacing="0"/>
       </w:pPr>
     </w:p>
@@ -2293,46 +2120,29 @@
       <w:pPr>
         <w:jc w:val="center"/>
         <w:rPr>
-          <w:rFonts w:ascii="黑体" w:eastAsia="黑体" w:hAnsi="黑体" w:hint="eastAsia"/>
+          <w:rFonts w:hint="eastAsia" w:ascii="黑体" w:hAnsi="黑体" w:eastAsia="黑体"/>
           <w:sz w:val="16"/>
         </w:rPr>
       </w:pPr>
       <w:r>
         <w:rPr>
-          <w:rFonts w:ascii="黑体" w:eastAsia="黑体" w:hAnsi="黑体" w:hint="eastAsia"/>
+          <w:rFonts w:hint="eastAsia" w:ascii="黑体" w:hAnsi="黑体" w:eastAsia="宋体"/>
           <w:sz w:val="20"/>
           <w:szCs w:val="24"/>
         </w:rPr>
-        <w:lastRenderedPageBreak/>
-        <w:t>RSI</w:t>
-      </w:r>
-      <w:r>
-        <w:rPr>
-          <w:rFonts w:ascii="黑体" w:eastAsia="黑体" w:hAnsi="黑体" w:hint="eastAsia"/>
-          <w:sz w:val="20"/>
-          <w:szCs w:val="24"/>
-        </w:rPr>
-        <w:t>指标</w:t>
-      </w:r>
-      <w:r>
-        <w:rPr>
-          <w:rFonts w:ascii="黑体" w:eastAsia="黑体" w:hAnsi="黑体" w:hint="eastAsia"/>
-          <w:sz w:val="20"/>
-          <w:szCs w:val="24"/>
-        </w:rPr>
-        <w:t>成功案例</w:t>
+        <w:t>RSI指標成功案例</w:t>
       </w:r>
     </w:p>
     <w:p>
       <w:pPr>
-        <w:pStyle w:val="md-end-block"/>
+        <w:pStyle w:val="11"/>
         <w:spacing w:before="192" w:beforeAutospacing="0" w:after="192" w:afterAutospacing="0"/>
       </w:pPr>
       <w:r>
         <mc:AlternateContent>
           <mc:Choice Requires="wpg">
             <w:drawing>
-              <wp:anchor distT="0" distB="0" distL="114300" distR="114300" simplePos="0" relativeHeight="251680768" behindDoc="0" locked="0" layoutInCell="1" allowOverlap="1" wp14:anchorId="658BCEEA" wp14:editId="3F8DDDEB">
+              <wp:anchor distT="0" distB="0" distL="114300" distR="114300" simplePos="0" relativeHeight="251680768" behindDoc="0" locked="0" layoutInCell="1" allowOverlap="1">
                 <wp:simplePos x="0" y="0"/>
                 <wp:positionH relativeFrom="column">
                   <wp:posOffset>2990850</wp:posOffset>
@@ -2406,9 +2216,6 @@
                             </a:fontRef>
                           </wps:style>
                           <wps:bodyPr rot="0" spcFirstLastPara="0" vertOverflow="overflow" horzOverflow="overflow" vert="horz" wrap="square" lIns="91440" tIns="45720" rIns="91440" bIns="45720" numCol="1" spcCol="0" rtlCol="0" fromWordArt="0" anchor="ctr" anchorCtr="0" forceAA="0" compatLnSpc="1">
-                            <a:prstTxWarp prst="textNoShape">
-                              <a:avLst/>
-                            </a:prstTxWarp>
                             <a:noAutofit/>
                           </wps:bodyPr>
                         </wps:wsp>
@@ -2494,9 +2301,6 @@
                               </a:fontRef>
                             </wps:style>
                             <wps:bodyPr rot="0" spcFirstLastPara="0" vertOverflow="overflow" horzOverflow="overflow" vert="horz" wrap="square" lIns="91440" tIns="45720" rIns="91440" bIns="45720" numCol="1" spcCol="0" rtlCol="0" fromWordArt="0" anchor="ctr" anchorCtr="0" forceAA="0" compatLnSpc="1">
-                              <a:prstTxWarp prst="textNoShape">
-                                <a:avLst/>
-                              </a:prstTxWarp>
                               <a:noAutofit/>
                             </wps:bodyPr>
                           </wps:wsp>
@@ -2538,60 +2342,74 @@
                             <w:p>
                               <w:pPr>
                                 <w:rPr>
-                                  <w:rFonts w:ascii="黑体" w:eastAsia="黑体" w:hAnsi="黑体"/>
+                                  <w:rFonts w:ascii="黑体" w:hAnsi="黑体" w:eastAsia="黑体"/>
                                 </w:rPr>
                               </w:pPr>
                               <w:r>
                                 <w:rPr>
-                                  <w:rFonts w:ascii="黑体" w:eastAsia="黑体" w:hAnsi="黑体" w:hint="eastAsia"/>
+                                  <w:rFonts w:hint="eastAsia" w:ascii="黑体" w:hAnsi="黑体" w:eastAsia="宋体"/>
                                 </w:rPr>
-                                <w:t>卖出</w:t>
+                                <w:t>賣出</w:t>
                               </w:r>
                             </w:p>
                           </w:txbxContent>
                         </wps:txbx>
                         <wps:bodyPr rot="0" spcFirstLastPara="0" vertOverflow="overflow" horzOverflow="overflow" vert="horz" wrap="square" lIns="91440" tIns="45720" rIns="91440" bIns="45720" numCol="1" spcCol="0" rtlCol="0" fromWordArt="0" anchor="t" anchorCtr="0" forceAA="0" compatLnSpc="1">
-                          <a:prstTxWarp prst="textNoShape">
-                            <a:avLst/>
-                          </a:prstTxWarp>
                           <a:noAutofit/>
                         </wps:bodyPr>
                       </wps:wsp>
                     </wpg:wgp>
                   </a:graphicData>
                 </a:graphic>
-                <wp14:sizeRelV relativeFrom="margin">
-                  <wp14:pctHeight>0</wp14:pctHeight>
-                </wp14:sizeRelV>
               </wp:anchor>
             </w:drawing>
           </mc:Choice>
           <mc:Fallback>
             <w:pict>
-              <v:group w14:anchorId="658BCEEA" id="组合 72" o:spid="_x0000_s1068" style="position:absolute;margin-left:235.5pt;margin-top:67.9pt;width:46pt;height:197pt;z-index:251680768;mso-height-relative:margin" coordorigin=",-4508" coordsize="5842,25019" o:gfxdata="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">
-                <v:group id="组合 73" o:spid="_x0000_s1069" style="position:absolute;left:1016;top:-4508;width:2413;height:22034" coordorigin=",-4508" coordsize="2413,22034" o:gfxdata="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">
-                  <v:shape id="上箭头 74" o:spid="_x0000_s1070" type="#_x0000_t68" style="position:absolute;top:14668;width:2413;height:2858;rotation:180;visibility:visible;mso-wrap-style:square;v-text-anchor:middle" o:gfxdata="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" adj="12960" fillcolor="#00b050" stroked="f" strokeweight="1pt"/>
-                  <v:group id="组合 75" o:spid="_x0000_s1071" style="position:absolute;left:444;top:-4508;width:1651;height:17779" coordorigin=",-4508" coordsize="1651,17780" o:gfxdata="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">
-                    <v:line id="直接连接符 76" o:spid="_x0000_s1072" style="position:absolute;flip:y;visibility:visible;mso-wrap-style:square" from="825,-2984" to="825,13271" o:connectortype="straight" o:gfxdata="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" strokecolor="#00b050" strokeweight="1.5pt">
-                      <v:stroke dashstyle="3 1" joinstyle="miter"/>
+              <v:group id="_x0000_s1026" o:spid="_x0000_s1026" o:spt="203" style="position:absolute;left:0pt;margin-left:235.5pt;margin-top:67.9pt;height:197pt;width:46pt;z-index:251680768;mso-width-relative:page;mso-height-relative:page;" coordorigin="0,-450850" coordsize="584200,2501900" o:gfxdata="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">
+                <o:lock v:ext="edit" aspectratio="f"/>
+                <v:group id="_x0000_s1026" o:spid="_x0000_s1026" o:spt="203" style="position:absolute;left:101600;top:-450850;height:2203450;width:241300;" coordorigin="0,-450850" coordsize="241300,2203450" o:gfxdata="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">
+                  <o:lock v:ext="edit" aspectratio="f"/>
+                  <v:shape id="_x0000_s1026" o:spid="_x0000_s1026" o:spt="68" type="#_x0000_t68" style="position:absolute;left:0;top:1466850;height:285750;width:241300;rotation:11796480f;v-text-anchor:middle;" fillcolor="#00B050" filled="t" stroked="f" coordsize="21600,21600" o:gfxdata="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" adj="12960,5400">
+                    <v:fill on="t" focussize="0,0"/>
+                    <v:stroke on="f" weight="1pt" miterlimit="8" joinstyle="miter"/>
+                    <v:imagedata o:title=""/>
+                    <o:lock v:ext="edit" aspectratio="f"/>
+                  </v:shape>
+                  <v:group id="_x0000_s1026" o:spid="_x0000_s1026" o:spt="203" style="position:absolute;left:44450;top:-450850;height:1778000;width:165100;" coordorigin="0,-450850" coordsize="165100,1778000" o:gfxdata="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">
+                    <o:lock v:ext="edit" aspectratio="f"/>
+                    <v:line id="_x0000_s1026" o:spid="_x0000_s1026" o:spt="20" style="position:absolute;left:82550;top:-298450;flip:y;height:1625600;width:0;" filled="f" stroked="t" coordsize="21600,21600" o:gfxdata="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">
+                      <v:fill on="f" focussize="0,0"/>
+                      <v:stroke weight="1.5pt" color="#00B050 [3204]" miterlimit="8" joinstyle="miter" dashstyle="3 1"/>
+                      <v:imagedata o:title=""/>
+                      <o:lock v:ext="edit" aspectratio="f"/>
                     </v:line>
-                    <v:shape id="等腰三角形 77" o:spid="_x0000_s1073" type="#_x0000_t5" style="position:absolute;top:-4508;width:1651;height:1524;visibility:visible;mso-wrap-style:square;v-text-anchor:middle" o:gfxdata="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" fillcolor="#00b050" stroked="f" strokeweight="1pt"/>
+                    <v:shape id="_x0000_s1026" o:spid="_x0000_s1026" o:spt="5" type="#_x0000_t5" style="position:absolute;left:0;top:-450850;height:152400;width:165100;v-text-anchor:middle;" fillcolor="#00B050" filled="t" stroked="f" coordsize="21600,21600" o:gfxdata="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" adj="10800">
+                      <v:fill on="t" focussize="0,0"/>
+                      <v:stroke on="f" weight="1pt" miterlimit="8" joinstyle="miter"/>
+                      <v:imagedata o:title=""/>
+                      <o:lock v:ext="edit" aspectratio="f"/>
+                    </v:shape>
                   </v:group>
                 </v:group>
-                <v:shape id="文本框 78" o:spid="_x0000_s1074" type="#_x0000_t202" style="position:absolute;top:17653;width:5842;height:2857;visibility:visible;mso-wrap-style:square;v-text-anchor:top" o:gfxdata="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" filled="f" stroked="f" strokeweight=".5pt">
+                <v:shape id="_x0000_s1026" o:spid="_x0000_s1026" o:spt="202" type="#_x0000_t202" style="position:absolute;left:0;top:1765300;height:285750;width:584200;" filled="f" stroked="f" coordsize="21600,21600" o:gfxdata="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">
+                  <v:fill on="f" focussize="0,0"/>
+                  <v:stroke on="f" weight="0.5pt"/>
+                  <v:imagedata o:title=""/>
+                  <o:lock v:ext="edit" aspectratio="f"/>
                   <v:textbox>
                     <w:txbxContent>
                       <w:p>
                         <w:pPr>
                           <w:rPr>
-                            <w:rFonts w:ascii="黑体" w:eastAsia="黑体" w:hAnsi="黑体"/>
+                            <w:rFonts w:ascii="黑体" w:hAnsi="黑体" w:eastAsia="黑体"/>
                           </w:rPr>
                         </w:pPr>
                         <w:r>
                           <w:rPr>
-                            <w:rFonts w:ascii="黑体" w:eastAsia="黑体" w:hAnsi="黑体" w:hint="eastAsia"/>
+                            <w:rFonts w:hint="eastAsia" w:ascii="黑体" w:hAnsi="黑体" w:eastAsia="宋体"/>
                           </w:rPr>
-                          <w:t>卖出</w:t>
+                          <w:t>賣出</w:t>
                         </w:r>
                       </w:p>
                     </w:txbxContent>
@@ -2606,7 +2424,7 @@
         <mc:AlternateContent>
           <mc:Choice Requires="wpg">
             <w:drawing>
-              <wp:anchor distT="0" distB="0" distL="114300" distR="114300" simplePos="0" relativeHeight="251679744" behindDoc="0" locked="0" layoutInCell="1" allowOverlap="1" wp14:anchorId="62E3E5C5" wp14:editId="5BF2A695">
+              <wp:anchor distT="0" distB="0" distL="114300" distR="114300" simplePos="0" relativeHeight="251679744" behindDoc="0" locked="0" layoutInCell="1" allowOverlap="1">
                 <wp:simplePos x="0" y="0"/>
                 <wp:positionH relativeFrom="column">
                   <wp:posOffset>577850</wp:posOffset>
@@ -2680,9 +2498,6 @@
                             </a:fontRef>
                           </wps:style>
                           <wps:bodyPr rot="0" spcFirstLastPara="0" vertOverflow="overflow" horzOverflow="overflow" vert="horz" wrap="square" lIns="91440" tIns="45720" rIns="91440" bIns="45720" numCol="1" spcCol="0" rtlCol="0" fromWordArt="0" anchor="ctr" anchorCtr="0" forceAA="0" compatLnSpc="1">
-                            <a:prstTxWarp prst="textNoShape">
-                              <a:avLst/>
-                            </a:prstTxWarp>
                             <a:noAutofit/>
                           </wps:bodyPr>
                         </wps:wsp>
@@ -2768,9 +2583,6 @@
                               </a:fontRef>
                             </wps:style>
                             <wps:bodyPr rot="0" spcFirstLastPara="0" vertOverflow="overflow" horzOverflow="overflow" vert="horz" wrap="square" lIns="91440" tIns="45720" rIns="91440" bIns="45720" numCol="1" spcCol="0" rtlCol="0" fromWordArt="0" anchor="ctr" anchorCtr="0" forceAA="0" compatLnSpc="1">
-                              <a:prstTxWarp prst="textNoShape">
-                                <a:avLst/>
-                              </a:prstTxWarp>
                               <a:noAutofit/>
                             </wps:bodyPr>
                           </wps:wsp>
@@ -2812,60 +2624,74 @@
                             <w:p>
                               <w:pPr>
                                 <w:rPr>
-                                  <w:rFonts w:ascii="黑体" w:eastAsia="黑体" w:hAnsi="黑体"/>
+                                  <w:rFonts w:ascii="黑体" w:hAnsi="黑体" w:eastAsia="黑体"/>
                                 </w:rPr>
                               </w:pPr>
                               <w:r>
                                 <w:rPr>
-                                  <w:rFonts w:ascii="黑体" w:eastAsia="黑体" w:hAnsi="黑体" w:hint="eastAsia"/>
+                                  <w:rFonts w:hint="eastAsia" w:ascii="黑体" w:hAnsi="黑体" w:eastAsia="宋体"/>
                                 </w:rPr>
-                                <w:t>买入</w:t>
+                                <w:t>買入</w:t>
                               </w:r>
                             </w:p>
                           </w:txbxContent>
                         </wps:txbx>
                         <wps:bodyPr rot="0" spcFirstLastPara="0" vertOverflow="overflow" horzOverflow="overflow" vert="horz" wrap="square" lIns="91440" tIns="45720" rIns="91440" bIns="45720" numCol="1" spcCol="0" rtlCol="0" fromWordArt="0" anchor="t" anchorCtr="0" forceAA="0" compatLnSpc="1">
-                          <a:prstTxWarp prst="textNoShape">
-                            <a:avLst/>
-                          </a:prstTxWarp>
                           <a:noAutofit/>
                         </wps:bodyPr>
                       </wps:wsp>
                     </wpg:wgp>
                   </a:graphicData>
                 </a:graphic>
-                <wp14:sizeRelV relativeFrom="margin">
-                  <wp14:pctHeight>0</wp14:pctHeight>
-                </wp14:sizeRelV>
               </wp:anchor>
             </w:drawing>
           </mc:Choice>
           <mc:Fallback>
             <w:pict>
-              <v:group w14:anchorId="62E3E5C5" id="组合 65" o:spid="_x0000_s1075" style="position:absolute;margin-left:45.5pt;margin-top:141.9pt;width:46pt;height:175pt;z-index:251679744;mso-height-relative:margin" coordorigin=",-1841" coordsize="5842,22225" o:gfxdata="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">
-                <v:group id="组合 66" o:spid="_x0000_s1076" style="position:absolute;left:1079;top:-1841;width:2413;height:19367" coordorigin=",-1841" coordsize="2413,19367" o:gfxdata="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">
-                  <v:shape id="上箭头 67" o:spid="_x0000_s1077" type="#_x0000_t68" style="position:absolute;top:14668;width:2413;height:2858;visibility:visible;mso-wrap-style:square;v-text-anchor:middle" o:gfxdata="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" adj="12960" fillcolor="red" stroked="f" strokeweight="1pt"/>
-                  <v:group id="组合 68" o:spid="_x0000_s1078" style="position:absolute;left:444;top:-1841;width:1651;height:15176" coordorigin=",-1841" coordsize="1651,15176" o:gfxdata="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">
-                    <v:line id="直接连接符 69" o:spid="_x0000_s1079" style="position:absolute;flip:y;visibility:visible;mso-wrap-style:square" from="825,-317" to="825,13335" o:connectortype="straight" o:gfxdata="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" strokecolor="red" strokeweight="1.5pt">
-                      <v:stroke dashstyle="3 1" joinstyle="miter"/>
+              <v:group id="_x0000_s1026" o:spid="_x0000_s1026" o:spt="203" style="position:absolute;left:0pt;margin-left:45.5pt;margin-top:141.9pt;height:175pt;width:46pt;z-index:251679744;mso-width-relative:page;mso-height-relative:page;" coordorigin="0,-184150" coordsize="584200,2222500" o:gfxdata="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">
+                <o:lock v:ext="edit" aspectratio="f"/>
+                <v:group id="_x0000_s1026" o:spid="_x0000_s1026" o:spt="203" style="position:absolute;left:107950;top:-184150;height:1936750;width:241300;" coordorigin="0,-184150" coordsize="241300,1936750" o:gfxdata="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">
+                  <o:lock v:ext="edit" aspectratio="f"/>
+                  <v:shape id="_x0000_s1026" o:spid="_x0000_s1026" o:spt="68" type="#_x0000_t68" style="position:absolute;left:0;top:1466850;height:285750;width:241300;v-text-anchor:middle;" fillcolor="#FF0000" filled="t" stroked="f" coordsize="21600,21600" o:gfxdata="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" adj="12960,5400">
+                    <v:fill on="t" focussize="0,0"/>
+                    <v:stroke on="f" weight="1pt" miterlimit="8" joinstyle="miter"/>
+                    <v:imagedata o:title=""/>
+                    <o:lock v:ext="edit" aspectratio="f"/>
+                  </v:shape>
+                  <v:group id="_x0000_s1026" o:spid="_x0000_s1026" o:spt="203" style="position:absolute;left:44450;top:-184150;height:1517650;width:165100;" coordorigin="0,-184150" coordsize="165100,1517650" o:gfxdata="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">
+                    <o:lock v:ext="edit" aspectratio="f"/>
+                    <v:line id="_x0000_s1026" o:spid="_x0000_s1026" o:spt="20" style="position:absolute;left:82550;top:-31750;flip:y;height:1365250;width:0;" filled="f" stroked="t" coordsize="21600,21600" o:gfxdata="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">
+                      <v:fill on="f" focussize="0,0"/>
+                      <v:stroke weight="1.5pt" color="#FF0000 [3204]" miterlimit="8" joinstyle="miter" dashstyle="3 1"/>
+                      <v:imagedata o:title=""/>
+                      <o:lock v:ext="edit" aspectratio="f"/>
                     </v:line>
-                    <v:shape id="等腰三角形 70" o:spid="_x0000_s1080" type="#_x0000_t5" style="position:absolute;top:-1841;width:1651;height:1524;visibility:visible;mso-wrap-style:square;v-text-anchor:middle" o:gfxdata="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" fillcolor="red" stroked="f" strokeweight="1pt"/>
+                    <v:shape id="_x0000_s1026" o:spid="_x0000_s1026" o:spt="5" type="#_x0000_t5" style="position:absolute;left:0;top:-184150;height:152400;width:165100;v-text-anchor:middle;" fillcolor="#FF0000" filled="t" stroked="f" coordsize="21600,21600" o:gfxdata="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" adj="10800">
+                      <v:fill on="t" focussize="0,0"/>
+                      <v:stroke on="f" weight="1pt" miterlimit="8" joinstyle="miter"/>
+                      <v:imagedata o:title=""/>
+                      <o:lock v:ext="edit" aspectratio="f"/>
+                    </v:shape>
                   </v:group>
                 </v:group>
-                <v:shape id="文本框 71" o:spid="_x0000_s1081" type="#_x0000_t202" style="position:absolute;top:17526;width:5842;height:2857;visibility:visible;mso-wrap-style:square;v-text-anchor:top" o:gfxdata="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" filled="f" stroked="f" strokeweight=".5pt">
+                <v:shape id="_x0000_s1026" o:spid="_x0000_s1026" o:spt="202" type="#_x0000_t202" style="position:absolute;left:0;top:1752600;height:285750;width:584200;" filled="f" stroked="f" coordsize="21600,21600" o:gfxdata="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">
+                  <v:fill on="f" focussize="0,0"/>
+                  <v:stroke on="f" weight="0.5pt"/>
+                  <v:imagedata o:title=""/>
+                  <o:lock v:ext="edit" aspectratio="f"/>
                   <v:textbox>
                     <w:txbxContent>
                       <w:p>
                         <w:pPr>
                           <w:rPr>
-                            <w:rFonts w:ascii="黑体" w:eastAsia="黑体" w:hAnsi="黑体"/>
+                            <w:rFonts w:ascii="黑体" w:hAnsi="黑体" w:eastAsia="黑体"/>
                           </w:rPr>
                         </w:pPr>
                         <w:r>
                           <w:rPr>
-                            <w:rFonts w:ascii="黑体" w:eastAsia="黑体" w:hAnsi="黑体" w:hint="eastAsia"/>
+                            <w:rFonts w:hint="eastAsia" w:ascii="黑体" w:hAnsi="黑体" w:eastAsia="宋体"/>
                           </w:rPr>
-                          <w:t>买入</w:t>
+                          <w:t>買入</w:t>
                         </w:r>
                       </w:p>
                     </w:txbxContent>
@@ -2878,7 +2704,7 @@
       </w:r>
       <w:r>
         <w:drawing>
-          <wp:inline distT="0" distB="0" distL="0" distR="0" wp14:anchorId="2C40F2DA" wp14:editId="73E7BF0D">
+          <wp:inline distT="0" distB="0" distL="0" distR="0">
             <wp:extent cx="5274310" cy="3431540"/>
             <wp:effectExtent l="0" t="0" r="2540" b="0"/>
             <wp:docPr id="64" name="图片 64"/>
@@ -2889,11 +2715,13 @@
               <a:graphicData uri="http://schemas.openxmlformats.org/drawingml/2006/picture">
                 <pic:pic xmlns:pic="http://schemas.openxmlformats.org/drawingml/2006/picture">
                   <pic:nvPicPr>
-                    <pic:cNvPr id="1" name=""/>
-                    <pic:cNvPicPr/>
+                    <pic:cNvPr id="64" name="图片 64"/>
+                    <pic:cNvPicPr>
+                      <a:picLocks noChangeAspect="1"/>
+                    </pic:cNvPicPr>
                   </pic:nvPicPr>
                   <pic:blipFill>
-                    <a:blip r:embed="rId9"/>
+                    <a:blip r:embed="rId8"/>
                     <a:stretch>
                       <a:fillRect/>
                     </a:stretch>
@@ -2916,7 +2744,7 @@
     </w:p>
     <w:p>
       <w:pPr>
-        <w:pStyle w:val="md-end-block"/>
+        <w:pStyle w:val="11"/>
         <w:spacing w:before="192" w:beforeAutospacing="0" w:after="192" w:afterAutospacing="0"/>
       </w:pPr>
     </w:p>
@@ -2924,53 +2752,29 @@
       <w:pPr>
         <w:jc w:val="center"/>
         <w:rPr>
-          <w:rFonts w:ascii="黑体" w:eastAsia="黑体" w:hAnsi="黑体" w:hint="eastAsia"/>
+          <w:rFonts w:hint="eastAsia" w:ascii="黑体" w:hAnsi="黑体" w:eastAsia="黑体"/>
           <w:sz w:val="16"/>
         </w:rPr>
       </w:pPr>
       <w:r>
         <w:rPr>
-          <w:rFonts w:ascii="黑体" w:eastAsia="黑体" w:hAnsi="黑体" w:hint="eastAsia"/>
+          <w:rFonts w:hint="eastAsia" w:ascii="黑体" w:hAnsi="黑体" w:eastAsia="宋体"/>
           <w:sz w:val="20"/>
           <w:szCs w:val="24"/>
         </w:rPr>
-        <w:t>RSI</w:t>
-      </w:r>
-      <w:r>
-        <w:rPr>
-          <w:rFonts w:ascii="黑体" w:eastAsia="黑体" w:hAnsi="黑体" w:hint="eastAsia"/>
-          <w:sz w:val="20"/>
-          <w:szCs w:val="24"/>
-        </w:rPr>
-        <w:t>指标</w:t>
-      </w:r>
-      <w:r>
-        <w:rPr>
-          <w:rFonts w:ascii="黑体" w:eastAsia="黑体" w:hAnsi="黑体" w:hint="eastAsia"/>
-          <w:sz w:val="20"/>
-          <w:szCs w:val="24"/>
-        </w:rPr>
-        <w:t>失败</w:t>
-      </w:r>
-      <w:r>
-        <w:rPr>
-          <w:rFonts w:ascii="黑体" w:eastAsia="黑体" w:hAnsi="黑体" w:hint="eastAsia"/>
-          <w:sz w:val="20"/>
-          <w:szCs w:val="24"/>
-        </w:rPr>
-        <w:t>案例</w:t>
+        <w:t>RSI指標失敗案例</w:t>
       </w:r>
     </w:p>
     <w:p>
       <w:pPr>
-        <w:pStyle w:val="md-end-block"/>
+        <w:pStyle w:val="11"/>
         <w:spacing w:before="192" w:beforeAutospacing="0" w:after="192" w:afterAutospacing="0"/>
       </w:pPr>
       <w:r>
         <mc:AlternateContent>
           <mc:Choice Requires="wpg">
             <w:drawing>
-              <wp:anchor distT="0" distB="0" distL="114300" distR="114300" simplePos="0" relativeHeight="251682816" behindDoc="0" locked="0" layoutInCell="1" allowOverlap="1" wp14:anchorId="1CDD393F" wp14:editId="6DE9E293">
+              <wp:anchor distT="0" distB="0" distL="114300" distR="114300" simplePos="0" relativeHeight="251682816" behindDoc="0" locked="0" layoutInCell="1" allowOverlap="1">
                 <wp:simplePos x="0" y="0"/>
                 <wp:positionH relativeFrom="column">
                   <wp:posOffset>2019300</wp:posOffset>
@@ -3044,9 +2848,6 @@
                             </a:fontRef>
                           </wps:style>
                           <wps:bodyPr rot="0" spcFirstLastPara="0" vertOverflow="overflow" horzOverflow="overflow" vert="horz" wrap="square" lIns="91440" tIns="45720" rIns="91440" bIns="45720" numCol="1" spcCol="0" rtlCol="0" fromWordArt="0" anchor="ctr" anchorCtr="0" forceAA="0" compatLnSpc="1">
-                            <a:prstTxWarp prst="textNoShape">
-                              <a:avLst/>
-                            </a:prstTxWarp>
                             <a:noAutofit/>
                           </wps:bodyPr>
                         </wps:wsp>
@@ -3130,9 +2931,6 @@
                               </a:fontRef>
                             </wps:style>
                             <wps:bodyPr rot="0" spcFirstLastPara="0" vertOverflow="overflow" horzOverflow="overflow" vert="horz" wrap="square" lIns="91440" tIns="45720" rIns="91440" bIns="45720" numCol="1" spcCol="0" rtlCol="0" fromWordArt="0" anchor="ctr" anchorCtr="0" forceAA="0" compatLnSpc="1">
-                              <a:prstTxWarp prst="textNoShape">
-                                <a:avLst/>
-                              </a:prstTxWarp>
                               <a:noAutofit/>
                             </wps:bodyPr>
                           </wps:wsp>
@@ -3174,60 +2972,74 @@
                             <w:p>
                               <w:pPr>
                                 <w:rPr>
-                                  <w:rFonts w:ascii="黑体" w:eastAsia="黑体" w:hAnsi="黑体"/>
+                                  <w:rFonts w:ascii="黑体" w:hAnsi="黑体" w:eastAsia="黑体"/>
                                 </w:rPr>
                               </w:pPr>
                               <w:r>
                                 <w:rPr>
-                                  <w:rFonts w:ascii="黑体" w:eastAsia="黑体" w:hAnsi="黑体" w:hint="eastAsia"/>
+                                  <w:rFonts w:hint="eastAsia" w:ascii="黑体" w:hAnsi="黑体" w:eastAsia="宋体"/>
                                 </w:rPr>
-                                <w:t>买入</w:t>
+                                <w:t>買入</w:t>
                               </w:r>
                             </w:p>
                           </w:txbxContent>
                         </wps:txbx>
                         <wps:bodyPr rot="0" spcFirstLastPara="0" vertOverflow="overflow" horzOverflow="overflow" vert="horz" wrap="square" lIns="91440" tIns="45720" rIns="91440" bIns="45720" numCol="1" spcCol="0" rtlCol="0" fromWordArt="0" anchor="t" anchorCtr="0" forceAA="0" compatLnSpc="1">
-                          <a:prstTxWarp prst="textNoShape">
-                            <a:avLst/>
-                          </a:prstTxWarp>
                           <a:noAutofit/>
                         </wps:bodyPr>
                       </wps:wsp>
                     </wpg:wgp>
                   </a:graphicData>
                 </a:graphic>
-                <wp14:sizeRelV relativeFrom="margin">
-                  <wp14:pctHeight>0</wp14:pctHeight>
-                </wp14:sizeRelV>
               </wp:anchor>
             </w:drawing>
           </mc:Choice>
           <mc:Fallback>
             <w:pict>
-              <v:group w14:anchorId="1CDD393F" id="组合 81" o:spid="_x0000_s1082" style="position:absolute;margin-left:159pt;margin-top:127.6pt;width:46pt;height:192pt;z-index:251682816;mso-height-relative:margin" coordorigin="63,-4000" coordsize="5842,24384" o:gfxdata="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">
-                <v:group id="组合 82" o:spid="_x0000_s1083" style="position:absolute;left:1079;top:-4000;width:2413;height:21526" coordorigin=",-4000" coordsize="2413,21526" o:gfxdata="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">
-                  <v:shape id="上箭头 83" o:spid="_x0000_s1084" type="#_x0000_t68" style="position:absolute;top:14668;width:2413;height:2858;visibility:visible;mso-wrap-style:square;v-text-anchor:middle" o:gfxdata="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" adj="12960" fillcolor="red" stroked="f" strokeweight="1pt"/>
-                  <v:group id="组合 84" o:spid="_x0000_s1085" style="position:absolute;left:444;top:-4000;width:1651;height:17779" coordorigin=",-4000" coordsize="1651,17780" o:gfxdata="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">
-                    <v:line id="直接连接符 85" o:spid="_x0000_s1086" style="position:absolute;flip:y;visibility:visible;mso-wrap-style:square" from="825,-2476" to="825,13779" o:connectortype="straight" o:gfxdata="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" strokecolor="red" strokeweight="1.5pt">
-                      <v:stroke dashstyle="3 1" joinstyle="miter"/>
+              <v:group id="_x0000_s1026" o:spid="_x0000_s1026" o:spt="203" style="position:absolute;left:0pt;margin-left:159pt;margin-top:127.6pt;height:192pt;width:46pt;z-index:251682816;mso-width-relative:page;mso-height-relative:page;" coordorigin="6350,-400050" coordsize="584200,2438400" o:gfxdata="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">
+                <o:lock v:ext="edit" aspectratio="f"/>
+                <v:group id="_x0000_s1026" o:spid="_x0000_s1026" o:spt="203" style="position:absolute;left:107950;top:-400050;height:2152650;width:241300;" coordorigin="0,-400050" coordsize="241300,2152650" o:gfxdata="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">
+                  <o:lock v:ext="edit" aspectratio="f"/>
+                  <v:shape id="_x0000_s1026" o:spid="_x0000_s1026" o:spt="68" type="#_x0000_t68" style="position:absolute;left:0;top:1466850;height:285750;width:241300;v-text-anchor:middle;" fillcolor="#FF0000" filled="t" stroked="f" coordsize="21600,21600" o:gfxdata="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" adj="12960,5400">
+                    <v:fill on="t" focussize="0,0"/>
+                    <v:stroke on="f" weight="1pt" miterlimit="8" joinstyle="miter"/>
+                    <v:imagedata o:title=""/>
+                    <o:lock v:ext="edit" aspectratio="f"/>
+                  </v:shape>
+                  <v:group id="_x0000_s1026" o:spid="_x0000_s1026" o:spt="203" style="position:absolute;left:44450;top:-400050;height:1778000;width:165100;" coordorigin="0,-400050" coordsize="165100,1778000" o:gfxdata="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">
+                    <o:lock v:ext="edit" aspectratio="f"/>
+                    <v:line id="_x0000_s1026" o:spid="_x0000_s1026" o:spt="20" style="position:absolute;left:82550;top:-247650;flip:y;height:1625600;width:0;" filled="f" stroked="t" coordsize="21600,21600" o:gfxdata="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">
+                      <v:fill on="f" focussize="0,0"/>
+                      <v:stroke weight="1.5pt" color="#FF0000 [3204]" miterlimit="8" joinstyle="miter" dashstyle="3 1"/>
+                      <v:imagedata o:title=""/>
+                      <o:lock v:ext="edit" aspectratio="f"/>
                     </v:line>
-                    <v:shape id="等腰三角形 86" o:spid="_x0000_s1087" type="#_x0000_t5" style="position:absolute;top:-4000;width:1651;height:1524;visibility:visible;mso-wrap-style:square;v-text-anchor:middle" o:gfxdata="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" fillcolor="red" stroked="f" strokeweight="1pt"/>
+                    <v:shape id="_x0000_s1026" o:spid="_x0000_s1026" o:spt="5" type="#_x0000_t5" style="position:absolute;left:0;top:-400050;height:152400;width:165100;v-text-anchor:middle;" fillcolor="#FF0000" filled="t" stroked="f" coordsize="21600,21600" o:gfxdata="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" adj="10800">
+                      <v:fill on="t" focussize="0,0"/>
+                      <v:stroke on="f" weight="1pt" miterlimit="8" joinstyle="miter"/>
+                      <v:imagedata o:title=""/>
+                      <o:lock v:ext="edit" aspectratio="f"/>
+                    </v:shape>
                   </v:group>
                 </v:group>
-                <v:shape id="文本框 87" o:spid="_x0000_s1088" type="#_x0000_t202" style="position:absolute;left:63;top:17526;width:5842;height:2857;visibility:visible;mso-wrap-style:square;v-text-anchor:top" o:gfxdata="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" filled="f" stroked="f" strokeweight=".5pt">
+                <v:shape id="_x0000_s1026" o:spid="_x0000_s1026" o:spt="202" type="#_x0000_t202" style="position:absolute;left:6350;top:1752600;height:285750;width:584200;" filled="f" stroked="f" coordsize="21600,21600" o:gfxdata="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">
+                  <v:fill on="f" focussize="0,0"/>
+                  <v:stroke on="f" weight="0.5pt"/>
+                  <v:imagedata o:title=""/>
+                  <o:lock v:ext="edit" aspectratio="f"/>
                   <v:textbox>
                     <w:txbxContent>
                       <w:p>
                         <w:pPr>
                           <w:rPr>
-                            <w:rFonts w:ascii="黑体" w:eastAsia="黑体" w:hAnsi="黑体"/>
+                            <w:rFonts w:ascii="黑体" w:hAnsi="黑体" w:eastAsia="黑体"/>
                           </w:rPr>
                         </w:pPr>
                         <w:r>
                           <w:rPr>
-                            <w:rFonts w:ascii="黑体" w:eastAsia="黑体" w:hAnsi="黑体" w:hint="eastAsia"/>
+                            <w:rFonts w:hint="eastAsia" w:ascii="黑体" w:hAnsi="黑体" w:eastAsia="宋体"/>
                           </w:rPr>
-                          <w:t>买入</w:t>
+                          <w:t>買入</w:t>
                         </w:r>
                       </w:p>
                     </w:txbxContent>
@@ -3242,7 +3054,7 @@
         <mc:AlternateContent>
           <mc:Choice Requires="wpg">
             <w:drawing>
-              <wp:anchor distT="0" distB="0" distL="114300" distR="114300" simplePos="0" relativeHeight="251684864" behindDoc="0" locked="0" layoutInCell="1" allowOverlap="1" wp14:anchorId="2FDFB1C4" wp14:editId="33B367D9">
+              <wp:anchor distT="0" distB="0" distL="114300" distR="114300" simplePos="0" relativeHeight="251684864" behindDoc="0" locked="0" layoutInCell="1" allowOverlap="1">
                 <wp:simplePos x="0" y="0"/>
                 <wp:positionH relativeFrom="column">
                   <wp:posOffset>3511550</wp:posOffset>
@@ -3316,9 +3128,6 @@
                             </a:fontRef>
                           </wps:style>
                           <wps:bodyPr rot="0" spcFirstLastPara="0" vertOverflow="overflow" horzOverflow="overflow" vert="horz" wrap="square" lIns="91440" tIns="45720" rIns="91440" bIns="45720" numCol="1" spcCol="0" rtlCol="0" fromWordArt="0" anchor="ctr" anchorCtr="0" forceAA="0" compatLnSpc="1">
-                            <a:prstTxWarp prst="textNoShape">
-                              <a:avLst/>
-                            </a:prstTxWarp>
                             <a:noAutofit/>
                           </wps:bodyPr>
                         </wps:wsp>
@@ -3402,9 +3211,6 @@
                               </a:fontRef>
                             </wps:style>
                             <wps:bodyPr rot="0" spcFirstLastPara="0" vertOverflow="overflow" horzOverflow="overflow" vert="horz" wrap="square" lIns="91440" tIns="45720" rIns="91440" bIns="45720" numCol="1" spcCol="0" rtlCol="0" fromWordArt="0" anchor="ctr" anchorCtr="0" forceAA="0" compatLnSpc="1">
-                              <a:prstTxWarp prst="textNoShape">
-                                <a:avLst/>
-                              </a:prstTxWarp>
                               <a:noAutofit/>
                             </wps:bodyPr>
                           </wps:wsp>
@@ -3446,60 +3252,74 @@
                             <w:p>
                               <w:pPr>
                                 <w:rPr>
-                                  <w:rFonts w:ascii="黑体" w:eastAsia="黑体" w:hAnsi="黑体"/>
+                                  <w:rFonts w:ascii="黑体" w:hAnsi="黑体" w:eastAsia="黑体"/>
                                 </w:rPr>
                               </w:pPr>
                               <w:r>
                                 <w:rPr>
-                                  <w:rFonts w:ascii="黑体" w:eastAsia="黑体" w:hAnsi="黑体" w:hint="eastAsia"/>
+                                  <w:rFonts w:hint="eastAsia" w:ascii="黑体" w:hAnsi="黑体" w:eastAsia="宋体"/>
                                 </w:rPr>
-                                <w:t>卖出</w:t>
+                                <w:t>賣出</w:t>
                               </w:r>
                             </w:p>
                           </w:txbxContent>
                         </wps:txbx>
                         <wps:bodyPr rot="0" spcFirstLastPara="0" vertOverflow="overflow" horzOverflow="overflow" vert="horz" wrap="square" lIns="91440" tIns="45720" rIns="91440" bIns="45720" numCol="1" spcCol="0" rtlCol="0" fromWordArt="0" anchor="t" anchorCtr="0" forceAA="0" compatLnSpc="1">
-                          <a:prstTxWarp prst="textNoShape">
-                            <a:avLst/>
-                          </a:prstTxWarp>
                           <a:noAutofit/>
                         </wps:bodyPr>
                       </wps:wsp>
                     </wpg:wgp>
                   </a:graphicData>
                 </a:graphic>
-                <wp14:sizeRelV relativeFrom="margin">
-                  <wp14:pctHeight>0</wp14:pctHeight>
-                </wp14:sizeRelV>
               </wp:anchor>
             </w:drawing>
           </mc:Choice>
           <mc:Fallback>
             <w:pict>
-              <v:group w14:anchorId="2FDFB1C4" id="组合 88" o:spid="_x0000_s1089" style="position:absolute;margin-left:276.5pt;margin-top:136.1pt;width:46pt;height:125.5pt;z-index:251684864;mso-height-relative:margin" coordorigin=",-4508" coordsize="5842,15938" o:gfxdata="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">
-                <v:group id="组合 89" o:spid="_x0000_s1090" style="position:absolute;left:1016;top:-4508;width:2413;height:12953" coordorigin=",-4508" coordsize="2413,12954" o:gfxdata="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">
-                  <v:shape id="上箭头 90" o:spid="_x0000_s1091" type="#_x0000_t68" style="position:absolute;top:5588;width:2413;height:2857;rotation:180;visibility:visible;mso-wrap-style:square;v-text-anchor:middle" o:gfxdata="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" adj="12960" fillcolor="#00b050" stroked="f" strokeweight="1pt"/>
-                  <v:group id="组合 91" o:spid="_x0000_s1092" style="position:absolute;left:444;top:-4508;width:1651;height:8318" coordorigin=",-4508" coordsize="1651,8318" o:gfxdata="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">
-                    <v:line id="直接连接符 92" o:spid="_x0000_s1093" style="position:absolute;flip:y;visibility:visible;mso-wrap-style:square" from="825,-4064" to="825,3810" o:connectortype="straight" o:gfxdata="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" strokecolor="#00b050" strokeweight="1.5pt">
-                      <v:stroke dashstyle="3 1" joinstyle="miter"/>
+              <v:group id="_x0000_s1026" o:spid="_x0000_s1026" o:spt="203" style="position:absolute;left:0pt;margin-left:276.5pt;margin-top:136.1pt;height:125.5pt;width:46pt;z-index:251684864;mso-width-relative:page;mso-height-relative:page;" coordorigin="0,-450850" coordsize="584200,1593850" o:gfxdata="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">
+                <o:lock v:ext="edit" aspectratio="f"/>
+                <v:group id="_x0000_s1026" o:spid="_x0000_s1026" o:spt="203" style="position:absolute;left:101600;top:-450850;height:1295400;width:241300;" coordorigin="0,-450850" coordsize="241300,1295400" o:gfxdata="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">
+                  <o:lock v:ext="edit" aspectratio="f"/>
+                  <v:shape id="_x0000_s1026" o:spid="_x0000_s1026" o:spt="68" type="#_x0000_t68" style="position:absolute;left:0;top:558800;height:285750;width:241300;rotation:11796480f;v-text-anchor:middle;" fillcolor="#00B050" filled="t" stroked="f" coordsize="21600,21600" o:gfxdata="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" adj="12960,5400">
+                    <v:fill on="t" focussize="0,0"/>
+                    <v:stroke on="f" weight="1pt" miterlimit="8" joinstyle="miter"/>
+                    <v:imagedata o:title=""/>
+                    <o:lock v:ext="edit" aspectratio="f"/>
+                  </v:shape>
+                  <v:group id="_x0000_s1026" o:spid="_x0000_s1026" o:spt="203" style="position:absolute;left:44450;top:-450850;height:831850;width:165100;" coordorigin="0,-450850" coordsize="165100,831850" o:gfxdata="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">
+                    <o:lock v:ext="edit" aspectratio="f"/>
+                    <v:line id="_x0000_s1026" o:spid="_x0000_s1026" o:spt="20" style="position:absolute;left:82550;top:-406400;flip:y;height:787400;width:0;" filled="f" stroked="t" coordsize="21600,21600" o:gfxdata="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">
+                      <v:fill on="f" focussize="0,0"/>
+                      <v:stroke weight="1.5pt" color="#00B050 [3204]" miterlimit="8" joinstyle="miter" dashstyle="3 1"/>
+                      <v:imagedata o:title=""/>
+                      <o:lock v:ext="edit" aspectratio="f"/>
                     </v:line>
-                    <v:shape id="等腰三角形 93" o:spid="_x0000_s1094" type="#_x0000_t5" style="position:absolute;top:-4508;width:1651;height:1524;visibility:visible;mso-wrap-style:square;v-text-anchor:middle" o:gfxdata="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" fillcolor="#00b050" stroked="f" strokeweight="1pt"/>
+                    <v:shape id="_x0000_s1026" o:spid="_x0000_s1026" o:spt="5" type="#_x0000_t5" style="position:absolute;left:0;top:-450850;height:152400;width:165100;v-text-anchor:middle;" fillcolor="#00B050" filled="t" stroked="f" coordsize="21600,21600" o:gfxdata="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" adj="10800">
+                      <v:fill on="t" focussize="0,0"/>
+                      <v:stroke on="f" weight="1pt" miterlimit="8" joinstyle="miter"/>
+                      <v:imagedata o:title=""/>
+                      <o:lock v:ext="edit" aspectratio="f"/>
+                    </v:shape>
                   </v:group>
                 </v:group>
-                <v:shape id="文本框 94" o:spid="_x0000_s1095" type="#_x0000_t202" style="position:absolute;top:8572;width:5842;height:2858;visibility:visible;mso-wrap-style:square;v-text-anchor:top" o:gfxdata="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" filled="f" stroked="f" strokeweight=".5pt">
+                <v:shape id="_x0000_s1026" o:spid="_x0000_s1026" o:spt="202" type="#_x0000_t202" style="position:absolute;left:0;top:857250;height:285750;width:584200;" filled="f" stroked="f" coordsize="21600,21600" o:gfxdata="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">
+                  <v:fill on="f" focussize="0,0"/>
+                  <v:stroke on="f" weight="0.5pt"/>
+                  <v:imagedata o:title=""/>
+                  <o:lock v:ext="edit" aspectratio="f"/>
                   <v:textbox>
                     <w:txbxContent>
                       <w:p>
                         <w:pPr>
                           <w:rPr>
-                            <w:rFonts w:ascii="黑体" w:eastAsia="黑体" w:hAnsi="黑体"/>
+                            <w:rFonts w:ascii="黑体" w:hAnsi="黑体" w:eastAsia="黑体"/>
                           </w:rPr>
                         </w:pPr>
                         <w:r>
                           <w:rPr>
-                            <w:rFonts w:ascii="黑体" w:eastAsia="黑体" w:hAnsi="黑体" w:hint="eastAsia"/>
+                            <w:rFonts w:hint="eastAsia" w:ascii="黑体" w:hAnsi="黑体" w:eastAsia="宋体"/>
                           </w:rPr>
-                          <w:t>卖出</w:t>
+                          <w:t>賣出</w:t>
                         </w:r>
                       </w:p>
                     </w:txbxContent>
@@ -3512,7 +3332,7 @@
       </w:r>
       <w:r>
         <w:drawing>
-          <wp:inline distT="0" distB="0" distL="0" distR="0" wp14:anchorId="276DBD36" wp14:editId="40DE3A69">
+          <wp:inline distT="0" distB="0" distL="0" distR="0">
             <wp:extent cx="5274310" cy="3433445"/>
             <wp:effectExtent l="0" t="0" r="2540" b="0"/>
             <wp:docPr id="80" name="图片 80"/>
@@ -3523,11 +3343,13 @@
               <a:graphicData uri="http://schemas.openxmlformats.org/drawingml/2006/picture">
                 <pic:pic xmlns:pic="http://schemas.openxmlformats.org/drawingml/2006/picture">
                   <pic:nvPicPr>
-                    <pic:cNvPr id="1" name=""/>
-                    <pic:cNvPicPr/>
+                    <pic:cNvPr id="80" name="图片 80"/>
+                    <pic:cNvPicPr>
+                      <a:picLocks noChangeAspect="1"/>
+                    </pic:cNvPicPr>
                   </pic:nvPicPr>
                   <pic:blipFill>
-                    <a:blip r:embed="rId10"/>
+                    <a:blip r:embed="rId9"/>
                     <a:stretch>
                       <a:fillRect/>
                     </a:stretch>
@@ -3553,7 +3375,7 @@
         <w:widowControl/>
         <w:jc w:val="left"/>
         <w:rPr>
-          <w:rFonts w:ascii="宋体" w:eastAsia="宋体" w:hAnsi="宋体" w:cs="宋体"/>
+          <w:rFonts w:ascii="宋体" w:hAnsi="宋体" w:eastAsia="宋体" w:cs="宋体"/>
           <w:kern w:val="0"/>
           <w:sz w:val="24"/>
           <w:szCs w:val="24"/>
@@ -3567,52 +3389,43 @@
       <w:pPr>
         <w:jc w:val="left"/>
         <w:rPr>
-          <w:rFonts w:ascii="黑体" w:eastAsia="黑体" w:hAnsi="黑体"/>
+          <w:rFonts w:ascii="黑体" w:hAnsi="黑体" w:eastAsia="黑体"/>
           <w:sz w:val="24"/>
           <w:szCs w:val="24"/>
         </w:rPr>
       </w:pPr>
       <w:r>
         <w:rPr>
-          <w:rFonts w:ascii="黑体" w:eastAsia="黑体" w:hAnsi="黑体" w:hint="eastAsia"/>
+          <w:rFonts w:hint="eastAsia" w:ascii="黑体" w:hAnsi="黑体" w:eastAsia="宋体"/>
           <w:sz w:val="24"/>
           <w:szCs w:val="24"/>
         </w:rPr>
-        <w:lastRenderedPageBreak/>
-        <w:t>三</w:t>
-      </w:r>
-      <w:r>
-        <w:rPr>
-          <w:rFonts w:ascii="黑体" w:eastAsia="黑体" w:hAnsi="黑体" w:hint="eastAsia"/>
+        <w:t>三、</w:t>
+      </w:r>
+      <w:r>
+        <w:rPr>
+          <w:rFonts w:ascii="黑体" w:hAnsi="黑体" w:eastAsia="宋体"/>
           <w:sz w:val="24"/>
           <w:szCs w:val="24"/>
         </w:rPr>
-        <w:t>、</w:t>
-      </w:r>
-      <w:r>
-        <w:rPr>
-          <w:rFonts w:ascii="黑体" w:eastAsia="黑体" w:hAnsi="黑体"/>
+        <w:t>KDJ</w:t>
+      </w:r>
+      <w:r>
+        <w:rPr>
+          <w:rFonts w:hint="eastAsia" w:ascii="黑体" w:hAnsi="黑体" w:eastAsia="宋体"/>
           <w:sz w:val="24"/>
           <w:szCs w:val="24"/>
         </w:rPr>
-        <w:t>KDJ</w:t>
-      </w:r>
-      <w:r>
-        <w:rPr>
-          <w:rFonts w:ascii="黑体" w:eastAsia="黑体" w:hAnsi="黑体" w:hint="eastAsia"/>
-          <w:sz w:val="24"/>
-          <w:szCs w:val="24"/>
-        </w:rPr>
-        <w:t>指标</w:t>
+        <w:t>指標</w:t>
       </w:r>
     </w:p>
     <w:p>
       <w:pPr>
-        <w:pStyle w:val="md-end-block"/>
+        <w:pStyle w:val="11"/>
         <w:spacing w:before="192" w:after="192"/>
         <w:ind w:firstLine="420"/>
         <w:rPr>
-          <w:rFonts w:ascii="黑体" w:eastAsia="黑体" w:hAnsi="黑体" w:cstheme="minorBidi"/>
+          <w:rFonts w:ascii="黑体" w:hAnsi="黑体" w:eastAsia="黑体" w:cstheme="minorBidi"/>
           <w:kern w:val="2"/>
           <w:sz w:val="21"/>
           <w:szCs w:val="21"/>
@@ -3620,23 +3433,23 @@
       </w:pPr>
       <w:r>
         <w:rPr>
-          <w:rFonts w:ascii="黑体" w:eastAsia="黑体" w:hAnsi="黑体" w:cstheme="minorBidi" w:hint="eastAsia"/>
+          <w:rFonts w:hint="eastAsia" w:ascii="黑体" w:hAnsi="黑体" w:eastAsia="宋体" w:cstheme="minorBidi"/>
           <w:kern w:val="2"/>
           <w:sz w:val="21"/>
           <w:szCs w:val="21"/>
         </w:rPr>
-        <w:t>Stochastics oscillator随机震荡指数，KDJ指标是以9日的最低价为基础，计算9日内的收盘价与最高价的比值构成的两条平均线，是作为趋势识别的指标，基本的思路为趋势具有惯性，趋势一旦开始了会持续一段时间，KDJ是指标中相对灵敏的，在成交量大的市场尤其管用，适用在中短期的趋势识别效果较好，KD值介于0-100间，D大于80为卖超；小于20为卖超。由于指标太过灵敏发出信号的频率较高，如何识别信号准确是策略应该思考的问题，此外在高档或低档也容易出现钝化的情况，导致过早卖出后买入。</w:t>
+        <w:t>Stochastics oscillator隨機震盪指數，KDJ指標是以9日的最低價為基礎，計算9日內的收盤價與最高價的比值構成的兩條平均線，是作為趨勢識別的指標，基本的思路為趨勢具有慣性，趨勢一旦開始了會持續一段時間，KDJ是指標中相對靈敏的，在成交量大的市場尤其管用，適用在中短期的趨勢識別效果較好，KD值介於0-100間，D大於80為賣超；小於20為賣超。由於指標太過靈敏發出信號的頻率較高，如何識別信號準確是策略應該思考的問題，此外在高檔或低檔也容易出現鈍化的情況，導致過早賣出後買入。</w:t>
       </w:r>
     </w:p>
     <w:p>
       <w:pPr>
         <w:rPr>
-          <w:rFonts w:ascii="黑体" w:eastAsia="黑体" w:hAnsi="黑体" w:hint="eastAsia"/>
+          <w:rFonts w:hint="eastAsia" w:ascii="黑体" w:hAnsi="黑体" w:eastAsia="黑体"/>
         </w:rPr>
       </w:pPr>
       <w:r>
         <w:rPr>
-          <w:rFonts w:ascii="黑体" w:eastAsia="黑体" w:hAnsi="黑体" w:hint="eastAsia"/>
+          <w:rFonts w:hint="eastAsia" w:ascii="黑体" w:hAnsi="黑体" w:eastAsia="宋体"/>
         </w:rPr>
         <w:t>使用方式：</w:t>
       </w:r>
@@ -3645,90 +3458,68 @@
       <w:pPr>
         <w:ind w:firstLine="420"/>
         <w:rPr>
-          <w:rFonts w:ascii="黑体" w:eastAsia="黑体" w:hAnsi="黑体"/>
+          <w:rFonts w:ascii="黑体" w:hAnsi="黑体" w:eastAsia="黑体"/>
         </w:rPr>
       </w:pPr>
       <w:r>
         <w:rPr>
-          <w:rFonts w:ascii="黑体" w:eastAsia="黑体" w:hAnsi="黑体" w:hint="eastAsia"/>
-        </w:rPr>
-        <w:t>KD在30以下发生黄金交叉（K穿过D）为买入信号；</w:t>
+          <w:rFonts w:hint="eastAsia" w:ascii="黑体" w:hAnsi="黑体" w:eastAsia="宋体"/>
+        </w:rPr>
+        <w:t>KD在30以下發生黃金交叉（K穿過D）為買入信號；</w:t>
       </w:r>
     </w:p>
     <w:p>
       <w:pPr>
         <w:ind w:firstLine="420"/>
         <w:rPr>
-          <w:rFonts w:ascii="黑体" w:eastAsia="黑体" w:hAnsi="黑体"/>
+          <w:rFonts w:ascii="黑体" w:hAnsi="黑体" w:eastAsia="黑体"/>
         </w:rPr>
       </w:pPr>
       <w:r>
         <w:rPr>
-          <w:rFonts w:ascii="黑体" w:eastAsia="黑体" w:hAnsi="黑体" w:hint="eastAsia"/>
-        </w:rPr>
-        <w:t>在70以上发生死亡交叉（D穿过K）为卖出信号。</w:t>
+          <w:rFonts w:hint="eastAsia" w:ascii="黑体" w:hAnsi="黑体" w:eastAsia="宋体"/>
+        </w:rPr>
+        <w:t>在70以上發生死亡交叉（D穿過K）為賣出信號。</w:t>
       </w:r>
     </w:p>
     <w:p>
       <w:pPr>
         <w:rPr>
-          <w:rFonts w:ascii="黑体" w:eastAsia="黑体" w:hAnsi="黑体"/>
+          <w:rFonts w:ascii="黑体" w:hAnsi="黑体" w:eastAsia="黑体"/>
         </w:rPr>
       </w:pPr>
       <w:r>
         <w:rPr>
-          <w:rFonts w:ascii="黑体" w:eastAsia="黑体" w:hAnsi="黑体" w:hint="eastAsia"/>
-        </w:rPr>
-        <w:t>指标</w:t>
-      </w:r>
-      <w:r>
-        <w:rPr>
-          <w:rFonts w:ascii="黑体" w:eastAsia="黑体" w:hAnsi="黑体" w:hint="eastAsia"/>
-        </w:rPr>
-        <w:t>缺点：</w:t>
+          <w:rFonts w:hint="eastAsia" w:ascii="黑体" w:hAnsi="黑体" w:eastAsia="宋体"/>
+        </w:rPr>
+        <w:t>指標缺點：</w:t>
       </w:r>
     </w:p>
     <w:p>
       <w:pPr>
         <w:rPr>
-          <w:rFonts w:ascii="黑体" w:eastAsia="黑体" w:hAnsi="黑体" w:cs="Helvetica"/>
+          <w:rFonts w:ascii="黑体" w:hAnsi="黑体" w:eastAsia="黑体" w:cs="Helvetica"/>
           <w:color w:val="333333"/>
           <w:shd w:val="clear" w:color="auto" w:fill="FFFFFF"/>
         </w:rPr>
       </w:pPr>
       <w:r>
         <w:rPr>
-          <w:rFonts w:ascii="黑体" w:eastAsia="黑体" w:hAnsi="黑体"/>
+          <w:rFonts w:ascii="黑体" w:hAnsi="黑体" w:eastAsia="黑体"/>
         </w:rPr>
         <w:tab/>
       </w:r>
       <w:r>
         <w:rPr>
-          <w:rFonts w:ascii="黑体" w:eastAsia="黑体" w:hAnsi="黑体" w:cs="Helvetica" w:hint="eastAsia"/>
+          <w:rFonts w:hint="eastAsia" w:ascii="黑体" w:hAnsi="黑体" w:eastAsia="宋体" w:cs="Helvetica"/>
           <w:color w:val="333333"/>
           <w:shd w:val="clear" w:color="auto" w:fill="FFFFFF"/>
         </w:rPr>
-        <w:t>高</w:t>
-      </w:r>
-      <w:r>
-        <w:rPr>
-          <w:rFonts w:ascii="黑体" w:eastAsia="黑体" w:hAnsi="黑体" w:cs="Helvetica" w:hint="eastAsia"/>
-          <w:color w:val="333333"/>
-          <w:shd w:val="clear" w:color="auto" w:fill="FFFFFF"/>
-        </w:rPr>
-        <w:t>低</w:t>
-      </w:r>
-      <w:r>
-        <w:rPr>
-          <w:rFonts w:ascii="黑体" w:eastAsia="黑体" w:hAnsi="黑体" w:cs="Helvetica" w:hint="eastAsia"/>
-          <w:color w:val="333333"/>
-          <w:shd w:val="clear" w:color="auto" w:fill="FFFFFF"/>
-        </w:rPr>
-        <w:t>档容易钝化，反应不灵敏</w:t>
-      </w:r>
-      <w:r>
-        <w:rPr>
-          <w:rFonts w:ascii="黑体" w:eastAsia="黑体" w:hAnsi="黑体" w:cs="Helvetica"/>
+        <w:t>高低檔容易鈍化，反應不靈敏</w:t>
+      </w:r>
+      <w:r>
+        <w:rPr>
+          <w:rFonts w:ascii="黑体" w:hAnsi="黑体" w:eastAsia="宋体" w:cs="Helvetica"/>
           <w:color w:val="333333"/>
           <w:shd w:val="clear" w:color="auto" w:fill="FFFFFF"/>
         </w:rPr>
@@ -3739,14 +3530,14 @@
       <w:pPr>
         <w:jc w:val="center"/>
         <w:rPr>
-          <w:rFonts w:ascii="黑体" w:eastAsia="黑体" w:hAnsi="黑体"/>
+          <w:rFonts w:ascii="黑体" w:hAnsi="黑体" w:eastAsia="黑体"/>
           <w:sz w:val="20"/>
           <w:szCs w:val="24"/>
         </w:rPr>
       </w:pPr>
       <w:r>
         <w:rPr>
-          <w:rFonts w:ascii="黑体" w:eastAsia="黑体" w:hAnsi="黑体"/>
+          <w:rFonts w:ascii="黑体" w:hAnsi="黑体" w:eastAsia="宋体"/>
           <w:sz w:val="24"/>
           <w:szCs w:val="24"/>
         </w:rPr>
@@ -3754,25 +3545,17 @@
       </w:r>
       <w:r>
         <w:rPr>
-          <w:rFonts w:ascii="黑体" w:eastAsia="黑体" w:hAnsi="黑体" w:hint="eastAsia"/>
+          <w:rFonts w:hint="eastAsia" w:ascii="黑体" w:hAnsi="黑体" w:eastAsia="宋体"/>
           <w:sz w:val="20"/>
           <w:szCs w:val="24"/>
         </w:rPr>
-        <w:t>指标</w:t>
-      </w:r>
-      <w:r>
-        <w:rPr>
-          <w:rFonts w:ascii="黑体" w:eastAsia="黑体" w:hAnsi="黑体" w:hint="eastAsia"/>
-          <w:sz w:val="20"/>
-          <w:szCs w:val="24"/>
-        </w:rPr>
-        <w:t>成功案例</w:t>
+        <w:t>指標成功案例</w:t>
       </w:r>
     </w:p>
     <w:p>
       <w:pPr>
         <w:rPr>
-          <w:rFonts w:ascii="黑体" w:eastAsia="黑体" w:hAnsi="黑体" w:cs="Helvetica"/>
+          <w:rFonts w:ascii="黑体" w:hAnsi="黑体" w:eastAsia="黑体" w:cs="Helvetica"/>
           <w:color w:val="333333"/>
           <w:shd w:val="clear" w:color="auto" w:fill="FFFFFF"/>
         </w:rPr>
@@ -3781,7 +3564,7 @@
         <mc:AlternateContent>
           <mc:Choice Requires="wpg">
             <w:drawing>
-              <wp:anchor distT="0" distB="0" distL="114300" distR="114300" simplePos="0" relativeHeight="251688960" behindDoc="0" locked="0" layoutInCell="1" allowOverlap="1" wp14:anchorId="598C1616" wp14:editId="6E38415A">
+              <wp:anchor distT="0" distB="0" distL="114300" distR="114300" simplePos="0" relativeHeight="251688960" behindDoc="0" locked="0" layoutInCell="1" allowOverlap="1">
                 <wp:simplePos x="0" y="0"/>
                 <wp:positionH relativeFrom="column">
                   <wp:posOffset>3009900</wp:posOffset>
@@ -3855,9 +3638,6 @@
                             </a:fontRef>
                           </wps:style>
                           <wps:bodyPr rot="0" spcFirstLastPara="0" vertOverflow="overflow" horzOverflow="overflow" vert="horz" wrap="square" lIns="91440" tIns="45720" rIns="91440" bIns="45720" numCol="1" spcCol="0" rtlCol="0" fromWordArt="0" anchor="ctr" anchorCtr="0" forceAA="0" compatLnSpc="1">
-                            <a:prstTxWarp prst="textNoShape">
-                              <a:avLst/>
-                            </a:prstTxWarp>
                             <a:noAutofit/>
                           </wps:bodyPr>
                         </wps:wsp>
@@ -3941,9 +3721,6 @@
                               </a:fontRef>
                             </wps:style>
                             <wps:bodyPr rot="0" spcFirstLastPara="0" vertOverflow="overflow" horzOverflow="overflow" vert="horz" wrap="square" lIns="91440" tIns="45720" rIns="91440" bIns="45720" numCol="1" spcCol="0" rtlCol="0" fromWordArt="0" anchor="ctr" anchorCtr="0" forceAA="0" compatLnSpc="1">
-                              <a:prstTxWarp prst="textNoShape">
-                                <a:avLst/>
-                              </a:prstTxWarp>
                               <a:noAutofit/>
                             </wps:bodyPr>
                           </wps:wsp>
@@ -3985,60 +3762,74 @@
                             <w:p>
                               <w:pPr>
                                 <w:rPr>
-                                  <w:rFonts w:ascii="黑体" w:eastAsia="黑体" w:hAnsi="黑体"/>
+                                  <w:rFonts w:ascii="黑体" w:hAnsi="黑体" w:eastAsia="黑体"/>
                                 </w:rPr>
                               </w:pPr>
                               <w:r>
                                 <w:rPr>
-                                  <w:rFonts w:ascii="黑体" w:eastAsia="黑体" w:hAnsi="黑体" w:hint="eastAsia"/>
+                                  <w:rFonts w:hint="eastAsia" w:ascii="黑体" w:hAnsi="黑体" w:eastAsia="宋体"/>
                                 </w:rPr>
-                                <w:t>卖出</w:t>
+                                <w:t>賣出</w:t>
                               </w:r>
                             </w:p>
                           </w:txbxContent>
                         </wps:txbx>
                         <wps:bodyPr rot="0" spcFirstLastPara="0" vertOverflow="overflow" horzOverflow="overflow" vert="horz" wrap="square" lIns="91440" tIns="45720" rIns="91440" bIns="45720" numCol="1" spcCol="0" rtlCol="0" fromWordArt="0" anchor="t" anchorCtr="0" forceAA="0" compatLnSpc="1">
-                          <a:prstTxWarp prst="textNoShape">
-                            <a:avLst/>
-                          </a:prstTxWarp>
                           <a:noAutofit/>
                         </wps:bodyPr>
                       </wps:wsp>
                     </wpg:wgp>
                   </a:graphicData>
                 </a:graphic>
-                <wp14:sizeRelV relativeFrom="margin">
-                  <wp14:pctHeight>0</wp14:pctHeight>
-                </wp14:sizeRelV>
               </wp:anchor>
             </w:drawing>
           </mc:Choice>
           <mc:Fallback>
             <w:pict>
-              <v:group w14:anchorId="598C1616" id="组合 118" o:spid="_x0000_s1096" style="position:absolute;left:0;text-align:left;margin-left:237pt;margin-top:70.7pt;width:46pt;height:183.5pt;z-index:251688960;mso-height-relative:margin" coordorigin=",-4508" coordsize="5842,23304" o:gfxdata="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">
-                <v:group id="组合 119" o:spid="_x0000_s1097" style="position:absolute;left:1016;top:-4508;width:2413;height:20319" coordorigin=",-4508" coordsize="2413,20320" o:gfxdata="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">
-                  <v:shape id="上箭头 120" o:spid="_x0000_s1098" type="#_x0000_t68" style="position:absolute;top:12954;width:2413;height:2857;rotation:180;visibility:visible;mso-wrap-style:square;v-text-anchor:middle" o:gfxdata="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" adj="12960" fillcolor="#00b050" stroked="f" strokeweight="1pt"/>
-                  <v:group id="组合 121" o:spid="_x0000_s1099" style="position:absolute;left:444;top:-4508;width:1651;height:16255" coordorigin=",-4508" coordsize="1651,16256" o:gfxdata="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">
-                    <v:line id="直接连接符 122" o:spid="_x0000_s1100" style="position:absolute;flip:y;visibility:visible;mso-wrap-style:square" from="825,-4064" to="825,11747" o:connectortype="straight" o:gfxdata="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" strokecolor="#00b050" strokeweight="1.5pt">
-                      <v:stroke dashstyle="3 1" joinstyle="miter"/>
+              <v:group id="_x0000_s1026" o:spid="_x0000_s1026" o:spt="203" style="position:absolute;left:0pt;margin-left:237pt;margin-top:70.7pt;height:183.5pt;width:46pt;z-index:251688960;mso-width-relative:page;mso-height-relative:page;" coordorigin="0,-450850" coordsize="584200,2330450" o:gfxdata="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">
+                <o:lock v:ext="edit" aspectratio="f"/>
+                <v:group id="_x0000_s1026" o:spid="_x0000_s1026" o:spt="203" style="position:absolute;left:101600;top:-450850;height:2032000;width:241300;" coordorigin="0,-450850" coordsize="241300,2032000" o:gfxdata="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">
+                  <o:lock v:ext="edit" aspectratio="f"/>
+                  <v:shape id="_x0000_s1026" o:spid="_x0000_s1026" o:spt="68" type="#_x0000_t68" style="position:absolute;left:0;top:1295400;height:285750;width:241300;rotation:11796480f;v-text-anchor:middle;" fillcolor="#00B050" filled="t" stroked="f" coordsize="21600,21600" o:gfxdata="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" adj="12960,5400">
+                    <v:fill on="t" focussize="0,0"/>
+                    <v:stroke on="f" weight="1pt" miterlimit="8" joinstyle="miter"/>
+                    <v:imagedata o:title=""/>
+                    <o:lock v:ext="edit" aspectratio="f"/>
+                  </v:shape>
+                  <v:group id="_x0000_s1026" o:spid="_x0000_s1026" o:spt="203" style="position:absolute;left:44450;top:-450850;height:1625600;width:165100;" coordorigin="0,-450850" coordsize="165100,1625600" o:gfxdata="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">
+                    <o:lock v:ext="edit" aspectratio="f"/>
+                    <v:line id="_x0000_s1026" o:spid="_x0000_s1026" o:spt="20" style="position:absolute;left:82550;top:-406400;flip:y;height:1581150;width:0;" filled="f" stroked="t" coordsize="21600,21600" o:gfxdata="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">
+                      <v:fill on="f" focussize="0,0"/>
+                      <v:stroke weight="1.5pt" color="#00B050 [3204]" miterlimit="8" joinstyle="miter" dashstyle="3 1"/>
+                      <v:imagedata o:title=""/>
+                      <o:lock v:ext="edit" aspectratio="f"/>
                     </v:line>
-                    <v:shape id="等腰三角形 123" o:spid="_x0000_s1101" type="#_x0000_t5" style="position:absolute;top:-4508;width:1651;height:1524;visibility:visible;mso-wrap-style:square;v-text-anchor:middle" o:gfxdata="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" fillcolor="#00b050" stroked="f" strokeweight="1pt"/>
+                    <v:shape id="_x0000_s1026" o:spid="_x0000_s1026" o:spt="5" type="#_x0000_t5" style="position:absolute;left:0;top:-450850;height:152400;width:165100;v-text-anchor:middle;" fillcolor="#00B050" filled="t" stroked="f" coordsize="21600,21600" o:gfxdata="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" adj="10800">
+                      <v:fill on="t" focussize="0,0"/>
+                      <v:stroke on="f" weight="1pt" miterlimit="8" joinstyle="miter"/>
+                      <v:imagedata o:title=""/>
+                      <o:lock v:ext="edit" aspectratio="f"/>
+                    </v:shape>
                   </v:group>
                 </v:group>
-                <v:shape id="文本框 124" o:spid="_x0000_s1102" type="#_x0000_t202" style="position:absolute;top:15938;width:5842;height:2858;visibility:visible;mso-wrap-style:square;v-text-anchor:top" o:gfxdata="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" filled="f" stroked="f" strokeweight=".5pt">
+                <v:shape id="_x0000_s1026" o:spid="_x0000_s1026" o:spt="202" type="#_x0000_t202" style="position:absolute;left:0;top:1593850;height:285750;width:584200;" filled="f" stroked="f" coordsize="21600,21600" o:gfxdata="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">
+                  <v:fill on="f" focussize="0,0"/>
+                  <v:stroke on="f" weight="0.5pt"/>
+                  <v:imagedata o:title=""/>
+                  <o:lock v:ext="edit" aspectratio="f"/>
                   <v:textbox>
                     <w:txbxContent>
                       <w:p>
                         <w:pPr>
                           <w:rPr>
-                            <w:rFonts w:ascii="黑体" w:eastAsia="黑体" w:hAnsi="黑体"/>
+                            <w:rFonts w:ascii="黑体" w:hAnsi="黑体" w:eastAsia="黑体"/>
                           </w:rPr>
                         </w:pPr>
                         <w:r>
                           <w:rPr>
-                            <w:rFonts w:ascii="黑体" w:eastAsia="黑体" w:hAnsi="黑体" w:hint="eastAsia"/>
+                            <w:rFonts w:hint="eastAsia" w:ascii="黑体" w:hAnsi="黑体" w:eastAsia="宋体"/>
                           </w:rPr>
-                          <w:t>卖出</w:t>
+                          <w:t>賣出</w:t>
                         </w:r>
                       </w:p>
                     </w:txbxContent>
@@ -4053,7 +3844,7 @@
         <mc:AlternateContent>
           <mc:Choice Requires="wpg">
             <w:drawing>
-              <wp:anchor distT="0" distB="0" distL="114300" distR="114300" simplePos="0" relativeHeight="251686912" behindDoc="0" locked="0" layoutInCell="1" allowOverlap="1" wp14:anchorId="4AC5A9E1" wp14:editId="1C1307AA">
+              <wp:anchor distT="0" distB="0" distL="114300" distR="114300" simplePos="0" relativeHeight="251686912" behindDoc="0" locked="0" layoutInCell="1" allowOverlap="1">
                 <wp:simplePos x="0" y="0"/>
                 <wp:positionH relativeFrom="column">
                   <wp:posOffset>1682750</wp:posOffset>
@@ -4127,9 +3918,6 @@
                             </a:fontRef>
                           </wps:style>
                           <wps:bodyPr rot="0" spcFirstLastPara="0" vertOverflow="overflow" horzOverflow="overflow" vert="horz" wrap="square" lIns="91440" tIns="45720" rIns="91440" bIns="45720" numCol="1" spcCol="0" rtlCol="0" fromWordArt="0" anchor="ctr" anchorCtr="0" forceAA="0" compatLnSpc="1">
-                            <a:prstTxWarp prst="textNoShape">
-                              <a:avLst/>
-                            </a:prstTxWarp>
                             <a:noAutofit/>
                           </wps:bodyPr>
                         </wps:wsp>
@@ -4213,9 +4001,6 @@
                               </a:fontRef>
                             </wps:style>
                             <wps:bodyPr rot="0" spcFirstLastPara="0" vertOverflow="overflow" horzOverflow="overflow" vert="horz" wrap="square" lIns="91440" tIns="45720" rIns="91440" bIns="45720" numCol="1" spcCol="0" rtlCol="0" fromWordArt="0" anchor="ctr" anchorCtr="0" forceAA="0" compatLnSpc="1">
-                              <a:prstTxWarp prst="textNoShape">
-                                <a:avLst/>
-                              </a:prstTxWarp>
                               <a:noAutofit/>
                             </wps:bodyPr>
                           </wps:wsp>
@@ -4257,60 +4042,74 @@
                             <w:p>
                               <w:pPr>
                                 <w:rPr>
-                                  <w:rFonts w:ascii="黑体" w:eastAsia="黑体" w:hAnsi="黑体"/>
+                                  <w:rFonts w:ascii="黑体" w:hAnsi="黑体" w:eastAsia="黑体"/>
                                 </w:rPr>
                               </w:pPr>
                               <w:r>
                                 <w:rPr>
-                                  <w:rFonts w:ascii="黑体" w:eastAsia="黑体" w:hAnsi="黑体" w:hint="eastAsia"/>
+                                  <w:rFonts w:hint="eastAsia" w:ascii="黑体" w:hAnsi="黑体" w:eastAsia="宋体"/>
                                 </w:rPr>
-                                <w:t>买入</w:t>
+                                <w:t>買入</w:t>
                               </w:r>
                             </w:p>
                           </w:txbxContent>
                         </wps:txbx>
                         <wps:bodyPr rot="0" spcFirstLastPara="0" vertOverflow="overflow" horzOverflow="overflow" vert="horz" wrap="square" lIns="91440" tIns="45720" rIns="91440" bIns="45720" numCol="1" spcCol="0" rtlCol="0" fromWordArt="0" anchor="t" anchorCtr="0" forceAA="0" compatLnSpc="1">
-                          <a:prstTxWarp prst="textNoShape">
-                            <a:avLst/>
-                          </a:prstTxWarp>
                           <a:noAutofit/>
                         </wps:bodyPr>
                       </wps:wsp>
                     </wpg:wgp>
                   </a:graphicData>
                 </a:graphic>
-                <wp14:sizeRelV relativeFrom="margin">
-                  <wp14:pctHeight>0</wp14:pctHeight>
-                </wp14:sizeRelV>
               </wp:anchor>
             </w:drawing>
           </mc:Choice>
           <mc:Fallback>
             <w:pict>
-              <v:group w14:anchorId="4AC5A9E1" id="组合 111" o:spid="_x0000_s1103" style="position:absolute;left:0;text-align:left;margin-left:132.5pt;margin-top:145.2pt;width:46pt;height:161.5pt;z-index:251686912;mso-height-relative:margin" coordorigin="63,-4000" coordsize="5842,20510" o:gfxdata="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">
-                <v:group id="组合 112" o:spid="_x0000_s1104" style="position:absolute;left:1079;top:-4000;width:2413;height:17652" coordorigin=",-4000" coordsize="2413,17653" o:gfxdata="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">
-                  <v:shape id="上箭头 113" o:spid="_x0000_s1105" type="#_x0000_t68" style="position:absolute;top:10795;width:2413;height:2857;visibility:visible;mso-wrap-style:square;v-text-anchor:middle" o:gfxdata="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" adj="12960" fillcolor="red" stroked="f" strokeweight="1pt"/>
-                  <v:group id="组合 114" o:spid="_x0000_s1106" style="position:absolute;left:444;top:-4000;width:1651;height:13144" coordorigin=",-4000" coordsize="1651,13144" o:gfxdata="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">
-                    <v:line id="直接连接符 115" o:spid="_x0000_s1107" style="position:absolute;flip:y;visibility:visible;mso-wrap-style:square" from="825,-2476" to="825,9144" o:connectortype="straight" o:gfxdata="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" strokecolor="red" strokeweight="1.5pt">
-                      <v:stroke dashstyle="3 1" joinstyle="miter"/>
+              <v:group id="_x0000_s1026" o:spid="_x0000_s1026" o:spt="203" style="position:absolute;left:0pt;margin-left:132.5pt;margin-top:145.2pt;height:161.5pt;width:46pt;z-index:251686912;mso-width-relative:page;mso-height-relative:page;" coordorigin="6350,-400050" coordsize="584200,2051050" o:gfxdata="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">
+                <o:lock v:ext="edit" aspectratio="f"/>
+                <v:group id="_x0000_s1026" o:spid="_x0000_s1026" o:spt="203" style="position:absolute;left:107950;top:-400050;height:1765300;width:241300;" coordorigin="0,-400050" coordsize="241300,1765300" o:gfxdata="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">
+                  <o:lock v:ext="edit" aspectratio="f"/>
+                  <v:shape id="_x0000_s1026" o:spid="_x0000_s1026" o:spt="68" type="#_x0000_t68" style="position:absolute;left:0;top:1079500;height:285750;width:241300;v-text-anchor:middle;" fillcolor="#FF0000" filled="t" stroked="f" coordsize="21600,21600" o:gfxdata="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" adj="12960,5400">
+                    <v:fill on="t" focussize="0,0"/>
+                    <v:stroke on="f" weight="1pt" miterlimit="8" joinstyle="miter"/>
+                    <v:imagedata o:title=""/>
+                    <o:lock v:ext="edit" aspectratio="f"/>
+                  </v:shape>
+                  <v:group id="_x0000_s1026" o:spid="_x0000_s1026" o:spt="203" style="position:absolute;left:44450;top:-400050;height:1314450;width:165100;" coordorigin="0,-400050" coordsize="165100,1314450" o:gfxdata="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">
+                    <o:lock v:ext="edit" aspectratio="f"/>
+                    <v:line id="_x0000_s1026" o:spid="_x0000_s1026" o:spt="20" style="position:absolute;left:82550;top:-247650;flip:y;height:1162050;width:0;" filled="f" stroked="t" coordsize="21600,21600" o:gfxdata="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">
+                      <v:fill on="f" focussize="0,0"/>
+                      <v:stroke weight="1.5pt" color="#FF0000 [3204]" miterlimit="8" joinstyle="miter" dashstyle="3 1"/>
+                      <v:imagedata o:title=""/>
+                      <o:lock v:ext="edit" aspectratio="f"/>
                     </v:line>
-                    <v:shape id="等腰三角形 116" o:spid="_x0000_s1108" type="#_x0000_t5" style="position:absolute;top:-4000;width:1651;height:1524;visibility:visible;mso-wrap-style:square;v-text-anchor:middle" o:gfxdata="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" fillcolor="red" stroked="f" strokeweight="1pt"/>
+                    <v:shape id="_x0000_s1026" o:spid="_x0000_s1026" o:spt="5" type="#_x0000_t5" style="position:absolute;left:0;top:-400050;height:152400;width:165100;v-text-anchor:middle;" fillcolor="#FF0000" filled="t" stroked="f" coordsize="21600,21600" o:gfxdata="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" adj="10800">
+                      <v:fill on="t" focussize="0,0"/>
+                      <v:stroke on="f" weight="1pt" miterlimit="8" joinstyle="miter"/>
+                      <v:imagedata o:title=""/>
+                      <o:lock v:ext="edit" aspectratio="f"/>
+                    </v:shape>
                   </v:group>
                 </v:group>
-                <v:shape id="文本框 117" o:spid="_x0000_s1109" type="#_x0000_t202" style="position:absolute;left:63;top:13652;width:5842;height:2858;visibility:visible;mso-wrap-style:square;v-text-anchor:top" o:gfxdata="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" filled="f" stroked="f" strokeweight=".5pt">
+                <v:shape id="_x0000_s1026" o:spid="_x0000_s1026" o:spt="202" type="#_x0000_t202" style="position:absolute;left:6350;top:1365250;height:285750;width:584200;" filled="f" stroked="f" coordsize="21600,21600" o:gfxdata="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">
+                  <v:fill on="f" focussize="0,0"/>
+                  <v:stroke on="f" weight="0.5pt"/>
+                  <v:imagedata o:title=""/>
+                  <o:lock v:ext="edit" aspectratio="f"/>
                   <v:textbox>
                     <w:txbxContent>
                       <w:p>
                         <w:pPr>
                           <w:rPr>
-                            <w:rFonts w:ascii="黑体" w:eastAsia="黑体" w:hAnsi="黑体"/>
+                            <w:rFonts w:ascii="黑体" w:hAnsi="黑体" w:eastAsia="黑体"/>
                           </w:rPr>
                         </w:pPr>
                         <w:r>
                           <w:rPr>
-                            <w:rFonts w:ascii="黑体" w:eastAsia="黑体" w:hAnsi="黑体" w:hint="eastAsia"/>
+                            <w:rFonts w:hint="eastAsia" w:ascii="黑体" w:hAnsi="黑体" w:eastAsia="宋体"/>
                           </w:rPr>
-                          <w:t>买入</w:t>
+                          <w:t>買入</w:t>
                         </w:r>
                       </w:p>
                     </w:txbxContent>
@@ -4323,12 +4122,12 @@
       </w:r>
       <w:r>
         <w:rPr>
-          <w:rFonts w:ascii="黑体" w:eastAsia="黑体" w:hAnsi="黑体" w:cs="Helvetica"/>
+          <w:rFonts w:ascii="黑体" w:hAnsi="黑体" w:eastAsia="黑体" w:cs="Helvetica"/>
           <w:color w:val="333333"/>
           <w:shd w:val="clear" w:color="auto" w:fill="FFFFFF"/>
         </w:rPr>
         <w:drawing>
-          <wp:inline distT="0" distB="0" distL="0" distR="0" wp14:anchorId="33CBF7DE" wp14:editId="008EF9B3">
+          <wp:inline distT="0" distB="0" distL="0" distR="0">
             <wp:extent cx="5274310" cy="3419475"/>
             <wp:effectExtent l="0" t="0" r="2540" b="9525"/>
             <wp:docPr id="109" name="图片 109"/>
@@ -4339,11 +4138,13 @@
               <a:graphicData uri="http://schemas.openxmlformats.org/drawingml/2006/picture">
                 <pic:pic xmlns:pic="http://schemas.openxmlformats.org/drawingml/2006/picture">
                   <pic:nvPicPr>
-                    <pic:cNvPr id="1" name=""/>
-                    <pic:cNvPicPr/>
+                    <pic:cNvPr id="109" name="图片 109"/>
+                    <pic:cNvPicPr>
+                      <a:picLocks noChangeAspect="1"/>
+                    </pic:cNvPicPr>
                   </pic:nvPicPr>
                   <pic:blipFill>
-                    <a:blip r:embed="rId11"/>
+                    <a:blip r:embed="rId10"/>
                     <a:stretch>
                       <a:fillRect/>
                     </a:stretch>
@@ -4367,7 +4168,7 @@
     <w:p>
       <w:pPr>
         <w:rPr>
-          <w:rFonts w:ascii="黑体" w:eastAsia="黑体" w:hAnsi="黑体" w:cs="Helvetica"/>
+          <w:rFonts w:ascii="黑体" w:hAnsi="黑体" w:eastAsia="黑体" w:cs="Helvetica"/>
           <w:color w:val="333333"/>
           <w:shd w:val="clear" w:color="auto" w:fill="FFFFFF"/>
         </w:rPr>
@@ -4378,14 +4179,14 @@
         <w:widowControl/>
         <w:jc w:val="left"/>
         <w:rPr>
-          <w:rFonts w:ascii="黑体" w:eastAsia="黑体" w:hAnsi="黑体"/>
+          <w:rFonts w:ascii="黑体" w:hAnsi="黑体" w:eastAsia="黑体"/>
           <w:sz w:val="24"/>
           <w:szCs w:val="24"/>
         </w:rPr>
       </w:pPr>
       <w:r>
         <w:rPr>
-          <w:rFonts w:ascii="黑体" w:eastAsia="黑体" w:hAnsi="黑体"/>
+          <w:rFonts w:ascii="黑体" w:hAnsi="黑体" w:eastAsia="黑体"/>
           <w:sz w:val="24"/>
           <w:szCs w:val="24"/>
         </w:rPr>
@@ -4396,63 +4197,46 @@
       <w:pPr>
         <w:jc w:val="center"/>
         <w:rPr>
-          <w:rFonts w:ascii="黑体" w:eastAsia="黑体" w:hAnsi="黑体"/>
+          <w:rFonts w:ascii="黑体" w:hAnsi="黑体" w:eastAsia="黑体"/>
           <w:sz w:val="20"/>
           <w:szCs w:val="24"/>
         </w:rPr>
       </w:pPr>
       <w:r>
         <w:rPr>
-          <w:rFonts w:ascii="黑体" w:eastAsia="黑体" w:hAnsi="黑体"/>
+          <w:rFonts w:ascii="黑体" w:hAnsi="黑体" w:eastAsia="宋体"/>
           <w:sz w:val="24"/>
           <w:szCs w:val="24"/>
         </w:rPr>
-        <w:lastRenderedPageBreak/>
         <w:t>KDJ</w:t>
       </w:r>
       <w:r>
         <w:rPr>
-          <w:rFonts w:ascii="黑体" w:eastAsia="黑体" w:hAnsi="黑体" w:hint="eastAsia"/>
+          <w:rFonts w:hint="eastAsia" w:ascii="黑体" w:hAnsi="黑体" w:eastAsia="宋体"/>
           <w:sz w:val="20"/>
           <w:szCs w:val="24"/>
         </w:rPr>
-        <w:t>指标</w:t>
-      </w:r>
-      <w:r>
-        <w:rPr>
-          <w:rFonts w:ascii="黑体" w:eastAsia="黑体" w:hAnsi="黑体" w:hint="eastAsia"/>
-          <w:sz w:val="20"/>
-          <w:szCs w:val="24"/>
-        </w:rPr>
-        <w:t>失败</w:t>
-      </w:r>
-      <w:r>
-        <w:rPr>
-          <w:rFonts w:ascii="黑体" w:eastAsia="黑体" w:hAnsi="黑体" w:hint="eastAsia"/>
-          <w:sz w:val="20"/>
-          <w:szCs w:val="24"/>
-        </w:rPr>
-        <w:t>案例</w:t>
+        <w:t>指標失敗案例</w:t>
       </w:r>
     </w:p>
     <w:p>
       <w:pPr>
         <w:rPr>
-          <w:rFonts w:ascii="黑体" w:eastAsia="黑体" w:hAnsi="黑体" w:cs="Helvetica"/>
+          <w:rFonts w:ascii="黑体" w:hAnsi="黑体" w:eastAsia="黑体" w:cs="Helvetica"/>
           <w:color w:val="333333"/>
           <w:shd w:val="clear" w:color="auto" w:fill="FFFFFF"/>
         </w:rPr>
       </w:pPr>
       <w:r>
         <w:rPr>
-          <w:rFonts w:ascii="黑体" w:eastAsia="黑体" w:hAnsi="黑体" w:cs="Helvetica"/>
+          <w:rFonts w:ascii="黑体" w:hAnsi="黑体" w:eastAsia="黑体" w:cs="Helvetica"/>
           <w:color w:val="333333"/>
           <w:shd w:val="clear" w:color="auto" w:fill="FFFFFF"/>
         </w:rPr>
         <mc:AlternateContent>
           <mc:Choice Requires="wpg">
             <w:drawing>
-              <wp:anchor distT="0" distB="0" distL="114300" distR="114300" simplePos="0" relativeHeight="251692032" behindDoc="0" locked="0" layoutInCell="1" allowOverlap="1" wp14:anchorId="625FFB72" wp14:editId="173E1FAE">
+              <wp:anchor distT="0" distB="0" distL="114300" distR="114300" simplePos="0" relativeHeight="251692032" behindDoc="0" locked="0" layoutInCell="1" allowOverlap="1">
                 <wp:simplePos x="0" y="0"/>
                 <wp:positionH relativeFrom="column">
                   <wp:posOffset>3854450</wp:posOffset>
@@ -4526,9 +4310,6 @@
                             </a:fontRef>
                           </wps:style>
                           <wps:bodyPr rot="0" spcFirstLastPara="0" vertOverflow="overflow" horzOverflow="overflow" vert="horz" wrap="square" lIns="91440" tIns="45720" rIns="91440" bIns="45720" numCol="1" spcCol="0" rtlCol="0" fromWordArt="0" anchor="ctr" anchorCtr="0" forceAA="0" compatLnSpc="1">
-                            <a:prstTxWarp prst="textNoShape">
-                              <a:avLst/>
-                            </a:prstTxWarp>
                             <a:noAutofit/>
                           </wps:bodyPr>
                         </wps:wsp>
@@ -4612,9 +4393,6 @@
                               </a:fontRef>
                             </wps:style>
                             <wps:bodyPr rot="0" spcFirstLastPara="0" vertOverflow="overflow" horzOverflow="overflow" vert="horz" wrap="square" lIns="91440" tIns="45720" rIns="91440" bIns="45720" numCol="1" spcCol="0" rtlCol="0" fromWordArt="0" anchor="ctr" anchorCtr="0" forceAA="0" compatLnSpc="1">
-                              <a:prstTxWarp prst="textNoShape">
-                                <a:avLst/>
-                              </a:prstTxWarp>
                               <a:noAutofit/>
                             </wps:bodyPr>
                           </wps:wsp>
@@ -4656,60 +4434,74 @@
                             <w:p>
                               <w:pPr>
                                 <w:rPr>
-                                  <w:rFonts w:ascii="黑体" w:eastAsia="黑体" w:hAnsi="黑体"/>
+                                  <w:rFonts w:ascii="黑体" w:hAnsi="黑体" w:eastAsia="黑体"/>
                                 </w:rPr>
                               </w:pPr>
                               <w:r>
                                 <w:rPr>
-                                  <w:rFonts w:ascii="黑体" w:eastAsia="黑体" w:hAnsi="黑体" w:hint="eastAsia"/>
+                                  <w:rFonts w:hint="eastAsia" w:ascii="黑体" w:hAnsi="黑体" w:eastAsia="宋体"/>
                                 </w:rPr>
-                                <w:t>卖出</w:t>
+                                <w:t>賣出</w:t>
                               </w:r>
                             </w:p>
                           </w:txbxContent>
                         </wps:txbx>
                         <wps:bodyPr rot="0" spcFirstLastPara="0" vertOverflow="overflow" horzOverflow="overflow" vert="horz" wrap="square" lIns="91440" tIns="45720" rIns="91440" bIns="45720" numCol="1" spcCol="0" rtlCol="0" fromWordArt="0" anchor="t" anchorCtr="0" forceAA="0" compatLnSpc="1">
-                          <a:prstTxWarp prst="textNoShape">
-                            <a:avLst/>
-                          </a:prstTxWarp>
                           <a:noAutofit/>
                         </wps:bodyPr>
                       </wps:wsp>
                     </wpg:wgp>
                   </a:graphicData>
                 </a:graphic>
-                <wp14:sizeRelV relativeFrom="margin">
-                  <wp14:pctHeight>0</wp14:pctHeight>
-                </wp14:sizeRelV>
               </wp:anchor>
             </w:drawing>
           </mc:Choice>
           <mc:Fallback>
             <w:pict>
-              <v:group w14:anchorId="625FFB72" id="组合 132" o:spid="_x0000_s1110" style="position:absolute;left:0;text-align:left;margin-left:303.5pt;margin-top:144.9pt;width:46pt;height:117pt;z-index:251692032;mso-height-relative:margin" coordorigin=",-4508" coordsize="5842,14859" o:gfxdata="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">
-                <v:group id="组合 133" o:spid="_x0000_s1111" style="position:absolute;left:1016;top:-4508;width:2413;height:11874" coordorigin=",-4508" coordsize="2413,11874" o:gfxdata="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">
-                  <v:shape id="上箭头 134" o:spid="_x0000_s1112" type="#_x0000_t68" style="position:absolute;top:4508;width:2413;height:2858;rotation:180;visibility:visible;mso-wrap-style:square;v-text-anchor:middle" o:gfxdata="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" adj="12960" fillcolor="#00b050" stroked="f" strokeweight="1pt"/>
-                  <v:group id="组合 135" o:spid="_x0000_s1113" style="position:absolute;left:444;top:-4508;width:1651;height:6857" coordorigin=",-4508" coordsize="1651,6858" o:gfxdata="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">
-                    <v:line id="直接连接符 136" o:spid="_x0000_s1114" style="position:absolute;flip:y;visibility:visible;mso-wrap-style:square" from="825,-4064" to="825,2349" o:connectortype="straight" o:gfxdata="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" strokecolor="#00b050" strokeweight="1.5pt">
-                      <v:stroke dashstyle="3 1" joinstyle="miter"/>
+              <v:group id="_x0000_s1026" o:spid="_x0000_s1026" o:spt="203" style="position:absolute;left:0pt;margin-left:303.5pt;margin-top:144.9pt;height:117pt;width:46pt;z-index:251692032;mso-width-relative:page;mso-height-relative:page;" coordorigin="0,-450850" coordsize="584200,1485900" o:gfxdata="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">
+                <o:lock v:ext="edit" aspectratio="f"/>
+                <v:group id="_x0000_s1026" o:spid="_x0000_s1026" o:spt="203" style="position:absolute;left:101600;top:-450850;height:1187450;width:241300;" coordorigin="0,-450850" coordsize="241300,1187450" o:gfxdata="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">
+                  <o:lock v:ext="edit" aspectratio="f"/>
+                  <v:shape id="_x0000_s1026" o:spid="_x0000_s1026" o:spt="68" type="#_x0000_t68" style="position:absolute;left:0;top:450850;height:285750;width:241300;rotation:11796480f;v-text-anchor:middle;" fillcolor="#00B050" filled="t" stroked="f" coordsize="21600,21600" o:gfxdata="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" adj="12960,5400">
+                    <v:fill on="t" focussize="0,0"/>
+                    <v:stroke on="f" weight="1pt" miterlimit="8" joinstyle="miter"/>
+                    <v:imagedata o:title=""/>
+                    <o:lock v:ext="edit" aspectratio="f"/>
+                  </v:shape>
+                  <v:group id="_x0000_s1026" o:spid="_x0000_s1026" o:spt="203" style="position:absolute;left:44450;top:-450850;height:685800;width:165100;" coordorigin="0,-450850" coordsize="165100,685800" o:gfxdata="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">
+                    <o:lock v:ext="edit" aspectratio="f"/>
+                    <v:line id="_x0000_s1026" o:spid="_x0000_s1026" o:spt="20" style="position:absolute;left:82550;top:-406400;flip:y;height:641350;width:0;" filled="f" stroked="t" coordsize="21600,21600" o:gfxdata="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">
+                      <v:fill on="f" focussize="0,0"/>
+                      <v:stroke weight="1.5pt" color="#00B050 [3204]" miterlimit="8" joinstyle="miter" dashstyle="3 1"/>
+                      <v:imagedata o:title=""/>
+                      <o:lock v:ext="edit" aspectratio="f"/>
                     </v:line>
-                    <v:shape id="等腰三角形 137" o:spid="_x0000_s1115" type="#_x0000_t5" style="position:absolute;top:-4508;width:1651;height:1524;visibility:visible;mso-wrap-style:square;v-text-anchor:middle" o:gfxdata="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" fillcolor="#00b050" stroked="f" strokeweight="1pt"/>
+                    <v:shape id="_x0000_s1026" o:spid="_x0000_s1026" o:spt="5" type="#_x0000_t5" style="position:absolute;left:0;top:-450850;height:152400;width:165100;v-text-anchor:middle;" fillcolor="#00B050" filled="t" stroked="f" coordsize="21600,21600" o:gfxdata="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" adj="10800">
+                      <v:fill on="t" focussize="0,0"/>
+                      <v:stroke on="f" weight="1pt" miterlimit="8" joinstyle="miter"/>
+                      <v:imagedata o:title=""/>
+                      <o:lock v:ext="edit" aspectratio="f"/>
+                    </v:shape>
                   </v:group>
                 </v:group>
-                <v:shape id="文本框 138" o:spid="_x0000_s1116" type="#_x0000_t202" style="position:absolute;top:7493;width:5842;height:2857;visibility:visible;mso-wrap-style:square;v-text-anchor:top" o:gfxdata="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" filled="f" stroked="f" strokeweight=".5pt">
+                <v:shape id="_x0000_s1026" o:spid="_x0000_s1026" o:spt="202" type="#_x0000_t202" style="position:absolute;left:0;top:749300;height:285750;width:584200;" filled="f" stroked="f" coordsize="21600,21600" o:gfxdata="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">
+                  <v:fill on="f" focussize="0,0"/>
+                  <v:stroke on="f" weight="0.5pt"/>
+                  <v:imagedata o:title=""/>
+                  <o:lock v:ext="edit" aspectratio="f"/>
                   <v:textbox>
                     <w:txbxContent>
                       <w:p>
                         <w:pPr>
                           <w:rPr>
-                            <w:rFonts w:ascii="黑体" w:eastAsia="黑体" w:hAnsi="黑体"/>
+                            <w:rFonts w:ascii="黑体" w:hAnsi="黑体" w:eastAsia="黑体"/>
                           </w:rPr>
                         </w:pPr>
                         <w:r>
                           <w:rPr>
-                            <w:rFonts w:ascii="黑体" w:eastAsia="黑体" w:hAnsi="黑体" w:hint="eastAsia"/>
+                            <w:rFonts w:hint="eastAsia" w:ascii="黑体" w:hAnsi="黑体" w:eastAsia="宋体"/>
                           </w:rPr>
-                          <w:t>卖出</w:t>
+                          <w:t>賣出</w:t>
                         </w:r>
                       </w:p>
                     </w:txbxContent>
@@ -4722,14 +4514,14 @@
       </w:r>
       <w:r>
         <w:rPr>
-          <w:rFonts w:ascii="黑体" w:eastAsia="黑体" w:hAnsi="黑体" w:cs="Helvetica"/>
+          <w:rFonts w:ascii="黑体" w:hAnsi="黑体" w:eastAsia="黑体" w:cs="Helvetica"/>
           <w:color w:val="333333"/>
           <w:shd w:val="clear" w:color="auto" w:fill="FFFFFF"/>
         </w:rPr>
         <mc:AlternateContent>
           <mc:Choice Requires="wpg">
             <w:drawing>
-              <wp:anchor distT="0" distB="0" distL="114300" distR="114300" simplePos="0" relativeHeight="251691008" behindDoc="0" locked="0" layoutInCell="1" allowOverlap="1" wp14:anchorId="3B53F231" wp14:editId="1E7F25AF">
+              <wp:anchor distT="0" distB="0" distL="114300" distR="114300" simplePos="0" relativeHeight="251691008" behindDoc="0" locked="0" layoutInCell="1" allowOverlap="1">
                 <wp:simplePos x="0" y="0"/>
                 <wp:positionH relativeFrom="column">
                   <wp:posOffset>2787650</wp:posOffset>
@@ -4803,9 +4595,6 @@
                             </a:fontRef>
                           </wps:style>
                           <wps:bodyPr rot="0" spcFirstLastPara="0" vertOverflow="overflow" horzOverflow="overflow" vert="horz" wrap="square" lIns="91440" tIns="45720" rIns="91440" bIns="45720" numCol="1" spcCol="0" rtlCol="0" fromWordArt="0" anchor="ctr" anchorCtr="0" forceAA="0" compatLnSpc="1">
-                            <a:prstTxWarp prst="textNoShape">
-                              <a:avLst/>
-                            </a:prstTxWarp>
                             <a:noAutofit/>
                           </wps:bodyPr>
                         </wps:wsp>
@@ -4889,9 +4678,6 @@
                               </a:fontRef>
                             </wps:style>
                             <wps:bodyPr rot="0" spcFirstLastPara="0" vertOverflow="overflow" horzOverflow="overflow" vert="horz" wrap="square" lIns="91440" tIns="45720" rIns="91440" bIns="45720" numCol="1" spcCol="0" rtlCol="0" fromWordArt="0" anchor="ctr" anchorCtr="0" forceAA="0" compatLnSpc="1">
-                              <a:prstTxWarp prst="textNoShape">
-                                <a:avLst/>
-                              </a:prstTxWarp>
                               <a:noAutofit/>
                             </wps:bodyPr>
                           </wps:wsp>
@@ -4933,60 +4719,74 @@
                             <w:p>
                               <w:pPr>
                                 <w:rPr>
-                                  <w:rFonts w:ascii="黑体" w:eastAsia="黑体" w:hAnsi="黑体"/>
+                                  <w:rFonts w:ascii="黑体" w:hAnsi="黑体" w:eastAsia="黑体"/>
                                 </w:rPr>
                               </w:pPr>
                               <w:r>
                                 <w:rPr>
-                                  <w:rFonts w:ascii="黑体" w:eastAsia="黑体" w:hAnsi="黑体" w:hint="eastAsia"/>
+                                  <w:rFonts w:hint="eastAsia" w:ascii="黑体" w:hAnsi="黑体" w:eastAsia="宋体"/>
                                 </w:rPr>
-                                <w:t>买入</w:t>
+                                <w:t>買入</w:t>
                               </w:r>
                             </w:p>
                           </w:txbxContent>
                         </wps:txbx>
                         <wps:bodyPr rot="0" spcFirstLastPara="0" vertOverflow="overflow" horzOverflow="overflow" vert="horz" wrap="square" lIns="91440" tIns="45720" rIns="91440" bIns="45720" numCol="1" spcCol="0" rtlCol="0" fromWordArt="0" anchor="t" anchorCtr="0" forceAA="0" compatLnSpc="1">
-                          <a:prstTxWarp prst="textNoShape">
-                            <a:avLst/>
-                          </a:prstTxWarp>
                           <a:noAutofit/>
                         </wps:bodyPr>
                       </wps:wsp>
                     </wpg:wgp>
                   </a:graphicData>
                 </a:graphic>
-                <wp14:sizeRelV relativeFrom="margin">
-                  <wp14:pctHeight>0</wp14:pctHeight>
-                </wp14:sizeRelV>
               </wp:anchor>
             </w:drawing>
           </mc:Choice>
           <mc:Fallback>
             <w:pict>
-              <v:group w14:anchorId="3B53F231" id="组合 125" o:spid="_x0000_s1117" style="position:absolute;left:0;text-align:left;margin-left:219.5pt;margin-top:144.9pt;width:46pt;height:161.5pt;z-index:251691008;mso-height-relative:margin" coordorigin="63,-4000" coordsize="5842,20510" o:gfxdata="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">
-                <v:group id="组合 126" o:spid="_x0000_s1118" style="position:absolute;left:1079;top:-4000;width:2413;height:17652" coordorigin=",-4000" coordsize="2413,17653" o:gfxdata="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">
-                  <v:shape id="上箭头 127" o:spid="_x0000_s1119" type="#_x0000_t68" style="position:absolute;top:10795;width:2413;height:2857;visibility:visible;mso-wrap-style:square;v-text-anchor:middle" o:gfxdata="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" adj="12960" fillcolor="red" stroked="f" strokeweight="1pt"/>
-                  <v:group id="组合 128" o:spid="_x0000_s1120" style="position:absolute;left:444;top:-4000;width:1651;height:13144" coordorigin=",-4000" coordsize="1651,13144" o:gfxdata="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">
-                    <v:line id="直接连接符 129" o:spid="_x0000_s1121" style="position:absolute;flip:y;visibility:visible;mso-wrap-style:square" from="825,-2476" to="825,9144" o:connectortype="straight" o:gfxdata="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" strokecolor="red" strokeweight="1.5pt">
-                      <v:stroke dashstyle="3 1" joinstyle="miter"/>
+              <v:group id="_x0000_s1026" o:spid="_x0000_s1026" o:spt="203" style="position:absolute;left:0pt;margin-left:219.5pt;margin-top:144.9pt;height:161.5pt;width:46pt;z-index:251691008;mso-width-relative:page;mso-height-relative:page;" coordorigin="6350,-400050" coordsize="584200,2051050" o:gfxdata="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">
+                <o:lock v:ext="edit" aspectratio="f"/>
+                <v:group id="_x0000_s1026" o:spid="_x0000_s1026" o:spt="203" style="position:absolute;left:107950;top:-400050;height:1765300;width:241300;" coordorigin="0,-400050" coordsize="241300,1765300" o:gfxdata="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">
+                  <o:lock v:ext="edit" aspectratio="f"/>
+                  <v:shape id="_x0000_s1026" o:spid="_x0000_s1026" o:spt="68" type="#_x0000_t68" style="position:absolute;left:0;top:1079500;height:285750;width:241300;v-text-anchor:middle;" fillcolor="#FF0000" filled="t" stroked="f" coordsize="21600,21600" o:gfxdata="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" adj="12960,5400">
+                    <v:fill on="t" focussize="0,0"/>
+                    <v:stroke on="f" weight="1pt" miterlimit="8" joinstyle="miter"/>
+                    <v:imagedata o:title=""/>
+                    <o:lock v:ext="edit" aspectratio="f"/>
+                  </v:shape>
+                  <v:group id="_x0000_s1026" o:spid="_x0000_s1026" o:spt="203" style="position:absolute;left:44450;top:-400050;height:1314450;width:165100;" coordorigin="0,-400050" coordsize="165100,1314450" o:gfxdata="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">
+                    <o:lock v:ext="edit" aspectratio="f"/>
+                    <v:line id="_x0000_s1026" o:spid="_x0000_s1026" o:spt="20" style="position:absolute;left:82550;top:-247650;flip:y;height:1162050;width:0;" filled="f" stroked="t" coordsize="21600,21600" o:gfxdata="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">
+                      <v:fill on="f" focussize="0,0"/>
+                      <v:stroke weight="1.5pt" color="#FF0000 [3204]" miterlimit="8" joinstyle="miter" dashstyle="3 1"/>
+                      <v:imagedata o:title=""/>
+                      <o:lock v:ext="edit" aspectratio="f"/>
                     </v:line>
-                    <v:shape id="等腰三角形 130" o:spid="_x0000_s1122" type="#_x0000_t5" style="position:absolute;top:-4000;width:1651;height:1524;visibility:visible;mso-wrap-style:square;v-text-anchor:middle" o:gfxdata="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" fillcolor="red" stroked="f" strokeweight="1pt"/>
+                    <v:shape id="_x0000_s1026" o:spid="_x0000_s1026" o:spt="5" type="#_x0000_t5" style="position:absolute;left:0;top:-400050;height:152400;width:165100;v-text-anchor:middle;" fillcolor="#FF0000" filled="t" stroked="f" coordsize="21600,21600" o:gfxdata="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" adj="10800">
+                      <v:fill on="t" focussize="0,0"/>
+                      <v:stroke on="f" weight="1pt" miterlimit="8" joinstyle="miter"/>
+                      <v:imagedata o:title=""/>
+                      <o:lock v:ext="edit" aspectratio="f"/>
+                    </v:shape>
                   </v:group>
                 </v:group>
-                <v:shape id="文本框 131" o:spid="_x0000_s1123" type="#_x0000_t202" style="position:absolute;left:63;top:13652;width:5842;height:2858;visibility:visible;mso-wrap-style:square;v-text-anchor:top" o:gfxdata="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" filled="f" stroked="f" strokeweight=".5pt">
+                <v:shape id="_x0000_s1026" o:spid="_x0000_s1026" o:spt="202" type="#_x0000_t202" style="position:absolute;left:6350;top:1365250;height:285750;width:584200;" filled="f" stroked="f" coordsize="21600,21600" o:gfxdata="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">
+                  <v:fill on="f" focussize="0,0"/>
+                  <v:stroke on="f" weight="0.5pt"/>
+                  <v:imagedata o:title=""/>
+                  <o:lock v:ext="edit" aspectratio="f"/>
                   <v:textbox>
                     <w:txbxContent>
                       <w:p>
                         <w:pPr>
                           <w:rPr>
-                            <w:rFonts w:ascii="黑体" w:eastAsia="黑体" w:hAnsi="黑体"/>
+                            <w:rFonts w:ascii="黑体" w:hAnsi="黑体" w:eastAsia="黑体"/>
                           </w:rPr>
                         </w:pPr>
                         <w:r>
                           <w:rPr>
-                            <w:rFonts w:ascii="黑体" w:eastAsia="黑体" w:hAnsi="黑体" w:hint="eastAsia"/>
+                            <w:rFonts w:hint="eastAsia" w:ascii="黑体" w:hAnsi="黑体" w:eastAsia="宋体"/>
                           </w:rPr>
-                          <w:t>买入</w:t>
+                          <w:t>買入</w:t>
                         </w:r>
                       </w:p>
                     </w:txbxContent>
@@ -4999,12 +4799,12 @@
       </w:r>
       <w:r>
         <w:rPr>
-          <w:rFonts w:ascii="黑体" w:eastAsia="黑体" w:hAnsi="黑体" w:cs="Helvetica"/>
+          <w:rFonts w:ascii="黑体" w:hAnsi="黑体" w:eastAsia="黑体" w:cs="Helvetica"/>
           <w:color w:val="333333"/>
           <w:shd w:val="clear" w:color="auto" w:fill="FFFFFF"/>
         </w:rPr>
         <w:drawing>
-          <wp:inline distT="0" distB="0" distL="0" distR="0" wp14:anchorId="7D19D8E9" wp14:editId="665B04D3">
+          <wp:inline distT="0" distB="0" distL="0" distR="0">
             <wp:extent cx="5274310" cy="3413760"/>
             <wp:effectExtent l="0" t="0" r="2540" b="0"/>
             <wp:docPr id="110" name="图片 110"/>
@@ -5015,11 +4815,13 @@
               <a:graphicData uri="http://schemas.openxmlformats.org/drawingml/2006/picture">
                 <pic:pic xmlns:pic="http://schemas.openxmlformats.org/drawingml/2006/picture">
                   <pic:nvPicPr>
-                    <pic:cNvPr id="1" name=""/>
-                    <pic:cNvPicPr/>
+                    <pic:cNvPr id="110" name="图片 110"/>
+                    <pic:cNvPicPr>
+                      <a:picLocks noChangeAspect="1"/>
+                    </pic:cNvPicPr>
                   </pic:nvPicPr>
                   <pic:blipFill>
-                    <a:blip r:embed="rId12"/>
+                    <a:blip r:embed="rId11"/>
                     <a:stretch>
                       <a:fillRect/>
                     </a:stretch>
@@ -5043,7 +4845,7 @@
     <w:p>
       <w:pPr>
         <w:rPr>
-          <w:rFonts w:ascii="黑体" w:eastAsia="黑体" w:hAnsi="黑体" w:cs="Helvetica"/>
+          <w:rFonts w:ascii="黑体" w:hAnsi="黑体" w:eastAsia="黑体" w:cs="Helvetica"/>
           <w:color w:val="333333"/>
           <w:shd w:val="clear" w:color="auto" w:fill="FFFFFF"/>
         </w:rPr>
@@ -5053,56 +4855,40 @@
       <w:pPr>
         <w:jc w:val="left"/>
         <w:rPr>
-          <w:rFonts w:ascii="黑体" w:eastAsia="黑体" w:hAnsi="黑体"/>
+          <w:rFonts w:ascii="黑体" w:hAnsi="黑体" w:eastAsia="黑体"/>
           <w:sz w:val="24"/>
           <w:szCs w:val="24"/>
         </w:rPr>
       </w:pPr>
       <w:r>
         <w:rPr>
-          <w:rFonts w:ascii="黑体" w:eastAsia="黑体" w:hAnsi="黑体" w:hint="eastAsia"/>
+          <w:rFonts w:hint="eastAsia" w:ascii="黑体" w:hAnsi="黑体" w:eastAsia="宋体"/>
           <w:sz w:val="24"/>
           <w:szCs w:val="24"/>
         </w:rPr>
-        <w:t>四</w:t>
-      </w:r>
-      <w:r>
-        <w:rPr>
-          <w:rFonts w:ascii="黑体" w:eastAsia="黑体" w:hAnsi="黑体" w:hint="eastAsia"/>
-          <w:sz w:val="24"/>
-          <w:szCs w:val="24"/>
-        </w:rPr>
-        <w:t>、</w:t>
-      </w:r>
-      <w:r>
-        <w:rPr>
-          <w:rFonts w:ascii="黑体" w:eastAsia="黑体" w:hAnsi="黑体" w:hint="eastAsia"/>
-          <w:sz w:val="24"/>
-          <w:szCs w:val="24"/>
-        </w:rPr>
-        <w:t>MA/EMA指标</w:t>
+        <w:t>四、MA/EMA指標</w:t>
       </w:r>
     </w:p>
     <w:p>
       <w:pPr>
         <w:ind w:firstLine="420"/>
         <w:rPr>
-          <w:rFonts w:ascii="黑体" w:eastAsia="黑体" w:hAnsi="黑体" w:hint="eastAsia"/>
+          <w:rFonts w:hint="eastAsia" w:ascii="黑体" w:hAnsi="黑体" w:eastAsia="黑体"/>
           <w:szCs w:val="21"/>
         </w:rPr>
       </w:pPr>
       <w:r>
         <w:rPr>
-          <w:rFonts w:ascii="黑体" w:eastAsia="黑体" w:hAnsi="黑体" w:hint="eastAsia"/>
+          <w:rFonts w:hint="eastAsia" w:ascii="黑体" w:hAnsi="黑体" w:eastAsia="宋体"/>
           <w:szCs w:val="21"/>
         </w:rPr>
-        <w:t>Moving Average移动平均线；Exponential Moving Average指数移动平均值，平均线的原理利用一段时间的价格取其平均画出的曲线，天数较少的短期平均线如5天、10天；中期平均20天、60天；长期平均120天、240天；用来观察一段时间的价格变化，作为股票短期强弱的参考依据。平均线的使用是最广泛的，必定会出现在各式交易之中，使用的频率最高，应用最广，也是最好用的技术指标，正所谓大道至简。</w:t>
+        <w:t>Moving Average移動平均線；Exponential Moving Average指數移動平均值，平均線的原理利用一段時間的價格取其平均畫出的曲線，天數較少的短期平均線如5天、10天；中期平均20天、60天；長期平均120天、240天；用來觀察一段時間的價格變化，作為股票短期強弱的參考依據。平均線的使用是最廣泛的，必定會出現在各式交易之中，使用的頻率最高，應用最廣，也是最好用的技術指標，正所謂大道至簡。</w:t>
       </w:r>
     </w:p>
     <w:p>
       <w:pPr>
         <w:rPr>
-          <w:rFonts w:ascii="黑体" w:eastAsia="黑体" w:hAnsi="黑体"/>
+          <w:rFonts w:ascii="黑体" w:hAnsi="黑体" w:eastAsia="黑体"/>
           <w:szCs w:val="21"/>
         </w:rPr>
       </w:pPr>
@@ -5110,13 +4896,13 @@
     <w:p>
       <w:pPr>
         <w:rPr>
-          <w:rFonts w:ascii="黑体" w:eastAsia="黑体" w:hAnsi="黑体"/>
+          <w:rFonts w:ascii="黑体" w:hAnsi="黑体" w:eastAsia="黑体"/>
           <w:szCs w:val="21"/>
         </w:rPr>
       </w:pPr>
       <w:r>
         <w:rPr>
-          <w:rFonts w:ascii="黑体" w:eastAsia="黑体" w:hAnsi="黑体" w:hint="eastAsia"/>
+          <w:rFonts w:hint="eastAsia" w:ascii="黑体" w:hAnsi="黑体" w:eastAsia="宋体"/>
           <w:szCs w:val="21"/>
         </w:rPr>
         <w:t>使用方法：</w:t>
@@ -5126,88 +4912,82 @@
       <w:pPr>
         <w:ind w:firstLine="420"/>
         <w:rPr>
-          <w:rFonts w:ascii="黑体" w:eastAsia="黑体" w:hAnsi="黑体" w:hint="eastAsia"/>
+          <w:rFonts w:hint="eastAsia" w:ascii="黑体" w:hAnsi="黑体" w:eastAsia="黑体"/>
           <w:szCs w:val="21"/>
         </w:rPr>
       </w:pPr>
       <w:r>
         <w:rPr>
-          <w:rFonts w:ascii="黑体" w:eastAsia="黑体" w:hAnsi="黑体" w:hint="eastAsia"/>
+          <w:rFonts w:hint="eastAsia" w:ascii="黑体" w:hAnsi="黑体" w:eastAsia="宋体"/>
           <w:szCs w:val="21"/>
         </w:rPr>
-        <w:t>黄金交叉（短期平均穿过长期平均）买入，死亡交叉（长期平均穿过短期平均）卖出；</w:t>
+        <w:t>黃金交叉（短期平均穿過長期平均）買入，死亡交叉（長期平均穿過短期平均）賣出；</w:t>
       </w:r>
     </w:p>
     <w:p>
       <w:pPr>
         <w:ind w:firstLine="420"/>
         <w:rPr>
-          <w:rFonts w:ascii="黑体" w:eastAsia="黑体" w:hAnsi="黑体" w:hint="eastAsia"/>
+          <w:rFonts w:hint="eastAsia" w:ascii="黑体" w:hAnsi="黑体" w:eastAsia="黑体"/>
           <w:szCs w:val="21"/>
         </w:rPr>
       </w:pPr>
       <w:r>
         <w:rPr>
-          <w:rFonts w:ascii="黑体" w:eastAsia="黑体" w:hAnsi="黑体" w:hint="eastAsia"/>
+          <w:rFonts w:hint="eastAsia" w:ascii="黑体" w:hAnsi="黑体" w:eastAsia="宋体"/>
           <w:szCs w:val="21"/>
         </w:rPr>
-        <w:t>或观察股价长期走在长期平均上，呈现长期多头，反之；</w:t>
+        <w:t>或觀察股價長期走在長期平均上，呈現長期多頭，反之；</w:t>
       </w:r>
     </w:p>
     <w:p>
       <w:pPr>
         <w:rPr>
-          <w:rFonts w:ascii="黑体" w:eastAsia="黑体" w:hAnsi="黑体"/>
+          <w:rFonts w:ascii="黑体" w:hAnsi="黑体" w:eastAsia="黑体"/>
         </w:rPr>
       </w:pPr>
       <w:r>
         <w:rPr>
-          <w:rFonts w:ascii="黑体" w:eastAsia="黑体" w:hAnsi="黑体" w:hint="eastAsia"/>
-        </w:rPr>
-        <w:t>指标</w:t>
-      </w:r>
-      <w:r>
-        <w:rPr>
-          <w:rFonts w:ascii="黑体" w:eastAsia="黑体" w:hAnsi="黑体" w:hint="eastAsia"/>
-        </w:rPr>
-        <w:t>缺点：</w:t>
+          <w:rFonts w:hint="eastAsia" w:ascii="黑体" w:hAnsi="黑体" w:eastAsia="宋体"/>
+        </w:rPr>
+        <w:t>指標缺點：</w:t>
       </w:r>
     </w:p>
     <w:p>
       <w:pPr>
         <w:rPr>
-          <w:rFonts w:ascii="黑体" w:eastAsia="黑体" w:hAnsi="黑体" w:cs="Helvetica"/>
+          <w:rFonts w:ascii="黑体" w:hAnsi="黑体" w:eastAsia="黑体" w:cs="Helvetica"/>
           <w:color w:val="333333"/>
           <w:shd w:val="clear" w:color="auto" w:fill="FFFFFF"/>
         </w:rPr>
       </w:pPr>
       <w:r>
         <w:rPr>
-          <w:rFonts w:ascii="黑体" w:eastAsia="黑体" w:hAnsi="黑体"/>
+          <w:rFonts w:ascii="黑体" w:hAnsi="黑体" w:eastAsia="黑体"/>
         </w:rPr>
         <w:tab/>
       </w:r>
       <w:r>
         <w:rPr>
-          <w:rFonts w:ascii="黑体" w:eastAsia="黑体" w:hAnsi="黑体" w:cs="Helvetica" w:hint="eastAsia"/>
+          <w:rFonts w:hint="eastAsia" w:ascii="黑体" w:hAnsi="黑体" w:eastAsia="宋体" w:cs="Helvetica"/>
           <w:color w:val="333333"/>
           <w:shd w:val="clear" w:color="auto" w:fill="FFFFFF"/>
         </w:rPr>
-        <w:t>均线指标有滞后性。</w:t>
+        <w:t>均線指標有滯後性。</w:t>
       </w:r>
     </w:p>
     <w:p>
       <w:pPr>
         <w:jc w:val="center"/>
         <w:rPr>
-          <w:rFonts w:ascii="黑体" w:eastAsia="黑体" w:hAnsi="黑体"/>
+          <w:rFonts w:ascii="黑体" w:hAnsi="黑体" w:eastAsia="黑体"/>
           <w:sz w:val="20"/>
           <w:szCs w:val="24"/>
         </w:rPr>
       </w:pPr>
       <w:r>
         <w:rPr>
-          <w:rFonts w:ascii="黑体" w:eastAsia="黑体" w:hAnsi="黑体" w:hint="eastAsia"/>
+          <w:rFonts w:hint="eastAsia" w:ascii="黑体" w:hAnsi="黑体" w:eastAsia="宋体"/>
           <w:sz w:val="24"/>
           <w:szCs w:val="24"/>
         </w:rPr>
@@ -5215,40 +4995,32 @@
       </w:r>
       <w:r>
         <w:rPr>
-          <w:rFonts w:ascii="黑体" w:eastAsia="黑体" w:hAnsi="黑体" w:hint="eastAsia"/>
+          <w:rFonts w:hint="eastAsia" w:ascii="黑体" w:hAnsi="黑体" w:eastAsia="宋体"/>
           <w:sz w:val="20"/>
           <w:szCs w:val="24"/>
         </w:rPr>
-        <w:t>指标</w:t>
-      </w:r>
-      <w:r>
-        <w:rPr>
-          <w:rFonts w:ascii="黑体" w:eastAsia="黑体" w:hAnsi="黑体" w:hint="eastAsia"/>
-          <w:sz w:val="20"/>
-          <w:szCs w:val="24"/>
-        </w:rPr>
-        <w:t>成功案例</w:t>
+        <w:t>指標成功案例</w:t>
       </w:r>
     </w:p>
     <w:p>
       <w:pPr>
         <w:jc w:val="center"/>
         <w:rPr>
-          <w:rFonts w:ascii="黑体" w:eastAsia="黑体" w:hAnsi="黑体" w:hint="eastAsia"/>
+          <w:rFonts w:hint="eastAsia" w:ascii="黑体" w:hAnsi="黑体" w:eastAsia="黑体"/>
           <w:sz w:val="20"/>
           <w:szCs w:val="24"/>
         </w:rPr>
       </w:pPr>
       <w:r>
         <w:rPr>
-          <w:rFonts w:ascii="黑体" w:eastAsia="黑体" w:hAnsi="黑体" w:cs="Helvetica"/>
+          <w:rFonts w:ascii="黑体" w:hAnsi="黑体" w:eastAsia="黑体" w:cs="Helvetica"/>
           <w:color w:val="333333"/>
           <w:shd w:val="clear" w:color="auto" w:fill="FFFFFF"/>
         </w:rPr>
         <mc:AlternateContent>
           <mc:Choice Requires="wpg">
             <w:drawing>
-              <wp:anchor distT="0" distB="0" distL="114300" distR="114300" simplePos="0" relativeHeight="251698176" behindDoc="0" locked="0" layoutInCell="1" allowOverlap="1" wp14:anchorId="0D87AA4B" wp14:editId="289CA5C3">
+              <wp:anchor distT="0" distB="0" distL="114300" distR="114300" simplePos="0" relativeHeight="251698176" behindDoc="0" locked="0" layoutInCell="1" allowOverlap="1">
                 <wp:simplePos x="0" y="0"/>
                 <wp:positionH relativeFrom="column">
                   <wp:posOffset>3543300</wp:posOffset>
@@ -5311,9 +5083,6 @@
                           </a:fontRef>
                         </wps:style>
                         <wps:bodyPr rot="0" spcFirstLastPara="0" vertOverflow="overflow" horzOverflow="overflow" vert="horz" wrap="square" lIns="91440" tIns="45720" rIns="91440" bIns="45720" numCol="1" spcCol="0" rtlCol="0" fromWordArt="0" anchor="ctr" anchorCtr="0" forceAA="0" compatLnSpc="1">
-                          <a:prstTxWarp prst="textNoShape">
-                            <a:avLst/>
-                          </a:prstTxWarp>
                           <a:noAutofit/>
                         </wps:bodyPr>
                       </wps:wsp>
@@ -5353,52 +5122,56 @@
                             <w:p>
                               <w:pPr>
                                 <w:rPr>
-                                  <w:rFonts w:ascii="黑体" w:eastAsia="黑体" w:hAnsi="黑体"/>
+                                  <w:rFonts w:ascii="黑体" w:hAnsi="黑体" w:eastAsia="黑体"/>
                                 </w:rPr>
                               </w:pPr>
                               <w:r>
                                 <w:rPr>
-                                  <w:rFonts w:ascii="黑体" w:eastAsia="黑体" w:hAnsi="黑体" w:hint="eastAsia"/>
+                                  <w:rFonts w:hint="eastAsia" w:ascii="黑体" w:hAnsi="黑体" w:eastAsia="宋体"/>
                                 </w:rPr>
-                                <w:t>卖出</w:t>
+                                <w:t>賣出</w:t>
                               </w:r>
                             </w:p>
                           </w:txbxContent>
                         </wps:txbx>
                         <wps:bodyPr rot="0" spcFirstLastPara="0" vertOverflow="overflow" horzOverflow="overflow" vert="horz" wrap="square" lIns="91440" tIns="45720" rIns="91440" bIns="45720" numCol="1" spcCol="0" rtlCol="0" fromWordArt="0" anchor="t" anchorCtr="0" forceAA="0" compatLnSpc="1">
-                          <a:prstTxWarp prst="textNoShape">
-                            <a:avLst/>
-                          </a:prstTxWarp>
                           <a:noAutofit/>
                         </wps:bodyPr>
                       </wps:wsp>
                     </wpg:wgp>
                   </a:graphicData>
                 </a:graphic>
-                <wp14:sizeRelV relativeFrom="margin">
-                  <wp14:pctHeight>0</wp14:pctHeight>
-                </wp14:sizeRelV>
               </wp:anchor>
             </w:drawing>
           </mc:Choice>
           <mc:Fallback>
             <w:pict>
-              <v:group w14:anchorId="0D87AA4B" id="组合 151" o:spid="_x0000_s1124" style="position:absolute;left:0;text-align:left;margin-left:279pt;margin-top:38.7pt;width:46pt;height:46pt;z-index:251698176;mso-height-relative:margin" coordorigin=",4508" coordsize="5842,5842" o:gfxdata="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">
-                <v:shape id="上箭头 153" o:spid="_x0000_s1125" type="#_x0000_t68" style="position:absolute;left:1016;top:4508;width:2413;height:2858;rotation:180;visibility:visible;mso-wrap-style:square;v-text-anchor:middle" o:gfxdata="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" adj="12960" fillcolor="#00b050" stroked="f" strokeweight="1pt"/>
-                <v:shape id="文本框 157" o:spid="_x0000_s1126" type="#_x0000_t202" style="position:absolute;top:7493;width:5842;height:2857;visibility:visible;mso-wrap-style:square;v-text-anchor:top" o:gfxdata="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" filled="f" stroked="f" strokeweight=".5pt">
+              <v:group id="_x0000_s1026" o:spid="_x0000_s1026" o:spt="203" style="position:absolute;left:0pt;margin-left:279pt;margin-top:38.7pt;height:46pt;width:46pt;z-index:251698176;mso-width-relative:page;mso-height-relative:page;" coordorigin="0,450850" coordsize="584200,584200" o:gfxdata="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">
+                <o:lock v:ext="edit" aspectratio="f"/>
+                <v:shape id="_x0000_s1026" o:spid="_x0000_s1026" o:spt="68" type="#_x0000_t68" style="position:absolute;left:101600;top:450850;height:285750;width:241300;rotation:11796480f;v-text-anchor:middle;" fillcolor="#00B050" filled="t" stroked="f" coordsize="21600,21600" o:gfxdata="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" adj="12960,5400">
+                  <v:fill on="t" focussize="0,0"/>
+                  <v:stroke on="f" weight="1pt" miterlimit="8" joinstyle="miter"/>
+                  <v:imagedata o:title=""/>
+                  <o:lock v:ext="edit" aspectratio="f"/>
+                </v:shape>
+                <v:shape id="_x0000_s1026" o:spid="_x0000_s1026" o:spt="202" type="#_x0000_t202" style="position:absolute;left:0;top:749300;height:285750;width:584200;" filled="f" stroked="f" coordsize="21600,21600" o:gfxdata="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">
+                  <v:fill on="f" focussize="0,0"/>
+                  <v:stroke on="f" weight="0.5pt"/>
+                  <v:imagedata o:title=""/>
+                  <o:lock v:ext="edit" aspectratio="f"/>
                   <v:textbox>
                     <w:txbxContent>
                       <w:p>
                         <w:pPr>
                           <w:rPr>
-                            <w:rFonts w:ascii="黑体" w:eastAsia="黑体" w:hAnsi="黑体"/>
+                            <w:rFonts w:ascii="黑体" w:hAnsi="黑体" w:eastAsia="黑体"/>
                           </w:rPr>
                         </w:pPr>
                         <w:r>
                           <w:rPr>
-                            <w:rFonts w:ascii="黑体" w:eastAsia="黑体" w:hAnsi="黑体" w:hint="eastAsia"/>
+                            <w:rFonts w:hint="eastAsia" w:ascii="黑体" w:hAnsi="黑体" w:eastAsia="宋体"/>
                           </w:rPr>
-                          <w:t>卖出</w:t>
+                          <w:t>賣出</w:t>
                         </w:r>
                       </w:p>
                     </w:txbxContent>
@@ -5411,14 +5184,14 @@
       </w:r>
       <w:r>
         <w:rPr>
-          <w:rFonts w:ascii="黑体" w:eastAsia="黑体" w:hAnsi="黑体" w:cs="Helvetica"/>
+          <w:rFonts w:ascii="黑体" w:hAnsi="黑体" w:eastAsia="黑体" w:cs="Helvetica"/>
           <w:color w:val="333333"/>
           <w:shd w:val="clear" w:color="auto" w:fill="FFFFFF"/>
         </w:rPr>
         <mc:AlternateContent>
           <mc:Choice Requires="wpg">
             <w:drawing>
-              <wp:anchor distT="0" distB="0" distL="114300" distR="114300" simplePos="0" relativeHeight="251694080" behindDoc="0" locked="0" layoutInCell="1" allowOverlap="1" wp14:anchorId="1C8FEB41" wp14:editId="5840E60B">
+              <wp:anchor distT="0" distB="0" distL="114300" distR="114300" simplePos="0" relativeHeight="251694080" behindDoc="0" locked="0" layoutInCell="1" allowOverlap="1">
                 <wp:simplePos x="0" y="0"/>
                 <wp:positionH relativeFrom="column">
                   <wp:posOffset>1263650</wp:posOffset>
@@ -5481,9 +5254,6 @@
                           </a:fontRef>
                         </wps:style>
                         <wps:bodyPr rot="0" spcFirstLastPara="0" vertOverflow="overflow" horzOverflow="overflow" vert="horz" wrap="square" lIns="91440" tIns="45720" rIns="91440" bIns="45720" numCol="1" spcCol="0" rtlCol="0" fromWordArt="0" anchor="ctr" anchorCtr="0" forceAA="0" compatLnSpc="1">
-                          <a:prstTxWarp prst="textNoShape">
-                            <a:avLst/>
-                          </a:prstTxWarp>
                           <a:noAutofit/>
                         </wps:bodyPr>
                       </wps:wsp>
@@ -5523,52 +5293,56 @@
                             <w:p>
                               <w:pPr>
                                 <w:rPr>
-                                  <w:rFonts w:ascii="黑体" w:eastAsia="黑体" w:hAnsi="黑体"/>
+                                  <w:rFonts w:ascii="黑体" w:hAnsi="黑体" w:eastAsia="黑体"/>
                                 </w:rPr>
                               </w:pPr>
                               <w:r>
                                 <w:rPr>
-                                  <w:rFonts w:ascii="黑体" w:eastAsia="黑体" w:hAnsi="黑体" w:hint="eastAsia"/>
+                                  <w:rFonts w:hint="eastAsia" w:ascii="黑体" w:hAnsi="黑体" w:eastAsia="宋体"/>
                                 </w:rPr>
-                                <w:t>买入</w:t>
+                                <w:t>買入</w:t>
                               </w:r>
                             </w:p>
                           </w:txbxContent>
                         </wps:txbx>
                         <wps:bodyPr rot="0" spcFirstLastPara="0" vertOverflow="overflow" horzOverflow="overflow" vert="horz" wrap="square" lIns="91440" tIns="45720" rIns="91440" bIns="45720" numCol="1" spcCol="0" rtlCol="0" fromWordArt="0" anchor="t" anchorCtr="0" forceAA="0" compatLnSpc="1">
-                          <a:prstTxWarp prst="textNoShape">
-                            <a:avLst/>
-                          </a:prstTxWarp>
                           <a:noAutofit/>
                         </wps:bodyPr>
                       </wps:wsp>
                     </wpg:wgp>
                   </a:graphicData>
                 </a:graphic>
-                <wp14:sizeRelV relativeFrom="margin">
-                  <wp14:pctHeight>0</wp14:pctHeight>
-                </wp14:sizeRelV>
               </wp:anchor>
             </w:drawing>
           </mc:Choice>
           <mc:Fallback>
             <w:pict>
-              <v:group w14:anchorId="1C8FEB41" id="组合 141" o:spid="_x0000_s1127" style="position:absolute;left:0;text-align:left;margin-left:99.5pt;margin-top:139.7pt;width:46pt;height:45pt;z-index:251694080;mso-height-relative:margin" coordorigin="63,10795" coordsize="5842,5715" o:gfxdata="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">
-                <v:shape id="上箭头 143" o:spid="_x0000_s1128" type="#_x0000_t68" style="position:absolute;left:1079;top:10795;width:2413;height:2857;visibility:visible;mso-wrap-style:square;v-text-anchor:middle" o:gfxdata="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" adj="12960" fillcolor="red" stroked="f" strokeweight="1pt"/>
-                <v:shape id="文本框 147" o:spid="_x0000_s1129" type="#_x0000_t202" style="position:absolute;left:63;top:13652;width:5842;height:2858;visibility:visible;mso-wrap-style:square;v-text-anchor:top" o:gfxdata="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" filled="f" stroked="f" strokeweight=".5pt">
+              <v:group id="_x0000_s1026" o:spid="_x0000_s1026" o:spt="203" style="position:absolute;left:0pt;margin-left:99.5pt;margin-top:139.7pt;height:45pt;width:46pt;z-index:251694080;mso-width-relative:page;mso-height-relative:page;" coordorigin="6350,1079500" coordsize="584200,571500" o:gfxdata="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">
+                <o:lock v:ext="edit" aspectratio="f"/>
+                <v:shape id="_x0000_s1026" o:spid="_x0000_s1026" o:spt="68" type="#_x0000_t68" style="position:absolute;left:107950;top:1079500;height:285750;width:241300;v-text-anchor:middle;" fillcolor="#FF0000" filled="t" stroked="f" coordsize="21600,21600" o:gfxdata="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" adj="12960,5400">
+                  <v:fill on="t" focussize="0,0"/>
+                  <v:stroke on="f" weight="1pt" miterlimit="8" joinstyle="miter"/>
+                  <v:imagedata o:title=""/>
+                  <o:lock v:ext="edit" aspectratio="f"/>
+                </v:shape>
+                <v:shape id="_x0000_s1026" o:spid="_x0000_s1026" o:spt="202" type="#_x0000_t202" style="position:absolute;left:6350;top:1365250;height:285750;width:584200;" filled="f" stroked="f" coordsize="21600,21600" o:gfxdata="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">
+                  <v:fill on="f" focussize="0,0"/>
+                  <v:stroke on="f" weight="0.5pt"/>
+                  <v:imagedata o:title=""/>
+                  <o:lock v:ext="edit" aspectratio="f"/>
                   <v:textbox>
                     <w:txbxContent>
                       <w:p>
                         <w:pPr>
                           <w:rPr>
-                            <w:rFonts w:ascii="黑体" w:eastAsia="黑体" w:hAnsi="黑体"/>
+                            <w:rFonts w:ascii="黑体" w:hAnsi="黑体" w:eastAsia="黑体"/>
                           </w:rPr>
                         </w:pPr>
                         <w:r>
                           <w:rPr>
-                            <w:rFonts w:ascii="黑体" w:eastAsia="黑体" w:hAnsi="黑体" w:hint="eastAsia"/>
+                            <w:rFonts w:hint="eastAsia" w:ascii="黑体" w:hAnsi="黑体" w:eastAsia="宋体"/>
                           </w:rPr>
-                          <w:t>买入</w:t>
+                          <w:t>買入</w:t>
                         </w:r>
                       </w:p>
                     </w:txbxContent>
@@ -5581,12 +5355,12 @@
       </w:r>
       <w:r>
         <w:rPr>
-          <w:rFonts w:ascii="黑体" w:eastAsia="黑体" w:hAnsi="黑体"/>
+          <w:rFonts w:ascii="黑体" w:hAnsi="黑体" w:eastAsia="黑体"/>
           <w:sz w:val="20"/>
           <w:szCs w:val="24"/>
         </w:rPr>
         <w:drawing>
-          <wp:inline distT="0" distB="0" distL="0" distR="0" wp14:anchorId="4CC60E22" wp14:editId="65191BE5">
+          <wp:inline distT="0" distB="0" distL="0" distR="0">
             <wp:extent cx="5274310" cy="1934845"/>
             <wp:effectExtent l="0" t="0" r="2540" b="8255"/>
             <wp:docPr id="140" name="图片 140"/>
@@ -5597,11 +5371,13 @@
               <a:graphicData uri="http://schemas.openxmlformats.org/drawingml/2006/picture">
                 <pic:pic xmlns:pic="http://schemas.openxmlformats.org/drawingml/2006/picture">
                   <pic:nvPicPr>
-                    <pic:cNvPr id="1" name=""/>
-                    <pic:cNvPicPr/>
+                    <pic:cNvPr id="140" name="图片 140"/>
+                    <pic:cNvPicPr>
+                      <a:picLocks noChangeAspect="1"/>
+                    </pic:cNvPicPr>
                   </pic:nvPicPr>
                   <pic:blipFill>
-                    <a:blip r:embed="rId13"/>
+                    <a:blip r:embed="rId12"/>
                     <a:stretch>
                       <a:fillRect/>
                     </a:stretch>
@@ -5626,63 +5402,46 @@
       <w:pPr>
         <w:jc w:val="center"/>
         <w:rPr>
-          <w:rFonts w:ascii="黑体" w:eastAsia="黑体" w:hAnsi="黑体"/>
+          <w:rFonts w:ascii="黑体" w:hAnsi="黑体" w:eastAsia="黑体"/>
           <w:sz w:val="20"/>
           <w:szCs w:val="24"/>
         </w:rPr>
       </w:pPr>
       <w:r>
         <w:rPr>
-          <w:rFonts w:ascii="黑体" w:eastAsia="黑体" w:hAnsi="黑体" w:hint="eastAsia"/>
+          <w:rFonts w:hint="eastAsia" w:ascii="黑体" w:hAnsi="黑体" w:eastAsia="宋体"/>
           <w:sz w:val="24"/>
           <w:szCs w:val="24"/>
         </w:rPr>
-        <w:lastRenderedPageBreak/>
         <w:t>MA</w:t>
       </w:r>
       <w:r>
         <w:rPr>
-          <w:rFonts w:ascii="黑体" w:eastAsia="黑体" w:hAnsi="黑体" w:hint="eastAsia"/>
+          <w:rFonts w:hint="eastAsia" w:ascii="黑体" w:hAnsi="黑体" w:eastAsia="宋体"/>
           <w:sz w:val="20"/>
           <w:szCs w:val="24"/>
         </w:rPr>
-        <w:t>指标</w:t>
-      </w:r>
-      <w:r>
-        <w:rPr>
-          <w:rFonts w:ascii="黑体" w:eastAsia="黑体" w:hAnsi="黑体" w:hint="eastAsia"/>
-          <w:sz w:val="20"/>
-          <w:szCs w:val="24"/>
-        </w:rPr>
-        <w:t>失败</w:t>
-      </w:r>
-      <w:r>
-        <w:rPr>
-          <w:rFonts w:ascii="黑体" w:eastAsia="黑体" w:hAnsi="黑体" w:hint="eastAsia"/>
-          <w:sz w:val="20"/>
-          <w:szCs w:val="24"/>
-        </w:rPr>
-        <w:t>案例</w:t>
+        <w:t>指標失敗案例</w:t>
       </w:r>
     </w:p>
     <w:p>
       <w:pPr>
         <w:rPr>
-          <w:rFonts w:ascii="黑体" w:eastAsia="黑体" w:hAnsi="黑体" w:cs="Helvetica"/>
+          <w:rFonts w:ascii="黑体" w:hAnsi="黑体" w:eastAsia="黑体" w:cs="Helvetica"/>
           <w:color w:val="333333"/>
           <w:shd w:val="clear" w:color="auto" w:fill="FFFFFF"/>
         </w:rPr>
       </w:pPr>
       <w:r>
         <w:rPr>
-          <w:rFonts w:ascii="黑体" w:eastAsia="黑体" w:hAnsi="黑体" w:cs="Helvetica"/>
+          <w:rFonts w:ascii="黑体" w:hAnsi="黑体" w:eastAsia="黑体" w:cs="Helvetica"/>
           <w:color w:val="333333"/>
           <w:shd w:val="clear" w:color="auto" w:fill="FFFFFF"/>
         </w:rPr>
         <mc:AlternateContent>
           <mc:Choice Requires="wpg">
             <w:drawing>
-              <wp:anchor distT="0" distB="0" distL="114300" distR="114300" simplePos="0" relativeHeight="251700224" behindDoc="0" locked="0" layoutInCell="1" allowOverlap="1" wp14:anchorId="568B4008" wp14:editId="37244F4B">
+              <wp:anchor distT="0" distB="0" distL="114300" distR="114300" simplePos="0" relativeHeight="251700224" behindDoc="0" locked="0" layoutInCell="1" allowOverlap="1">
                 <wp:simplePos x="0" y="0"/>
                 <wp:positionH relativeFrom="column">
                   <wp:posOffset>4000500</wp:posOffset>
@@ -5745,9 +5504,6 @@
                           </a:fontRef>
                         </wps:style>
                         <wps:bodyPr rot="0" spcFirstLastPara="0" vertOverflow="overflow" horzOverflow="overflow" vert="horz" wrap="square" lIns="91440" tIns="45720" rIns="91440" bIns="45720" numCol="1" spcCol="0" rtlCol="0" fromWordArt="0" anchor="ctr" anchorCtr="0" forceAA="0" compatLnSpc="1">
-                          <a:prstTxWarp prst="textNoShape">
-                            <a:avLst/>
-                          </a:prstTxWarp>
                           <a:noAutofit/>
                         </wps:bodyPr>
                       </wps:wsp>
@@ -5787,52 +5543,56 @@
                             <w:p>
                               <w:pPr>
                                 <w:rPr>
-                                  <w:rFonts w:ascii="黑体" w:eastAsia="黑体" w:hAnsi="黑体"/>
+                                  <w:rFonts w:ascii="黑体" w:hAnsi="黑体" w:eastAsia="黑体"/>
                                 </w:rPr>
                               </w:pPr>
                               <w:r>
                                 <w:rPr>
-                                  <w:rFonts w:ascii="黑体" w:eastAsia="黑体" w:hAnsi="黑体" w:hint="eastAsia"/>
+                                  <w:rFonts w:hint="eastAsia" w:ascii="黑体" w:hAnsi="黑体" w:eastAsia="宋体"/>
                                 </w:rPr>
-                                <w:t>卖出</w:t>
+                                <w:t>賣出</w:t>
                               </w:r>
                             </w:p>
                           </w:txbxContent>
                         </wps:txbx>
                         <wps:bodyPr rot="0" spcFirstLastPara="0" vertOverflow="overflow" horzOverflow="overflow" vert="horz" wrap="square" lIns="91440" tIns="45720" rIns="91440" bIns="45720" numCol="1" spcCol="0" rtlCol="0" fromWordArt="0" anchor="t" anchorCtr="0" forceAA="0" compatLnSpc="1">
-                          <a:prstTxWarp prst="textNoShape">
-                            <a:avLst/>
-                          </a:prstTxWarp>
                           <a:noAutofit/>
                         </wps:bodyPr>
                       </wps:wsp>
                     </wpg:wgp>
                   </a:graphicData>
                 </a:graphic>
-                <wp14:sizeRelV relativeFrom="margin">
-                  <wp14:pctHeight>0</wp14:pctHeight>
-                </wp14:sizeRelV>
               </wp:anchor>
             </w:drawing>
           </mc:Choice>
           <mc:Fallback>
             <w:pict>
-              <v:group w14:anchorId="568B4008" id="组合 158" o:spid="_x0000_s1130" style="position:absolute;left:0;text-align:left;margin-left:315pt;margin-top:64.9pt;width:46pt;height:46pt;z-index:251700224;mso-height-relative:margin" coordorigin=",4508" coordsize="5842,5842" o:gfxdata="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">
-                <v:shape id="上箭头 159" o:spid="_x0000_s1131" type="#_x0000_t68" style="position:absolute;left:1016;top:4508;width:2413;height:2858;rotation:180;visibility:visible;mso-wrap-style:square;v-text-anchor:middle" o:gfxdata="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" adj="12960" fillcolor="#00b050" stroked="f" strokeweight="1pt"/>
-                <v:shape id="文本框 160" o:spid="_x0000_s1132" type="#_x0000_t202" style="position:absolute;top:7493;width:5842;height:2857;visibility:visible;mso-wrap-style:square;v-text-anchor:top" o:gfxdata="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" filled="f" stroked="f" strokeweight=".5pt">
+              <v:group id="_x0000_s1026" o:spid="_x0000_s1026" o:spt="203" style="position:absolute;left:0pt;margin-left:315pt;margin-top:64.9pt;height:46pt;width:46pt;z-index:251700224;mso-width-relative:page;mso-height-relative:page;" coordorigin="0,450850" coordsize="584200,584200" o:gfxdata="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">
+                <o:lock v:ext="edit" aspectratio="f"/>
+                <v:shape id="_x0000_s1026" o:spid="_x0000_s1026" o:spt="68" type="#_x0000_t68" style="position:absolute;left:101600;top:450850;height:285750;width:241300;rotation:11796480f;v-text-anchor:middle;" fillcolor="#00B050" filled="t" stroked="f" coordsize="21600,21600" o:gfxdata="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" adj="12960,5400">
+                  <v:fill on="t" focussize="0,0"/>
+                  <v:stroke on="f" weight="1pt" miterlimit="8" joinstyle="miter"/>
+                  <v:imagedata o:title=""/>
+                  <o:lock v:ext="edit" aspectratio="f"/>
+                </v:shape>
+                <v:shape id="_x0000_s1026" o:spid="_x0000_s1026" o:spt="202" type="#_x0000_t202" style="position:absolute;left:0;top:749300;height:285750;width:584200;" filled="f" stroked="f" coordsize="21600,21600" o:gfxdata="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">
+                  <v:fill on="f" focussize="0,0"/>
+                  <v:stroke on="f" weight="0.5pt"/>
+                  <v:imagedata o:title=""/>
+                  <o:lock v:ext="edit" aspectratio="f"/>
                   <v:textbox>
                     <w:txbxContent>
                       <w:p>
                         <w:pPr>
                           <w:rPr>
-                            <w:rFonts w:ascii="黑体" w:eastAsia="黑体" w:hAnsi="黑体"/>
+                            <w:rFonts w:ascii="黑体" w:hAnsi="黑体" w:eastAsia="黑体"/>
                           </w:rPr>
                         </w:pPr>
                         <w:r>
                           <w:rPr>
-                            <w:rFonts w:ascii="黑体" w:eastAsia="黑体" w:hAnsi="黑体" w:hint="eastAsia"/>
+                            <w:rFonts w:hint="eastAsia" w:ascii="黑体" w:hAnsi="黑体" w:eastAsia="宋体"/>
                           </w:rPr>
-                          <w:t>卖出</w:t>
+                          <w:t>賣出</w:t>
                         </w:r>
                       </w:p>
                     </w:txbxContent>
@@ -5843,16 +5603,18 @@
           </mc:Fallback>
         </mc:AlternateContent>
       </w:r>
-      <w:r>
-        <w:rPr>
-          <w:rFonts w:ascii="黑体" w:eastAsia="黑体" w:hAnsi="黑体" w:cs="Helvetica"/>
+      <w:bookmarkStart w:id="0" w:name="_GoBack"/>
+      <w:bookmarkEnd w:id="0"/>
+      <w:r>
+        <w:rPr>
+          <w:rFonts w:ascii="黑体" w:hAnsi="黑体" w:eastAsia="黑体" w:cs="Helvetica"/>
           <w:color w:val="333333"/>
           <w:shd w:val="clear" w:color="auto" w:fill="FFFFFF"/>
         </w:rPr>
         <mc:AlternateContent>
           <mc:Choice Requires="wpg">
             <w:drawing>
-              <wp:anchor distT="0" distB="0" distL="114300" distR="114300" simplePos="0" relativeHeight="251696128" behindDoc="0" locked="0" layoutInCell="1" allowOverlap="1" wp14:anchorId="15F781D7" wp14:editId="533CC728">
+              <wp:anchor distT="0" distB="0" distL="114300" distR="114300" simplePos="0" relativeHeight="251696128" behindDoc="0" locked="0" layoutInCell="1" allowOverlap="1">
                 <wp:simplePos x="0" y="0"/>
                 <wp:positionH relativeFrom="column">
                   <wp:posOffset>1936750</wp:posOffset>
@@ -5915,9 +5677,6 @@
                           </a:fontRef>
                         </wps:style>
                         <wps:bodyPr rot="0" spcFirstLastPara="0" vertOverflow="overflow" horzOverflow="overflow" vert="horz" wrap="square" lIns="91440" tIns="45720" rIns="91440" bIns="45720" numCol="1" spcCol="0" rtlCol="0" fromWordArt="0" anchor="ctr" anchorCtr="0" forceAA="0" compatLnSpc="1">
-                          <a:prstTxWarp prst="textNoShape">
-                            <a:avLst/>
-                          </a:prstTxWarp>
                           <a:noAutofit/>
                         </wps:bodyPr>
                       </wps:wsp>
@@ -5957,52 +5716,56 @@
                             <w:p>
                               <w:pPr>
                                 <w:rPr>
-                                  <w:rFonts w:ascii="黑体" w:eastAsia="黑体" w:hAnsi="黑体"/>
+                                  <w:rFonts w:ascii="黑体" w:hAnsi="黑体" w:eastAsia="黑体"/>
                                 </w:rPr>
                               </w:pPr>
                               <w:r>
                                 <w:rPr>
-                                  <w:rFonts w:ascii="黑体" w:eastAsia="黑体" w:hAnsi="黑体" w:hint="eastAsia"/>
+                                  <w:rFonts w:hint="eastAsia" w:ascii="黑体" w:hAnsi="黑体" w:eastAsia="宋体"/>
                                 </w:rPr>
-                                <w:t>买入</w:t>
+                                <w:t>買入</w:t>
                               </w:r>
                             </w:p>
                           </w:txbxContent>
                         </wps:txbx>
                         <wps:bodyPr rot="0" spcFirstLastPara="0" vertOverflow="overflow" horzOverflow="overflow" vert="horz" wrap="square" lIns="91440" tIns="45720" rIns="91440" bIns="45720" numCol="1" spcCol="0" rtlCol="0" fromWordArt="0" anchor="t" anchorCtr="0" forceAA="0" compatLnSpc="1">
-                          <a:prstTxWarp prst="textNoShape">
-                            <a:avLst/>
-                          </a:prstTxWarp>
                           <a:noAutofit/>
                         </wps:bodyPr>
                       </wps:wsp>
                     </wpg:wgp>
                   </a:graphicData>
                 </a:graphic>
-                <wp14:sizeRelV relativeFrom="margin">
-                  <wp14:pctHeight>0</wp14:pctHeight>
-                </wp14:sizeRelV>
               </wp:anchor>
             </w:drawing>
           </mc:Choice>
           <mc:Fallback>
             <w:pict>
-              <v:group w14:anchorId="15F781D7" id="组合 148" o:spid="_x0000_s1133" style="position:absolute;left:0;text-align:left;margin-left:152.5pt;margin-top:144.9pt;width:46pt;height:45pt;z-index:251696128;mso-height-relative:margin" coordorigin="63,10795" coordsize="5842,5715" o:gfxdata="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">
-                <v:shape id="上箭头 149" o:spid="_x0000_s1134" type="#_x0000_t68" style="position:absolute;left:1079;top:10795;width:2413;height:2857;visibility:visible;mso-wrap-style:square;v-text-anchor:middle" o:gfxdata="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" adj="12960" fillcolor="red" stroked="f" strokeweight="1pt"/>
-                <v:shape id="文本框 150" o:spid="_x0000_s1135" type="#_x0000_t202" style="position:absolute;left:63;top:13652;width:5842;height:2858;visibility:visible;mso-wrap-style:square;v-text-anchor:top" o:gfxdata="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" filled="f" stroked="f" strokeweight=".5pt">
+              <v:group id="_x0000_s1026" o:spid="_x0000_s1026" o:spt="203" style="position:absolute;left:0pt;margin-left:152.5pt;margin-top:144.9pt;height:45pt;width:46pt;z-index:251696128;mso-width-relative:page;mso-height-relative:page;" coordorigin="6350,1079500" coordsize="584200,571500" o:gfxdata="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">
+                <o:lock v:ext="edit" aspectratio="f"/>
+                <v:shape id="_x0000_s1026" o:spid="_x0000_s1026" o:spt="68" type="#_x0000_t68" style="position:absolute;left:107950;top:1079500;height:285750;width:241300;v-text-anchor:middle;" fillcolor="#FF0000" filled="t" stroked="f" coordsize="21600,21600" o:gfxdata="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" adj="12960,5400">
+                  <v:fill on="t" focussize="0,0"/>
+                  <v:stroke on="f" weight="1pt" miterlimit="8" joinstyle="miter"/>
+                  <v:imagedata o:title=""/>
+                  <o:lock v:ext="edit" aspectratio="f"/>
+                </v:shape>
+                <v:shape id="_x0000_s1026" o:spid="_x0000_s1026" o:spt="202" type="#_x0000_t202" style="position:absolute;left:6350;top:1365250;height:285750;width:584200;" filled="f" stroked="f" coordsize="21600,21600" o:gfxdata="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">
+                  <v:fill on="f" focussize="0,0"/>
+                  <v:stroke on="f" weight="0.5pt"/>
+                  <v:imagedata o:title=""/>
+                  <o:lock v:ext="edit" aspectratio="f"/>
                   <v:textbox>
                     <w:txbxContent>
                       <w:p>
                         <w:pPr>
                           <w:rPr>
-                            <w:rFonts w:ascii="黑体" w:eastAsia="黑体" w:hAnsi="黑体"/>
+                            <w:rFonts w:ascii="黑体" w:hAnsi="黑体" w:eastAsia="黑体"/>
                           </w:rPr>
                         </w:pPr>
                         <w:r>
                           <w:rPr>
-                            <w:rFonts w:ascii="黑体" w:eastAsia="黑体" w:hAnsi="黑体" w:hint="eastAsia"/>
+                            <w:rFonts w:hint="eastAsia" w:ascii="黑体" w:hAnsi="黑体" w:eastAsia="宋体"/>
                           </w:rPr>
-                          <w:t>买入</w:t>
+                          <w:t>買入</w:t>
                         </w:r>
                       </w:p>
                     </w:txbxContent>
@@ -6015,12 +5778,12 @@
       </w:r>
       <w:r>
         <w:rPr>
-          <w:rFonts w:ascii="黑体" w:eastAsia="黑体" w:hAnsi="黑体" w:cs="Helvetica"/>
+          <w:rFonts w:ascii="黑体" w:hAnsi="黑体" w:eastAsia="黑体" w:cs="Helvetica"/>
           <w:color w:val="333333"/>
           <w:shd w:val="clear" w:color="auto" w:fill="FFFFFF"/>
         </w:rPr>
         <w:drawing>
-          <wp:inline distT="0" distB="0" distL="0" distR="0" wp14:anchorId="0C844E06" wp14:editId="7C682EB5">
+          <wp:inline distT="0" distB="0" distL="0" distR="0">
             <wp:extent cx="5274310" cy="2072640"/>
             <wp:effectExtent l="0" t="0" r="2540" b="3810"/>
             <wp:docPr id="139" name="图片 139"/>
@@ -6031,11 +5794,13 @@
               <a:graphicData uri="http://schemas.openxmlformats.org/drawingml/2006/picture">
                 <pic:pic xmlns:pic="http://schemas.openxmlformats.org/drawingml/2006/picture">
                   <pic:nvPicPr>
-                    <pic:cNvPr id="1" name=""/>
-                    <pic:cNvPicPr/>
+                    <pic:cNvPr id="139" name="图片 139"/>
+                    <pic:cNvPicPr>
+                      <a:picLocks noChangeAspect="1"/>
+                    </pic:cNvPicPr>
                   </pic:nvPicPr>
                   <pic:blipFill>
-                    <a:blip r:embed="rId14"/>
+                    <a:blip r:embed="rId13"/>
                     <a:stretch>
                       <a:fillRect/>
                     </a:stretch>
@@ -6059,7 +5824,7 @@
     <w:p>
       <w:pPr>
         <w:rPr>
-          <w:rFonts w:ascii="黑体" w:eastAsia="黑体" w:hAnsi="黑体" w:cs="Helvetica"/>
+          <w:rFonts w:ascii="黑体" w:hAnsi="黑体" w:eastAsia="黑体" w:cs="Helvetica"/>
           <w:color w:val="333333"/>
           <w:shd w:val="clear" w:color="auto" w:fill="FFFFFF"/>
         </w:rPr>
@@ -6069,56 +5834,40 @@
       <w:pPr>
         <w:jc w:val="left"/>
         <w:rPr>
-          <w:rFonts w:ascii="黑体" w:eastAsia="黑体" w:hAnsi="黑体"/>
+          <w:rFonts w:ascii="黑体" w:hAnsi="黑体" w:eastAsia="黑体"/>
           <w:sz w:val="24"/>
           <w:szCs w:val="24"/>
         </w:rPr>
       </w:pPr>
       <w:r>
         <w:rPr>
-          <w:rFonts w:ascii="黑体" w:eastAsia="黑体" w:hAnsi="黑体" w:hint="eastAsia"/>
+          <w:rFonts w:hint="eastAsia" w:ascii="黑体" w:hAnsi="黑体" w:eastAsia="宋体"/>
           <w:sz w:val="24"/>
           <w:szCs w:val="24"/>
         </w:rPr>
-        <w:t>五</w:t>
-      </w:r>
-      <w:r>
-        <w:rPr>
-          <w:rFonts w:ascii="黑体" w:eastAsia="黑体" w:hAnsi="黑体" w:hint="eastAsia"/>
-          <w:sz w:val="24"/>
-          <w:szCs w:val="24"/>
-        </w:rPr>
-        <w:t>、</w:t>
-      </w:r>
-      <w:r>
-        <w:rPr>
-          <w:rFonts w:ascii="黑体" w:eastAsia="黑体" w:hAnsi="黑体" w:hint="eastAsia"/>
-          <w:sz w:val="24"/>
-          <w:szCs w:val="24"/>
-        </w:rPr>
-        <w:t>Boll指标</w:t>
+        <w:t>五、Boll指標</w:t>
       </w:r>
     </w:p>
     <w:p>
       <w:pPr>
         <w:ind w:firstLine="420"/>
         <w:rPr>
-          <w:rFonts w:ascii="黑体" w:eastAsia="黑体" w:hAnsi="黑体" w:hint="eastAsia"/>
+          <w:rFonts w:hint="eastAsia" w:ascii="黑体" w:hAnsi="黑体" w:eastAsia="黑体"/>
           <w:szCs w:val="21"/>
         </w:rPr>
       </w:pPr>
       <w:r>
         <w:rPr>
-          <w:rFonts w:ascii="黑体" w:eastAsia="黑体" w:hAnsi="黑体" w:hint="eastAsia"/>
+          <w:rFonts w:hint="eastAsia" w:ascii="黑体" w:hAnsi="黑体" w:eastAsia="宋体"/>
           <w:szCs w:val="21"/>
         </w:rPr>
-        <w:t>Bollinger Bands布林线指标，布林线指标是根据统计的标准差的原理设计出的指标，用来识别趋势发生，布林线利用股价波动张开一个两倍的标准差区间，如果股价波动大区则变大，反之，布林线指标是属于容错率较大的指标，指标在各处都可能出现例外，因此在使用上需考虑上轨下轨趋势钝化，或是突破后收回的情况。</w:t>
+        <w:t>Bollinger Bands布林線指標，布林線指標是根據統計的標準差的原理設計出的指標，用來識別趨勢發生，布林線利用股價波動張開一個兩倍的標準差區間，如果股價波動大區則變大，反之，布林線指標是屬於容錯率較大的指標，指標在各處都可能出現例外，因此在使用上需考慮上軌下軌趨勢鈍化，或是突破後收回的情況。</w:t>
       </w:r>
     </w:p>
     <w:p>
       <w:pPr>
         <w:rPr>
-          <w:rFonts w:ascii="黑体" w:eastAsia="黑体" w:hAnsi="黑体"/>
+          <w:rFonts w:ascii="黑体" w:hAnsi="黑体" w:eastAsia="黑体"/>
           <w:szCs w:val="21"/>
         </w:rPr>
       </w:pPr>
@@ -6126,13 +5875,13 @@
     <w:p>
       <w:pPr>
         <w:rPr>
-          <w:rFonts w:ascii="黑体" w:eastAsia="黑体" w:hAnsi="黑体"/>
+          <w:rFonts w:ascii="黑体" w:hAnsi="黑体" w:eastAsia="黑体"/>
           <w:szCs w:val="21"/>
         </w:rPr>
       </w:pPr>
       <w:r>
         <w:rPr>
-          <w:rFonts w:ascii="黑体" w:eastAsia="黑体" w:hAnsi="黑体" w:hint="eastAsia"/>
+          <w:rFonts w:hint="eastAsia" w:ascii="黑体" w:hAnsi="黑体" w:eastAsia="宋体"/>
           <w:szCs w:val="21"/>
         </w:rPr>
         <w:t>使用方法：</w:t>
@@ -6142,77 +5891,71 @@
       <w:pPr>
         <w:ind w:firstLine="420"/>
         <w:rPr>
-          <w:rFonts w:ascii="黑体" w:eastAsia="黑体" w:hAnsi="黑体" w:hint="eastAsia"/>
+          <w:rFonts w:hint="eastAsia" w:ascii="黑体" w:hAnsi="黑体" w:eastAsia="黑体"/>
           <w:szCs w:val="21"/>
         </w:rPr>
       </w:pPr>
       <w:r>
         <w:rPr>
-          <w:rFonts w:ascii="黑体" w:eastAsia="黑体" w:hAnsi="黑体" w:hint="eastAsia"/>
+          <w:rFonts w:hint="eastAsia" w:ascii="黑体" w:hAnsi="黑体" w:eastAsia="宋体"/>
           <w:szCs w:val="21"/>
         </w:rPr>
-        <w:t>当通道收窄后开展表示趋势向某一方向发生；</w:t>
+        <w:t>當通道收窄後開展表示趨勢向某一方向發生；</w:t>
       </w:r>
     </w:p>
     <w:p>
       <w:pPr>
         <w:ind w:firstLine="420"/>
         <w:rPr>
-          <w:rFonts w:ascii="黑体" w:eastAsia="黑体" w:hAnsi="黑体"/>
+          <w:rFonts w:ascii="黑体" w:hAnsi="黑体" w:eastAsia="黑体"/>
           <w:szCs w:val="21"/>
         </w:rPr>
       </w:pPr>
       <w:r>
         <w:rPr>
-          <w:rFonts w:ascii="黑体" w:eastAsia="黑体" w:hAnsi="黑体" w:hint="eastAsia"/>
+          <w:rFonts w:hint="eastAsia" w:ascii="黑体" w:hAnsi="黑体" w:eastAsia="宋体"/>
           <w:szCs w:val="21"/>
         </w:rPr>
-        <w:t>或在股价波动接近上下轨甚至突破上下轨时容易发生反转。</w:t>
+        <w:t>或在股價波動接近上下軌甚至突破上下軌時容易發生反轉。</w:t>
       </w:r>
     </w:p>
     <w:p>
       <w:pPr>
         <w:rPr>
-          <w:rFonts w:ascii="黑体" w:eastAsia="黑体" w:hAnsi="黑体"/>
+          <w:rFonts w:ascii="黑体" w:hAnsi="黑体" w:eastAsia="黑体"/>
         </w:rPr>
       </w:pPr>
       <w:r>
         <w:rPr>
-          <w:rFonts w:ascii="黑体" w:eastAsia="黑体" w:hAnsi="黑体" w:hint="eastAsia"/>
-        </w:rPr>
-        <w:t>指标</w:t>
-      </w:r>
-      <w:r>
-        <w:rPr>
-          <w:rFonts w:ascii="黑体" w:eastAsia="黑体" w:hAnsi="黑体" w:hint="eastAsia"/>
-        </w:rPr>
-        <w:t>缺点：</w:t>
+          <w:rFonts w:hint="eastAsia" w:ascii="黑体" w:hAnsi="黑体" w:eastAsia="宋体"/>
+        </w:rPr>
+        <w:t>指標缺點：</w:t>
       </w:r>
     </w:p>
     <w:p>
       <w:pPr>
         <w:rPr>
-          <w:rFonts w:ascii="黑体" w:eastAsia="黑体" w:hAnsi="黑体" w:cs="Helvetica"/>
+          <w:rFonts w:ascii="黑体" w:hAnsi="黑体" w:eastAsia="黑体" w:cs="Helvetica"/>
           <w:color w:val="333333"/>
           <w:shd w:val="clear" w:color="auto" w:fill="FFFFFF"/>
         </w:rPr>
       </w:pPr>
       <w:r>
         <w:rPr>
-          <w:rFonts w:ascii="黑体" w:eastAsia="黑体" w:hAnsi="黑体"/>
+          <w:rFonts w:ascii="黑体" w:hAnsi="黑体" w:eastAsia="黑体"/>
         </w:rPr>
         <w:tab/>
       </w:r>
       <w:r>
         <w:rPr>
-          <w:rFonts w:ascii="黑体" w:eastAsia="黑体" w:hAnsi="黑体" w:hint="eastAsia"/>
+          <w:rFonts w:hint="eastAsia" w:ascii="黑体" w:hAnsi="黑体" w:eastAsia="宋体"/>
           <w:szCs w:val="21"/>
         </w:rPr>
-        <w:t>容错率较大</w:t>
-      </w:r>
-      <w:r>
-        <w:rPr>
-          <w:rFonts w:ascii="黑体" w:eastAsia="黑体" w:hAnsi="黑体" w:cs="Helvetica" w:hint="eastAsia"/>
+        <w:t>容錯率較大</w:t>
+      </w:r>
+      <w:r>
+        <w:rPr>
+          <w:rFonts w:hint="eastAsia" w:ascii="黑体" w:hAnsi="黑体" w:eastAsia="宋体" w:cs="Helvetica"/>
           <w:color w:val="333333"/>
           <w:shd w:val="clear" w:color="auto" w:fill="FFFFFF"/>
         </w:rPr>
@@ -6222,15 +5965,14 @@
     <w:p>
       <w:pPr>
         <w:rPr>
-          <w:rFonts w:ascii="黑体" w:eastAsia="黑体" w:hAnsi="黑体" w:cs="Helvetica"/>
+          <w:rFonts w:ascii="黑体" w:hAnsi="黑体" w:eastAsia="黑体" w:cs="Helvetica"/>
           <w:color w:val="333333"/>
           <w:shd w:val="clear" w:color="auto" w:fill="FFFFFF"/>
         </w:rPr>
       </w:pPr>
       <w:r>
         <w:rPr>
-          <w:rFonts w:ascii="黑体" w:eastAsia="黑体" w:hAnsi="黑体" w:cs="Helvetica"/>
-          <w:noProof/>
+          <w:rFonts w:ascii="黑体" w:hAnsi="黑体" w:eastAsia="黑体" w:cs="Helvetica"/>
           <w:color w:val="333333"/>
         </w:rPr>
         <mc:AlternateContent>
@@ -6292,12 +6034,11 @@
           </mc:Choice>
           <mc:Fallback>
             <w:pict>
-              <v:shapetype w14:anchorId="24F4D43D" id="_x0000_t32" coordsize="21600,21600" o:spt="32" o:oned="t" path="m,l21600,21600e" filled="f">
-                <v:path arrowok="t" fillok="f" o:connecttype="none"/>
-                <o:lock v:ext="edit" shapetype="t"/>
-              </v:shapetype>
-              <v:shape id="直接箭头连接符 163" o:spid="_x0000_s1026" type="#_x0000_t32" style="position:absolute;left:0;text-align:left;margin-left:189.5pt;margin-top:84.1pt;width:73.5pt;height:77.5pt;flip:y;z-index:251702272;visibility:visible;mso-wrap-style:square;mso-wrap-distance-left:9pt;mso-wrap-distance-top:0;mso-wrap-distance-right:9pt;mso-wrap-distance-bottom:0;mso-position-horizontal:absolute;mso-position-horizontal-relative:text;mso-position-vertical:absolute;mso-position-vertical-relative:text" o:gfxdata="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" strokecolor="red" strokeweight="1.5pt">
-                <v:stroke dashstyle="3 1" endarrow="block" joinstyle="miter"/>
+              <v:shape id="_x0000_s1026" o:spid="_x0000_s1026" o:spt="32" type="#_x0000_t32" style="position:absolute;left:0pt;flip:y;margin-left:189.5pt;margin-top:84.1pt;height:77.5pt;width:73.5pt;z-index:251702272;mso-width-relative:page;mso-height-relative:page;" filled="f" stroked="t" coordsize="21600,21600" o:gfxdata="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">
+                <v:fill on="f" focussize="0,0"/>
+                <v:stroke weight="1.5pt" color="#FF0000 [3204]" miterlimit="8" joinstyle="miter" dashstyle="3 1" endarrow="block"/>
+                <v:imagedata o:title=""/>
+                <o:lock v:ext="edit" aspectratio="f"/>
               </v:shape>
             </w:pict>
           </mc:Fallback>
@@ -6305,8 +6046,7 @@
       </w:r>
       <w:r>
         <w:rPr>
-          <w:rFonts w:ascii="黑体" w:eastAsia="黑体" w:hAnsi="黑体" w:cs="Helvetica"/>
-          <w:noProof/>
+          <w:rFonts w:ascii="黑体" w:hAnsi="黑体" w:eastAsia="黑体" w:cs="Helvetica"/>
           <w:color w:val="333333"/>
         </w:rPr>
         <mc:AlternateContent>
@@ -6361,9 +6101,6 @@
                         </a:fontRef>
                       </wps:style>
                       <wps:bodyPr rot="0" spcFirstLastPara="0" vertOverflow="overflow" horzOverflow="overflow" vert="horz" wrap="square" lIns="91440" tIns="45720" rIns="91440" bIns="45720" numCol="1" spcCol="0" rtlCol="0" fromWordArt="0" anchor="ctr" anchorCtr="0" forceAA="0" compatLnSpc="1">
-                        <a:prstTxWarp prst="textNoShape">
-                          <a:avLst/>
-                        </a:prstTxWarp>
                         <a:noAutofit/>
                       </wps:bodyPr>
                     </wps:wsp>
@@ -6374,21 +6111,24 @@
           </mc:Choice>
           <mc:Fallback>
             <w:pict>
-              <v:oval w14:anchorId="2C976DE7" id="椭圆 162" o:spid="_x0000_s1026" style="position:absolute;left:0;text-align:left;margin-left:187pt;margin-top:245.85pt;width:41.5pt;height:34pt;z-index:251701248;visibility:visible;mso-wrap-style:square;mso-wrap-distance-left:9pt;mso-wrap-distance-top:0;mso-wrap-distance-right:9pt;mso-wrap-distance-bottom:0;mso-position-horizontal:absolute;mso-position-horizontal-relative:text;mso-position-vertical:absolute;mso-position-vertical-relative:text;v-text-anchor:middle" o:gfxdata="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" filled="f" strokecolor="red" strokeweight="1pt">
-                <v:stroke joinstyle="miter"/>
-              </v:oval>
+              <v:shape id="_x0000_s1026" o:spid="_x0000_s1026" o:spt="3" type="#_x0000_t3" style="position:absolute;left:0pt;margin-left:187pt;margin-top:245.85pt;height:34pt;width:41.5pt;z-index:251701248;v-text-anchor:middle;mso-width-relative:page;mso-height-relative:page;" filled="f" stroked="t" coordsize="21600,21600" o:gfxdata="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">
+                <v:fill on="f" focussize="0,0"/>
+                <v:stroke weight="1pt" color="#FF0000 [3204]" miterlimit="8" joinstyle="miter"/>
+                <v:imagedata o:title=""/>
+                <o:lock v:ext="edit" aspectratio="f"/>
+              </v:shape>
             </w:pict>
           </mc:Fallback>
         </mc:AlternateContent>
       </w:r>
       <w:r>
         <w:rPr>
-          <w:rFonts w:ascii="黑体" w:eastAsia="黑体" w:hAnsi="黑体" w:cs="Helvetica"/>
+          <w:rFonts w:ascii="黑体" w:hAnsi="黑体" w:eastAsia="黑体" w:cs="Helvetica"/>
           <w:color w:val="333333"/>
           <w:shd w:val="clear" w:color="auto" w:fill="FFFFFF"/>
         </w:rPr>
         <w:drawing>
-          <wp:inline distT="0" distB="0" distL="0" distR="0" wp14:anchorId="4AB1847F" wp14:editId="5606C4CD">
+          <wp:inline distT="0" distB="0" distL="0" distR="0">
             <wp:extent cx="5274310" cy="3546475"/>
             <wp:effectExtent l="0" t="0" r="2540" b="0"/>
             <wp:docPr id="161" name="图片 161"/>
@@ -6399,11 +6139,13 @@
               <a:graphicData uri="http://schemas.openxmlformats.org/drawingml/2006/picture">
                 <pic:pic xmlns:pic="http://schemas.openxmlformats.org/drawingml/2006/picture">
                   <pic:nvPicPr>
-                    <pic:cNvPr id="1" name=""/>
-                    <pic:cNvPicPr/>
+                    <pic:cNvPr id="161" name="图片 161"/>
+                    <pic:cNvPicPr>
+                      <a:picLocks noChangeAspect="1"/>
+                    </pic:cNvPicPr>
                   </pic:nvPicPr>
                   <pic:blipFill>
-                    <a:blip r:embed="rId15"/>
+                    <a:blip r:embed="rId14"/>
                     <a:stretch>
                       <a:fillRect/>
                     </a:stretch>
@@ -6427,72 +6169,47 @@
     <w:p>
       <w:pPr>
         <w:rPr>
-          <w:rFonts w:ascii="黑体" w:eastAsia="黑体" w:hAnsi="黑体" w:cs="Helvetica" w:hint="eastAsia"/>
+          <w:rFonts w:hint="eastAsia" w:ascii="黑体" w:hAnsi="黑体" w:eastAsia="黑体" w:cs="Helvetica"/>
           <w:color w:val="333333"/>
           <w:shd w:val="clear" w:color="auto" w:fill="FFFFFF"/>
         </w:rPr>
       </w:pPr>
-      <w:bookmarkStart w:id="0" w:name="_GoBack"/>
-      <w:bookmarkEnd w:id="0"/>
     </w:p>
     <w:sectPr>
-      <w:headerReference w:type="default" r:id="rId16"/>
-      <w:footerReference w:type="default" r:id="rId17"/>
+      <w:headerReference r:id="rId3" w:type="default"/>
+      <w:footerReference r:id="rId4" w:type="default"/>
       <w:pgSz w:w="11906" w:h="16838"/>
       <w:pgMar w:top="1440" w:right="1800" w:bottom="1440" w:left="1800" w:header="851" w:footer="992" w:gutter="0"/>
-      <w:cols w:space="425"/>
-      <w:docGrid w:type="lines" w:linePitch="312"/>
+      <w:cols w:space="425" w:num="1"/>
+      <w:docGrid w:type="lines" w:linePitch="312" w:charSpace="0"/>
     </w:sectPr>
   </w:body>
 </w:document>
 </file>
 
-<file path=word/endnotes.xml><?xml version="1.0" encoding="utf-8"?>
-<w:endnotes xmlns:wpc="http://schemas.microsoft.com/office/word/2010/wordprocessingCanvas" xmlns:mc="http://schemas.openxmlformats.org/markup-compatibility/2006" xmlns:o="urn:schemas-microsoft-com:office:office" xmlns:r="http://schemas.openxmlformats.org/officeDocument/2006/relationships" xmlns:m="http://schemas.openxmlformats.org/officeDocument/2006/math" xmlns:v="urn:schemas-microsoft-com:vml" xmlns:wp14="http://schemas.microsoft.com/office/word/2010/wordprocessingDrawing" xmlns:wp="http://schemas.openxmlformats.org/drawingml/2006/wordprocessingDrawing" xmlns:w10="urn:schemas-microsoft-com:office:word" xmlns:w="http://schemas.openxmlformats.org/wordprocessingml/2006/main" xmlns:w14="http://schemas.microsoft.com/office/word/2010/wordml" xmlns:w15="http://schemas.microsoft.com/office/word/2012/wordml" xmlns:wpg="http://schemas.microsoft.com/office/word/2010/wordprocessingGroup" xmlns:wpi="http://schemas.microsoft.com/office/word/2010/wordprocessingInk" xmlns:wne="http://schemas.microsoft.com/office/word/2006/wordml" xmlns:wps="http://schemas.microsoft.com/office/word/2010/wordprocessingShape" mc:Ignorable="w14 w15 wp14">
-  <w:endnote w:type="separator" w:id="-1">
-    <w:p>
-      <w:r>
-        <w:separator/>
-      </w:r>
-    </w:p>
-  </w:endnote>
-  <w:endnote w:type="continuationSeparator" w:id="0">
-    <w:p>
-      <w:r>
-        <w:continuationSeparator/>
-      </w:r>
-    </w:p>
-  </w:endnote>
-</w:endnotes>
-</file>
-
 <file path=word/footer1.xml><?xml version="1.0" encoding="utf-8"?>
-<w:ftr xmlns:wpc="http://schemas.microsoft.com/office/word/2010/wordprocessingCanvas" xmlns:mc="http://schemas.openxmlformats.org/markup-compatibility/2006" xmlns:o="urn:schemas-microsoft-com:office:office" xmlns:r="http://schemas.openxmlformats.org/officeDocument/2006/relationships" xmlns:m="http://schemas.openxmlformats.org/officeDocument/2006/math" xmlns:v="urn:schemas-microsoft-com:vml" xmlns:wp14="http://schemas.microsoft.com/office/word/2010/wordprocessingDrawing" xmlns:wp="http://schemas.openxmlformats.org/drawingml/2006/wordprocessingDrawing" xmlns:w10="urn:schemas-microsoft-com:office:word" xmlns:w="http://schemas.openxmlformats.org/wordprocessingml/2006/main" xmlns:w14="http://schemas.microsoft.com/office/word/2010/wordml" xmlns:w15="http://schemas.microsoft.com/office/word/2012/wordml" xmlns:wpg="http://schemas.microsoft.com/office/word/2010/wordprocessingGroup" xmlns:wpi="http://schemas.microsoft.com/office/word/2010/wordprocessingInk" xmlns:wne="http://schemas.microsoft.com/office/word/2006/wordml" xmlns:wps="http://schemas.microsoft.com/office/word/2010/wordprocessingShape" mc:Ignorable="w14 w15 wp14">
+<w:ftr xmlns:wpc="http://schemas.microsoft.com/office/word/2010/wordprocessingCanvas" xmlns:mc="http://schemas.openxmlformats.org/markup-compatibility/2006" xmlns:o="urn:schemas-microsoft-com:office:office" xmlns:r="http://schemas.openxmlformats.org/officeDocument/2006/relationships" xmlns:m="http://schemas.openxmlformats.org/officeDocument/2006/math" xmlns:v="urn:schemas-microsoft-com:vml" xmlns:wp14="http://schemas.microsoft.com/office/word/2010/wordprocessingDrawing" xmlns:wp="http://schemas.openxmlformats.org/drawingml/2006/wordprocessingDrawing" xmlns:w10="urn:schemas-microsoft-com:office:word" xmlns:w="http://schemas.openxmlformats.org/wordprocessingml/2006/main" xmlns:w14="http://schemas.microsoft.com/office/word/2010/wordml" xmlns:w15="http://schemas.microsoft.com/office/word/2012/wordml" xmlns:wpg="http://schemas.microsoft.com/office/word/2010/wordprocessingGroup" xmlns:wpi="http://schemas.microsoft.com/office/word/2010/wordprocessingInk" xmlns:wne="http://schemas.microsoft.com/office/word/2006/wordml" xmlns:wps="http://schemas.microsoft.com/office/word/2010/wordprocessingShape" xmlns:wpsCustomData="http://www.wps.cn/officeDocument/2013/wpsCustomData" mc:Ignorable="w14 w15 wp14">
   <w:sdt>
     <w:sdtPr>
       <w:id w:val="417446082"/>
       <w:docPartObj>
-        <w:docPartGallery w:val="Page Numbers (Bottom of Page)"/>
-        <w:docPartUnique/>
+        <w:docPartGallery w:val="AutoText"/>
       </w:docPartObj>
     </w:sdtPr>
-    <w:sdtEndPr/>
     <w:sdtContent>
       <w:sdt>
         <w:sdtPr>
           <w:id w:val="1728636285"/>
           <w:docPartObj>
-            <w:docPartGallery w:val="Page Numbers (Top of Page)"/>
-            <w:docPartUnique/>
+            <w:docPartGallery w:val="AutoText"/>
           </w:docPartObj>
         </w:sdtPr>
-        <w:sdtEndPr/>
         <w:sdtContent>
           <w:p>
             <w:pPr>
-              <w:pStyle w:val="a6"/>
+              <w:pStyle w:val="2"/>
               <w:pBdr>
-                <w:bottom w:val="single" w:sz="6" w:space="1" w:color="auto"/>
+                <w:bottom w:val="single" w:color="auto" w:sz="6" w:space="1"/>
               </w:pBdr>
               <w:jc w:val="center"/>
               <w:rPr>
@@ -6504,6 +6221,7 @@
             </w:pPr>
             <w:r>
               <w:rPr>
+                <w:rFonts w:eastAsia="宋体"/>
                 <w:lang w:val="zh-CN"/>
               </w:rPr>
               <w:t xml:space="preserve"> </w:t>
@@ -6522,7 +6240,7 @@
                 <w:b/>
                 <w:bCs/>
               </w:rPr>
-              <w:instrText>PAGE</w:instrText>
+              <w:instrText xml:space="preserve">PAGE</w:instrText>
             </w:r>
             <w:r>
               <w:rPr>
@@ -6535,9 +6253,9 @@
             </w:r>
             <w:r>
               <w:rPr>
+                <w:rFonts w:eastAsia="宋体"/>
                 <w:b/>
                 <w:bCs/>
-                <w:noProof/>
               </w:rPr>
               <w:t>4</w:t>
             </w:r>
@@ -6552,6 +6270,7 @@
             </w:r>
             <w:r>
               <w:rPr>
+                <w:rFonts w:eastAsia="宋体"/>
                 <w:lang w:val="zh-CN"/>
               </w:rPr>
               <w:t xml:space="preserve"> / </w:t>
@@ -6570,7 +6289,7 @@
                 <w:b/>
                 <w:bCs/>
               </w:rPr>
-              <w:instrText>NUMPAGES</w:instrText>
+              <w:instrText xml:space="preserve">NUMPAGES</w:instrText>
             </w:r>
             <w:r>
               <w:rPr>
@@ -6583,9 +6302,9 @@
             </w:r>
             <w:r>
               <w:rPr>
+                <w:rFonts w:eastAsia="宋体"/>
                 <w:b/>
                 <w:bCs/>
-                <w:noProof/>
               </w:rPr>
               <w:t>6</w:t>
             </w:r>
@@ -6601,14 +6320,14 @@
           </w:p>
           <w:p>
             <w:pPr>
-              <w:pStyle w:val="a6"/>
+              <w:pStyle w:val="2"/>
               <w:jc w:val="center"/>
             </w:pPr>
             <w:r>
               <w:rPr>
-                <w:rFonts w:ascii="黑体" w:eastAsia="黑体" w:hAnsi="黑体" w:hint="eastAsia"/>
+                <w:rFonts w:hint="eastAsia" w:ascii="黑体" w:hAnsi="黑体" w:eastAsia="宋体"/>
               </w:rPr>
-              <w:t>版权所有，翻印必究</w:t>
+              <w:t>版權所有，翻印必究</w:t>
             </w:r>
           </w:p>
         </w:sdtContent>
@@ -6617,468 +6336,327 @@
   </w:sdt>
   <w:p>
     <w:pPr>
-      <w:pStyle w:val="a6"/>
+      <w:pStyle w:val="2"/>
     </w:pPr>
   </w:p>
 </w:ftr>
 </file>
 
-<file path=word/footnotes.xml><?xml version="1.0" encoding="utf-8"?>
-<w:footnotes xmlns:wpc="http://schemas.microsoft.com/office/word/2010/wordprocessingCanvas" xmlns:mc="http://schemas.openxmlformats.org/markup-compatibility/2006" xmlns:o="urn:schemas-microsoft-com:office:office" xmlns:r="http://schemas.openxmlformats.org/officeDocument/2006/relationships" xmlns:m="http://schemas.openxmlformats.org/officeDocument/2006/math" xmlns:v="urn:schemas-microsoft-com:vml" xmlns:wp14="http://schemas.microsoft.com/office/word/2010/wordprocessingDrawing" xmlns:wp="http://schemas.openxmlformats.org/drawingml/2006/wordprocessingDrawing" xmlns:w10="urn:schemas-microsoft-com:office:word" xmlns:w="http://schemas.openxmlformats.org/wordprocessingml/2006/main" xmlns:w14="http://schemas.microsoft.com/office/word/2010/wordml" xmlns:w15="http://schemas.microsoft.com/office/word/2012/wordml" xmlns:wpg="http://schemas.microsoft.com/office/word/2010/wordprocessingGroup" xmlns:wpi="http://schemas.microsoft.com/office/word/2010/wordprocessingInk" xmlns:wne="http://schemas.microsoft.com/office/word/2006/wordml" xmlns:wps="http://schemas.microsoft.com/office/word/2010/wordprocessingShape" mc:Ignorable="w14 w15 wp14">
-  <w:footnote w:type="separator" w:id="-1">
-    <w:p>
-      <w:r>
-        <w:separator/>
-      </w:r>
-    </w:p>
-  </w:footnote>
-  <w:footnote w:type="continuationSeparator" w:id="0">
-    <w:p>
-      <w:r>
-        <w:continuationSeparator/>
-      </w:r>
-    </w:p>
-  </w:footnote>
-</w:footnotes>
-</file>
-
 <file path=word/header1.xml><?xml version="1.0" encoding="utf-8"?>
-<w:hdr xmlns:wpc="http://schemas.microsoft.com/office/word/2010/wordprocessingCanvas" xmlns:mc="http://schemas.openxmlformats.org/markup-compatibility/2006" xmlns:o="urn:schemas-microsoft-com:office:office" xmlns:r="http://schemas.openxmlformats.org/officeDocument/2006/relationships" xmlns:m="http://schemas.openxmlformats.org/officeDocument/2006/math" xmlns:v="urn:schemas-microsoft-com:vml" xmlns:wp14="http://schemas.microsoft.com/office/word/2010/wordprocessingDrawing" xmlns:wp="http://schemas.openxmlformats.org/drawingml/2006/wordprocessingDrawing" xmlns:w10="urn:schemas-microsoft-com:office:word" xmlns:w="http://schemas.openxmlformats.org/wordprocessingml/2006/main" xmlns:w14="http://schemas.microsoft.com/office/word/2010/wordml" xmlns:w15="http://schemas.microsoft.com/office/word/2012/wordml" xmlns:wpg="http://schemas.microsoft.com/office/word/2010/wordprocessingGroup" xmlns:wpi="http://schemas.microsoft.com/office/word/2010/wordprocessingInk" xmlns:wne="http://schemas.microsoft.com/office/word/2006/wordml" xmlns:wps="http://schemas.microsoft.com/office/word/2010/wordprocessingShape" mc:Ignorable="w14 w15 wp14">
+<w:hdr xmlns:wpc="http://schemas.microsoft.com/office/word/2010/wordprocessingCanvas" xmlns:mc="http://schemas.openxmlformats.org/markup-compatibility/2006" xmlns:o="urn:schemas-microsoft-com:office:office" xmlns:r="http://schemas.openxmlformats.org/officeDocument/2006/relationships" xmlns:m="http://schemas.openxmlformats.org/officeDocument/2006/math" xmlns:v="urn:schemas-microsoft-com:vml" xmlns:wp14="http://schemas.microsoft.com/office/word/2010/wordprocessingDrawing" xmlns:wp="http://schemas.openxmlformats.org/drawingml/2006/wordprocessingDrawing" xmlns:w10="urn:schemas-microsoft-com:office:word" xmlns:w="http://schemas.openxmlformats.org/wordprocessingml/2006/main" xmlns:w14="http://schemas.microsoft.com/office/word/2010/wordml" xmlns:w15="http://schemas.microsoft.com/office/word/2012/wordml" xmlns:wpg="http://schemas.microsoft.com/office/word/2010/wordprocessingGroup" xmlns:wpi="http://schemas.microsoft.com/office/word/2010/wordprocessingInk" xmlns:wne="http://schemas.microsoft.com/office/word/2006/wordml" xmlns:wps="http://schemas.microsoft.com/office/word/2010/wordprocessingShape" xmlns:wpsCustomData="http://www.wps.cn/officeDocument/2013/wpsCustomData" mc:Ignorable="w14 w15 wp14">
   <w:p>
     <w:pPr>
-      <w:pStyle w:val="a5"/>
+      <w:pStyle w:val="3"/>
       <w:jc w:val="both"/>
       <w:rPr>
-        <w:rFonts w:ascii="黑体" w:eastAsia="黑体" w:hAnsi="黑体"/>
+        <w:rFonts w:ascii="黑体" w:hAnsi="黑体" w:eastAsia="黑体"/>
       </w:rPr>
     </w:pPr>
   </w:p>
   <w:p>
     <w:pPr>
-      <w:pStyle w:val="a5"/>
+      <w:pStyle w:val="3"/>
       <w:rPr>
-        <w:rFonts w:ascii="黑体" w:eastAsia="黑体" w:hAnsi="黑体"/>
+        <w:rFonts w:ascii="黑体" w:hAnsi="黑体" w:eastAsia="黑体"/>
       </w:rPr>
     </w:pPr>
     <w:r>
       <w:rPr>
-        <w:rFonts w:ascii="黑体" w:eastAsia="黑体" w:hAnsi="黑体" w:hint="eastAsia"/>
+        <w:rFonts w:hint="eastAsia" w:ascii="黑体" w:hAnsi="黑体" w:eastAsia="宋体"/>
       </w:rPr>
-      <w:t>隔壁表哥 | 简单理财</w:t>
+      <w:t>隔壁表哥 | 簡單理財</w:t>
     </w:r>
   </w:p>
 </w:hdr>
 </file>
 
 <file path=word/styles.xml><?xml version="1.0" encoding="utf-8"?>
-<w:styles xmlns:mc="http://schemas.openxmlformats.org/markup-compatibility/2006" xmlns:r="http://schemas.openxmlformats.org/officeDocument/2006/relationships" xmlns:w="http://schemas.openxmlformats.org/wordprocessingml/2006/main" xmlns:w14="http://schemas.microsoft.com/office/word/2010/wordml" xmlns:w15="http://schemas.microsoft.com/office/word/2012/wordml" mc:Ignorable="w14 w15">
+<w:styles xmlns:mc="http://schemas.openxmlformats.org/markup-compatibility/2006" xmlns:o="urn:schemas-microsoft-com:office:office" xmlns:r="http://schemas.openxmlformats.org/officeDocument/2006/relationships" xmlns:m="http://schemas.openxmlformats.org/officeDocument/2006/math" xmlns:v="urn:schemas-microsoft-com:vml" xmlns:w="http://schemas.openxmlformats.org/wordprocessingml/2006/main" xmlns:w14="http://schemas.microsoft.com/office/word/2010/wordml" xmlns:w10="urn:schemas-microsoft-com:office:word" xmlns:sl="http://schemas.openxmlformats.org/schemaLibrary/2006/main" mc:Ignorable="w14">
   <w:docDefaults>
     <w:rPrDefault>
       <w:rPr>
-        <w:rFonts w:asciiTheme="minorHAnsi" w:eastAsiaTheme="minorEastAsia" w:hAnsiTheme="minorHAnsi" w:cstheme="minorBidi"/>
-        <w:kern w:val="2"/>
-        <w:sz w:val="21"/>
-        <w:szCs w:val="22"/>
-        <w:lang w:val="en-US" w:eastAsia="zh-CN" w:bidi="ar-SA"/>
+        <w:rFonts w:asciiTheme="minorHAnsi" w:hAnsiTheme="minorHAnsi" w:eastAsiaTheme="minorEastAsia" w:cstheme="minorBidi"/>
       </w:rPr>
     </w:rPrDefault>
-    <w:pPrDefault/>
   </w:docDefaults>
-  <w:latentStyles w:defLockedState="0" w:defUIPriority="99" w:defSemiHidden="0" w:defUnhideWhenUsed="0" w:defQFormat="0" w:count="371">
-    <w:lsdException w:name="Normal" w:uiPriority="0" w:qFormat="1"/>
-    <w:lsdException w:name="heading 1" w:uiPriority="9" w:qFormat="1"/>
-    <w:lsdException w:name="heading 2" w:semiHidden="1" w:uiPriority="9" w:unhideWhenUsed="1" w:qFormat="1"/>
-    <w:lsdException w:name="heading 3" w:semiHidden="1" w:uiPriority="9" w:unhideWhenUsed="1" w:qFormat="1"/>
-    <w:lsdException w:name="heading 4" w:semiHidden="1" w:uiPriority="9" w:unhideWhenUsed="1" w:qFormat="1"/>
-    <w:lsdException w:name="heading 5" w:semiHidden="1" w:uiPriority="9" w:unhideWhenUsed="1" w:qFormat="1"/>
-    <w:lsdException w:name="heading 6" w:semiHidden="1" w:uiPriority="9" w:unhideWhenUsed="1" w:qFormat="1"/>
-    <w:lsdException w:name="heading 7" w:semiHidden="1" w:uiPriority="9" w:unhideWhenUsed="1" w:qFormat="1"/>
-    <w:lsdException w:name="heading 8" w:semiHidden="1" w:uiPriority="9" w:unhideWhenUsed="1" w:qFormat="1"/>
-    <w:lsdException w:name="heading 9" w:semiHidden="1" w:uiPriority="9" w:unhideWhenUsed="1" w:qFormat="1"/>
-    <w:lsdException w:name="index 1" w:semiHidden="1" w:unhideWhenUsed="1"/>
-    <w:lsdException w:name="index 2" w:semiHidden="1" w:unhideWhenUsed="1"/>
-    <w:lsdException w:name="index 3" w:semiHidden="1" w:unhideWhenUsed="1"/>
-    <w:lsdException w:name="index 4" w:semiHidden="1" w:unhideWhenUsed="1"/>
-    <w:lsdException w:name="index 5" w:semiHidden="1" w:unhideWhenUsed="1"/>
-    <w:lsdException w:name="index 6" w:semiHidden="1" w:unhideWhenUsed="1"/>
-    <w:lsdException w:name="index 7" w:semiHidden="1" w:unhideWhenUsed="1"/>
-    <w:lsdException w:name="index 8" w:semiHidden="1" w:unhideWhenUsed="1"/>
-    <w:lsdException w:name="index 9" w:semiHidden="1" w:unhideWhenUsed="1"/>
-    <w:lsdException w:name="toc 1" w:semiHidden="1" w:uiPriority="39" w:unhideWhenUsed="1"/>
-    <w:lsdException w:name="toc 2" w:semiHidden="1" w:uiPriority="39" w:unhideWhenUsed="1"/>
-    <w:lsdException w:name="toc 3" w:semiHidden="1" w:uiPriority="39" w:unhideWhenUsed="1"/>
-    <w:lsdException w:name="toc 4" w:semiHidden="1" w:uiPriority="39" w:unhideWhenUsed="1"/>
-    <w:lsdException w:name="toc 5" w:semiHidden="1" w:uiPriority="39" w:unhideWhenUsed="1"/>
-    <w:lsdException w:name="toc 6" w:semiHidden="1" w:uiPriority="39" w:unhideWhenUsed="1"/>
-    <w:lsdException w:name="toc 7" w:semiHidden="1" w:uiPriority="39" w:unhideWhenUsed="1"/>
-    <w:lsdException w:name="toc 8" w:semiHidden="1" w:uiPriority="39" w:unhideWhenUsed="1"/>
-    <w:lsdException w:name="toc 9" w:semiHidden="1" w:uiPriority="39" w:unhideWhenUsed="1"/>
-    <w:lsdException w:name="Normal Indent" w:semiHidden="1" w:unhideWhenUsed="1"/>
-    <w:lsdException w:name="footnote text" w:semiHidden="1" w:unhideWhenUsed="1"/>
-    <w:lsdException w:name="annotation text" w:semiHidden="1" w:unhideWhenUsed="1"/>
-    <w:lsdException w:name="header" w:semiHidden="1" w:unhideWhenUsed="1"/>
-    <w:lsdException w:name="footer" w:semiHidden="1" w:unhideWhenUsed="1"/>
-    <w:lsdException w:name="index heading" w:semiHidden="1" w:unhideWhenUsed="1"/>
-    <w:lsdException w:name="caption" w:semiHidden="1" w:uiPriority="35" w:unhideWhenUsed="1" w:qFormat="1"/>
-    <w:lsdException w:name="table of figures" w:semiHidden="1" w:unhideWhenUsed="1"/>
-    <w:lsdException w:name="envelope address" w:semiHidden="1" w:unhideWhenUsed="1"/>
-    <w:lsdException w:name="envelope return" w:semiHidden="1" w:unhideWhenUsed="1"/>
-    <w:lsdException w:name="footnote reference" w:semiHidden="1" w:unhideWhenUsed="1"/>
-    <w:lsdException w:name="annotation reference" w:semiHidden="1" w:unhideWhenUsed="1"/>
-    <w:lsdException w:name="line number" w:semiHidden="1" w:unhideWhenUsed="1"/>
-    <w:lsdException w:name="page number" w:semiHidden="1" w:unhideWhenUsed="1"/>
-    <w:lsdException w:name="endnote reference" w:semiHidden="1" w:unhideWhenUsed="1"/>
-    <w:lsdException w:name="endnote text" w:semiHidden="1" w:unhideWhenUsed="1"/>
-    <w:lsdException w:name="table of authorities" w:semiHidden="1" w:unhideWhenUsed="1"/>
-    <w:lsdException w:name="macro" w:semiHidden="1" w:unhideWhenUsed="1"/>
-    <w:lsdException w:name="toa heading" w:semiHidden="1" w:unhideWhenUsed="1"/>
-    <w:lsdException w:name="List" w:semiHidden="1" w:unhideWhenUsed="1"/>
-    <w:lsdException w:name="List Bullet" w:semiHidden="1" w:unhideWhenUsed="1"/>
-    <w:lsdException w:name="List Number" w:semiHidden="1" w:unhideWhenUsed="1"/>
-    <w:lsdException w:name="List 2" w:semiHidden="1" w:unhideWhenUsed="1"/>
-    <w:lsdException w:name="List 3" w:semiHidden="1" w:unhideWhenUsed="1"/>
-    <w:lsdException w:name="List 4" w:semiHidden="1" w:unhideWhenUsed="1"/>
-    <w:lsdException w:name="List 5" w:semiHidden="1" w:unhideWhenUsed="1"/>
-    <w:lsdException w:name="List Bullet 2" w:semiHidden="1" w:unhideWhenUsed="1"/>
-    <w:lsdException w:name="List Bullet 3" w:semiHidden="1" w:unhideWhenUsed="1"/>
-    <w:lsdException w:name="List Bullet 4" w:semiHidden="1" w:unhideWhenUsed="1"/>
-    <w:lsdException w:name="List Bullet 5" w:semiHidden="1" w:unhideWhenUsed="1"/>
-    <w:lsdException w:name="List Number 2" w:semiHidden="1" w:unhideWhenUsed="1"/>
-    <w:lsdException w:name="List Number 3" w:semiHidden="1" w:unhideWhenUsed="1"/>
-    <w:lsdException w:name="List Number 4" w:semiHidden="1" w:unhideWhenUsed="1"/>
-    <w:lsdException w:name="List Number 5" w:semiHidden="1" w:unhideWhenUsed="1"/>
-    <w:lsdException w:name="Title" w:uiPriority="10" w:qFormat="1"/>
-    <w:lsdException w:name="Closing" w:semiHidden="1" w:unhideWhenUsed="1"/>
-    <w:lsdException w:name="Signature" w:semiHidden="1" w:unhideWhenUsed="1"/>
-    <w:lsdException w:name="Default Paragraph Font" w:semiHidden="1" w:uiPriority="1" w:unhideWhenUsed="1"/>
-    <w:lsdException w:name="Body Text" w:semiHidden="1" w:unhideWhenUsed="1"/>
-    <w:lsdException w:name="Body Text Indent" w:semiHidden="1" w:unhideWhenUsed="1"/>
-    <w:lsdException w:name="List Continue" w:semiHidden="1" w:unhideWhenUsed="1"/>
-    <w:lsdException w:name="List Continue 2" w:semiHidden="1" w:unhideWhenUsed="1"/>
-    <w:lsdException w:name="List Continue 3" w:semiHidden="1" w:unhideWhenUsed="1"/>
-    <w:lsdException w:name="List Continue 4" w:semiHidden="1" w:unhideWhenUsed="1"/>
-    <w:lsdException w:name="List Continue 5" w:semiHidden="1" w:unhideWhenUsed="1"/>
-    <w:lsdException w:name="Message Header" w:semiHidden="1" w:unhideWhenUsed="1"/>
-    <w:lsdException w:name="Subtitle" w:uiPriority="11" w:qFormat="1"/>
-    <w:lsdException w:name="Salutation" w:semiHidden="1" w:unhideWhenUsed="1"/>
-    <w:lsdException w:name="Date" w:semiHidden="1" w:unhideWhenUsed="1"/>
-    <w:lsdException w:name="Body Text First Indent" w:semiHidden="1" w:unhideWhenUsed="1"/>
-    <w:lsdException w:name="Body Text First Indent 2" w:semiHidden="1" w:unhideWhenUsed="1"/>
-    <w:lsdException w:name="Note Heading" w:semiHidden="1" w:unhideWhenUsed="1"/>
-    <w:lsdException w:name="Body Text 2" w:semiHidden="1" w:unhideWhenUsed="1"/>
-    <w:lsdException w:name="Body Text 3" w:semiHidden="1" w:unhideWhenUsed="1"/>
-    <w:lsdException w:name="Body Text Indent 2" w:semiHidden="1" w:unhideWhenUsed="1"/>
-    <w:lsdException w:name="Body Text Indent 3" w:semiHidden="1" w:unhideWhenUsed="1"/>
-    <w:lsdException w:name="Block Text" w:semiHidden="1" w:unhideWhenUsed="1"/>
-    <w:lsdException w:name="Hyperlink" w:semiHidden="1" w:unhideWhenUsed="1"/>
-    <w:lsdException w:name="FollowedHyperlink" w:semiHidden="1" w:unhideWhenUsed="1"/>
-    <w:lsdException w:name="Strong" w:uiPriority="22" w:qFormat="1"/>
-    <w:lsdException w:name="Emphasis" w:uiPriority="20" w:qFormat="1"/>
-    <w:lsdException w:name="Document Map" w:semiHidden="1" w:unhideWhenUsed="1"/>
-    <w:lsdException w:name="Plain Text" w:semiHidden="1" w:unhideWhenUsed="1"/>
-    <w:lsdException w:name="E-mail Signature" w:semiHidden="1" w:unhideWhenUsed="1"/>
-    <w:lsdException w:name="HTML Top of Form" w:semiHidden="1" w:unhideWhenUsed="1"/>
-    <w:lsdException w:name="HTML Bottom of Form" w:semiHidden="1" w:unhideWhenUsed="1"/>
-    <w:lsdException w:name="Normal (Web)" w:semiHidden="1" w:unhideWhenUsed="1"/>
-    <w:lsdException w:name="HTML Acronym" w:semiHidden="1" w:unhideWhenUsed="1"/>
-    <w:lsdException w:name="HTML Address" w:semiHidden="1" w:unhideWhenUsed="1"/>
-    <w:lsdException w:name="HTML Cite" w:semiHidden="1" w:unhideWhenUsed="1"/>
-    <w:lsdException w:name="HTML Code" w:semiHidden="1" w:unhideWhenUsed="1"/>
-    <w:lsdException w:name="HTML Definition" w:semiHidden="1" w:unhideWhenUsed="1"/>
-    <w:lsdException w:name="HTML Keyboard" w:semiHidden="1" w:unhideWhenUsed="1"/>
-    <w:lsdException w:name="HTML Preformatted" w:semiHidden="1" w:unhideWhenUsed="1"/>
-    <w:lsdException w:name="HTML Sample" w:semiHidden="1" w:unhideWhenUsed="1"/>
-    <w:lsdException w:name="HTML Typewriter" w:semiHidden="1" w:unhideWhenUsed="1"/>
-    <w:lsdException w:name="HTML Variable" w:semiHidden="1" w:unhideWhenUsed="1"/>
-    <w:lsdException w:name="Normal Table" w:semiHidden="1" w:unhideWhenUsed="1"/>
-    <w:lsdException w:name="annotation subject" w:semiHidden="1" w:unhideWhenUsed="1"/>
-    <w:lsdException w:name="No List" w:semiHidden="1" w:unhideWhenUsed="1"/>
-    <w:lsdException w:name="Outline List 1" w:semiHidden="1" w:unhideWhenUsed="1"/>
-    <w:lsdException w:name="Outline List 2" w:semiHidden="1" w:unhideWhenUsed="1"/>
-    <w:lsdException w:name="Outline List 3" w:semiHidden="1" w:unhideWhenUsed="1"/>
-    <w:lsdException w:name="Table Simple 1" w:semiHidden="1" w:unhideWhenUsed="1"/>
-    <w:lsdException w:name="Table Simple 2" w:semiHidden="1" w:unhideWhenUsed="1"/>
-    <w:lsdException w:name="Table Simple 3" w:semiHidden="1" w:unhideWhenUsed="1"/>
-    <w:lsdException w:name="Table Classic 1" w:semiHidden="1" w:unhideWhenUsed="1"/>
-    <w:lsdException w:name="Table Classic 2" w:semiHidden="1" w:unhideWhenUsed="1"/>
-    <w:lsdException w:name="Table Classic 3" w:semiHidden="1" w:unhideWhenUsed="1"/>
-    <w:lsdException w:name="Table Classic 4" w:semiHidden="1" w:unhideWhenUsed="1"/>
-    <w:lsdException w:name="Table Colorful 1" w:semiHidden="1" w:unhideWhenUsed="1"/>
-    <w:lsdException w:name="Table Colorful 2" w:semiHidden="1" w:unhideWhenUsed="1"/>
-    <w:lsdException w:name="Table Colorful 3" w:semiHidden="1" w:unhideWhenUsed="1"/>
-    <w:lsdException w:name="Table Columns 1" w:semiHidden="1" w:unhideWhenUsed="1"/>
-    <w:lsdException w:name="Table Columns 2" w:semiHidden="1" w:unhideWhenUsed="1"/>
-    <w:lsdException w:name="Table Columns 3" w:semiHidden="1" w:unhideWhenUsed="1"/>
-    <w:lsdException w:name="Table Columns 4" w:semiHidden="1" w:unhideWhenUsed="1"/>
-    <w:lsdException w:name="Table Columns 5" w:semiHidden="1" w:unhideWhenUsed="1"/>
-    <w:lsdException w:name="Table Grid 1" w:semiHidden="1" w:unhideWhenUsed="1"/>
-    <w:lsdException w:name="Table Grid 2" w:semiHidden="1" w:unhideWhenUsed="1"/>
-    <w:lsdException w:name="Table Grid 3" w:semiHidden="1" w:unhideWhenUsed="1"/>
-    <w:lsdException w:name="Table Grid 4" w:semiHidden="1" w:unhideWhenUsed="1"/>
-    <w:lsdException w:name="Table Grid 5" w:semiHidden="1" w:unhideWhenUsed="1"/>
-    <w:lsdException w:name="Table Grid 6" w:semiHidden="1" w:unhideWhenUsed="1"/>
-    <w:lsdException w:name="Table Grid 7" w:semiHidden="1" w:unhideWhenUsed="1"/>
-    <w:lsdException w:name="Table Grid 8" w:semiHidden="1" w:unhideWhenUsed="1"/>
-    <w:lsdException w:name="Table List 1" w:semiHidden="1" w:unhideWhenUsed="1"/>
-    <w:lsdException w:name="Table List 2" w:semiHidden="1" w:unhideWhenUsed="1"/>
-    <w:lsdException w:name="Table List 3" w:semiHidden="1" w:unhideWhenUsed="1"/>
-    <w:lsdException w:name="Table List 4" w:semiHidden="1" w:unhideWhenUsed="1"/>
-    <w:lsdException w:name="Table List 5" w:semiHidden="1" w:unhideWhenUsed="1"/>
-    <w:lsdException w:name="Table List 6" w:semiHidden="1" w:unhideWhenUsed="1"/>
-    <w:lsdException w:name="Table List 7" w:semiHidden="1" w:unhideWhenUsed="1"/>
-    <w:lsdException w:name="Table List 8" w:semiHidden="1" w:unhideWhenUsed="1"/>
-    <w:lsdException w:name="Table 3D effects 1" w:semiHidden="1" w:unhideWhenUsed="1"/>
-    <w:lsdException w:name="Table 3D effects 2" w:semiHidden="1" w:unhideWhenUsed="1"/>
-    <w:lsdException w:name="Table 3D effects 3" w:semiHidden="1" w:unhideWhenUsed="1"/>
-    <w:lsdException w:name="Table Contemporary" w:semiHidden="1" w:unhideWhenUsed="1"/>
-    <w:lsdException w:name="Table Elegant" w:semiHidden="1" w:unhideWhenUsed="1"/>
-    <w:lsdException w:name="Table Professional" w:semiHidden="1" w:unhideWhenUsed="1"/>
-    <w:lsdException w:name="Table Subtle 1" w:semiHidden="1" w:unhideWhenUsed="1"/>
-    <w:lsdException w:name="Table Subtle 2" w:semiHidden="1" w:unhideWhenUsed="1"/>
-    <w:lsdException w:name="Table Web 1" w:semiHidden="1" w:unhideWhenUsed="1"/>
-    <w:lsdException w:name="Table Web 2" w:semiHidden="1" w:unhideWhenUsed="1"/>
-    <w:lsdException w:name="Table Web 3" w:semiHidden="1" w:unhideWhenUsed="1"/>
-    <w:lsdException w:name="Balloon Text" w:semiHidden="1" w:unhideWhenUsed="1"/>
-    <w:lsdException w:name="Table Grid" w:uiPriority="39"/>
-    <w:lsdException w:name="Table Theme" w:semiHidden="1" w:unhideWhenUsed="1"/>
-    <w:lsdException w:name="Placeholder Text" w:semiHidden="1"/>
-    <w:lsdException w:name="No Spacing" w:uiPriority="1" w:qFormat="1"/>
-    <w:lsdException w:name="Light Shading" w:uiPriority="60"/>
-    <w:lsdException w:name="Light List" w:uiPriority="61"/>
-    <w:lsdException w:name="Light Grid" w:uiPriority="62"/>
-    <w:lsdException w:name="Medium Shading 1" w:uiPriority="63"/>
-    <w:lsdException w:name="Medium Shading 2" w:uiPriority="64"/>
-    <w:lsdException w:name="Medium List 1" w:uiPriority="65"/>
-    <w:lsdException w:name="Medium List 2" w:uiPriority="66"/>
-    <w:lsdException w:name="Medium Grid 1" w:uiPriority="67"/>
-    <w:lsdException w:name="Medium Grid 2" w:uiPriority="68"/>
-    <w:lsdException w:name="Medium Grid 3" w:uiPriority="69"/>
-    <w:lsdException w:name="Dark List" w:uiPriority="70"/>
-    <w:lsdException w:name="Colorful Shading" w:uiPriority="71"/>
-    <w:lsdException w:name="Colorful List" w:uiPriority="72"/>
-    <w:lsdException w:name="Colorful Grid" w:uiPriority="73"/>
-    <w:lsdException w:name="Light Shading Accent 1" w:uiPriority="60"/>
-    <w:lsdException w:name="Light List Accent 1" w:uiPriority="61"/>
-    <w:lsdException w:name="Light Grid Accent 1" w:uiPriority="62"/>
-    <w:lsdException w:name="Medium Shading 1 Accent 1" w:uiPriority="63"/>
-    <w:lsdException w:name="Medium Shading 2 Accent 1" w:uiPriority="64"/>
-    <w:lsdException w:name="Medium List 1 Accent 1" w:uiPriority="65"/>
-    <w:lsdException w:name="Revision" w:semiHidden="1"/>
-    <w:lsdException w:name="List Paragraph" w:uiPriority="34" w:qFormat="1"/>
-    <w:lsdException w:name="Quote" w:uiPriority="29" w:qFormat="1"/>
-    <w:lsdException w:name="Intense Quote" w:uiPriority="30" w:qFormat="1"/>
-    <w:lsdException w:name="Medium List 2 Accent 1" w:uiPriority="66"/>
-    <w:lsdException w:name="Medium Grid 1 Accent 1" w:uiPriority="67"/>
-    <w:lsdException w:name="Medium Grid 2 Accent 1" w:uiPriority="68"/>
-    <w:lsdException w:name="Medium Grid 3 Accent 1" w:uiPriority="69"/>
-    <w:lsdException w:name="Dark List Accent 1" w:uiPriority="70"/>
-    <w:lsdException w:name="Colorful Shading Accent 1" w:uiPriority="71"/>
-    <w:lsdException w:name="Colorful List Accent 1" w:uiPriority="72"/>
-    <w:lsdException w:name="Colorful Grid Accent 1" w:uiPriority="73"/>
-    <w:lsdException w:name="Light Shading Accent 2" w:uiPriority="60"/>
-    <w:lsdException w:name="Light List Accent 2" w:uiPriority="61"/>
-    <w:lsdException w:name="Light Grid Accent 2" w:uiPriority="62"/>
-    <w:lsdException w:name="Medium Shading 1 Accent 2" w:uiPriority="63"/>
-    <w:lsdException w:name="Medium Shading 2 Accent 2" w:uiPriority="64"/>
-    <w:lsdException w:name="Medium List 1 Accent 2" w:uiPriority="65"/>
-    <w:lsdException w:name="Medium List 2 Accent 2" w:uiPriority="66"/>
-    <w:lsdException w:name="Medium Grid 1 Accent 2" w:uiPriority="67"/>
-    <w:lsdException w:name="Medium Grid 2 Accent 2" w:uiPriority="68"/>
-    <w:lsdException w:name="Medium Grid 3 Accent 2" w:uiPriority="69"/>
-    <w:lsdException w:name="Dark List Accent 2" w:uiPriority="70"/>
-    <w:lsdException w:name="Colorful Shading Accent 2" w:uiPriority="71"/>
-    <w:lsdException w:name="Colorful List Accent 2" w:uiPriority="72"/>
-    <w:lsdException w:name="Colorful Grid Accent 2" w:uiPriority="73"/>
-    <w:lsdException w:name="Light Shading Accent 3" w:uiPriority="60"/>
-    <w:lsdException w:name="Light List Accent 3" w:uiPriority="61"/>
-    <w:lsdException w:name="Light Grid Accent 3" w:uiPriority="62"/>
-    <w:lsdException w:name="Medium Shading 1 Accent 3" w:uiPriority="63"/>
-    <w:lsdException w:name="Medium Shading 2 Accent 3" w:uiPriority="64"/>
-    <w:lsdException w:name="Medium List 1 Accent 3" w:uiPriority="65"/>
-    <w:lsdException w:name="Medium List 2 Accent 3" w:uiPriority="66"/>
-    <w:lsdException w:name="Medium Grid 1 Accent 3" w:uiPriority="67"/>
-    <w:lsdException w:name="Medium Grid 2 Accent 3" w:uiPriority="68"/>
-    <w:lsdException w:name="Medium Grid 3 Accent 3" w:uiPriority="69"/>
-    <w:lsdException w:name="Dark List Accent 3" w:uiPriority="70"/>
-    <w:lsdException w:name="Colorful Shading Accent 3" w:uiPriority="71"/>
-    <w:lsdException w:name="Colorful List Accent 3" w:uiPriority="72"/>
-    <w:lsdException w:name="Colorful Grid Accent 3" w:uiPriority="73"/>
-    <w:lsdException w:name="Light Shading Accent 4" w:uiPriority="60"/>
-    <w:lsdException w:name="Light List Accent 4" w:uiPriority="61"/>
-    <w:lsdException w:name="Light Grid Accent 4" w:uiPriority="62"/>
-    <w:lsdException w:name="Medium Shading 1 Accent 4" w:uiPriority="63"/>
-    <w:lsdException w:name="Medium Shading 2 Accent 4" w:uiPriority="64"/>
-    <w:lsdException w:name="Medium List 1 Accent 4" w:uiPriority="65"/>
-    <w:lsdException w:name="Medium List 2 Accent 4" w:uiPriority="66"/>
-    <w:lsdException w:name="Medium Grid 1 Accent 4" w:uiPriority="67"/>
-    <w:lsdException w:name="Medium Grid 2 Accent 4" w:uiPriority="68"/>
-    <w:lsdException w:name="Medium Grid 3 Accent 4" w:uiPriority="69"/>
-    <w:lsdException w:name="Dark List Accent 4" w:uiPriority="70"/>
-    <w:lsdException w:name="Colorful Shading Accent 4" w:uiPriority="71"/>
-    <w:lsdException w:name="Colorful List Accent 4" w:uiPriority="72"/>
-    <w:lsdException w:name="Colorful Grid Accent 4" w:uiPriority="73"/>
-    <w:lsdException w:name="Light Shading Accent 5" w:uiPriority="60"/>
-    <w:lsdException w:name="Light List Accent 5" w:uiPriority="61"/>
-    <w:lsdException w:name="Light Grid Accent 5" w:uiPriority="62"/>
-    <w:lsdException w:name="Medium Shading 1 Accent 5" w:uiPriority="63"/>
-    <w:lsdException w:name="Medium Shading 2 Accent 5" w:uiPriority="64"/>
-    <w:lsdException w:name="Medium List 1 Accent 5" w:uiPriority="65"/>
-    <w:lsdException w:name="Medium List 2 Accent 5" w:uiPriority="66"/>
-    <w:lsdException w:name="Medium Grid 1 Accent 5" w:uiPriority="67"/>
-    <w:lsdException w:name="Medium Grid 2 Accent 5" w:uiPriority="68"/>
-    <w:lsdException w:name="Medium Grid 3 Accent 5" w:uiPriority="69"/>
-    <w:lsdException w:name="Dark List Accent 5" w:uiPriority="70"/>
-    <w:lsdException w:name="Colorful Shading Accent 5" w:uiPriority="71"/>
-    <w:lsdException w:name="Colorful List Accent 5" w:uiPriority="72"/>
-    <w:lsdException w:name="Colorful Grid Accent 5" w:uiPriority="73"/>
-    <w:lsdException w:name="Light Shading Accent 6" w:uiPriority="60"/>
-    <w:lsdException w:name="Light List Accent 6" w:uiPriority="61"/>
-    <w:lsdException w:name="Light Grid Accent 6" w:uiPriority="62"/>
-    <w:lsdException w:name="Medium Shading 1 Accent 6" w:uiPriority="63"/>
-    <w:lsdException w:name="Medium Shading 2 Accent 6" w:uiPriority="64"/>
-    <w:lsdException w:name="Medium List 1 Accent 6" w:uiPriority="65"/>
-    <w:lsdException w:name="Medium List 2 Accent 6" w:uiPriority="66"/>
-    <w:lsdException w:name="Medium Grid 1 Accent 6" w:uiPriority="67"/>
-    <w:lsdException w:name="Medium Grid 2 Accent 6" w:uiPriority="68"/>
-    <w:lsdException w:name="Medium Grid 3 Accent 6" w:uiPriority="69"/>
-    <w:lsdException w:name="Dark List Accent 6" w:uiPriority="70"/>
-    <w:lsdException w:name="Colorful Shading Accent 6" w:uiPriority="71"/>
-    <w:lsdException w:name="Colorful List Accent 6" w:uiPriority="72"/>
-    <w:lsdException w:name="Colorful Grid Accent 6" w:uiPriority="73"/>
-    <w:lsdException w:name="Subtle Emphasis" w:uiPriority="19" w:qFormat="1"/>
-    <w:lsdException w:name="Intense Emphasis" w:uiPriority="21" w:qFormat="1"/>
-    <w:lsdException w:name="Subtle Reference" w:uiPriority="31" w:qFormat="1"/>
-    <w:lsdException w:name="Intense Reference" w:uiPriority="32" w:qFormat="1"/>
-    <w:lsdException w:name="Book Title" w:uiPriority="33" w:qFormat="1"/>
-    <w:lsdException w:name="Bibliography" w:semiHidden="1" w:uiPriority="37" w:unhideWhenUsed="1"/>
-    <w:lsdException w:name="TOC Heading" w:semiHidden="1" w:uiPriority="39" w:unhideWhenUsed="1" w:qFormat="1"/>
-    <w:lsdException w:name="Plain Table 1" w:uiPriority="41"/>
-    <w:lsdException w:name="Plain Table 2" w:uiPriority="42"/>
-    <w:lsdException w:name="Plain Table 3" w:uiPriority="43"/>
-    <w:lsdException w:name="Plain Table 4" w:uiPriority="44"/>
-    <w:lsdException w:name="Plain Table 5" w:uiPriority="45"/>
-    <w:lsdException w:name="Grid Table Light" w:uiPriority="40"/>
-    <w:lsdException w:name="Grid Table 1 Light" w:uiPriority="46"/>
-    <w:lsdException w:name="Grid Table 2" w:uiPriority="47"/>
-    <w:lsdException w:name="Grid Table 3" w:uiPriority="48"/>
-    <w:lsdException w:name="Grid Table 4" w:uiPriority="49"/>
-    <w:lsdException w:name="Grid Table 5 Dark" w:uiPriority="50"/>
-    <w:lsdException w:name="Grid Table 6 Colorful" w:uiPriority="51"/>
-    <w:lsdException w:name="Grid Table 7 Colorful" w:uiPriority="52"/>
-    <w:lsdException w:name="Grid Table 1 Light Accent 1" w:uiPriority="46"/>
-    <w:lsdException w:name="Grid Table 2 Accent 1" w:uiPriority="47"/>
-    <w:lsdException w:name="Grid Table 3 Accent 1" w:uiPriority="48"/>
-    <w:lsdException w:name="Grid Table 4 Accent 1" w:uiPriority="49"/>
-    <w:lsdException w:name="Grid Table 5 Dark Accent 1" w:uiPriority="50"/>
-    <w:lsdException w:name="Grid Table 6 Colorful Accent 1" w:uiPriority="51"/>
-    <w:lsdException w:name="Grid Table 7 Colorful Accent 1" w:uiPriority="52"/>
-    <w:lsdException w:name="Grid Table 1 Light Accent 2" w:uiPriority="46"/>
-    <w:lsdException w:name="Grid Table 2 Accent 2" w:uiPriority="47"/>
-    <w:lsdException w:name="Grid Table 3 Accent 2" w:uiPriority="48"/>
-    <w:lsdException w:name="Grid Table 4 Accent 2" w:uiPriority="49"/>
-    <w:lsdException w:name="Grid Table 5 Dark Accent 2" w:uiPriority="50"/>
-    <w:lsdException w:name="Grid Table 6 Colorful Accent 2" w:uiPriority="51"/>
-    <w:lsdException w:name="Grid Table 7 Colorful Accent 2" w:uiPriority="52"/>
-    <w:lsdException w:name="Grid Table 1 Light Accent 3" w:uiPriority="46"/>
-    <w:lsdException w:name="Grid Table 2 Accent 3" w:uiPriority="47"/>
-    <w:lsdException w:name="Grid Table 3 Accent 3" w:uiPriority="48"/>
-    <w:lsdException w:name="Grid Table 4 Accent 3" w:uiPriority="49"/>
-    <w:lsdException w:name="Grid Table 5 Dark Accent 3" w:uiPriority="50"/>
-    <w:lsdException w:name="Grid Table 6 Colorful Accent 3" w:uiPriority="51"/>
-    <w:lsdException w:name="Grid Table 7 Colorful Accent 3" w:uiPriority="52"/>
-    <w:lsdException w:name="Grid Table 1 Light Accent 4" w:uiPriority="46"/>
-    <w:lsdException w:name="Grid Table 2 Accent 4" w:uiPriority="47"/>
-    <w:lsdException w:name="Grid Table 3 Accent 4" w:uiPriority="48"/>
-    <w:lsdException w:name="Grid Table 4 Accent 4" w:uiPriority="49"/>
-    <w:lsdException w:name="Grid Table 5 Dark Accent 4" w:uiPriority="50"/>
-    <w:lsdException w:name="Grid Table 6 Colorful Accent 4" w:uiPriority="51"/>
-    <w:lsdException w:name="Grid Table 7 Colorful Accent 4" w:uiPriority="52"/>
-    <w:lsdException w:name="Grid Table 1 Light Accent 5" w:uiPriority="46"/>
-    <w:lsdException w:name="Grid Table 2 Accent 5" w:uiPriority="47"/>
-    <w:lsdException w:name="Grid Table 3 Accent 5" w:uiPriority="48"/>
-    <w:lsdException w:name="Grid Table 4 Accent 5" w:uiPriority="49"/>
-    <w:lsdException w:name="Grid Table 5 Dark Accent 5" w:uiPriority="50"/>
-    <w:lsdException w:name="Grid Table 6 Colorful Accent 5" w:uiPriority="51"/>
-    <w:lsdException w:name="Grid Table 7 Colorful Accent 5" w:uiPriority="52"/>
-    <w:lsdException w:name="Grid Table 1 Light Accent 6" w:uiPriority="46"/>
-    <w:lsdException w:name="Grid Table 2 Accent 6" w:uiPriority="47"/>
-    <w:lsdException w:name="Grid Table 3 Accent 6" w:uiPriority="48"/>
-    <w:lsdException w:name="Grid Table 4 Accent 6" w:uiPriority="49"/>
-    <w:lsdException w:name="Grid Table 5 Dark Accent 6" w:uiPriority="50"/>
-    <w:lsdException w:name="Grid Table 6 Colorful Accent 6" w:uiPriority="51"/>
-    <w:lsdException w:name="Grid Table 7 Colorful Accent 6" w:uiPriority="52"/>
-    <w:lsdException w:name="List Table 1 Light" w:uiPriority="46"/>
-    <w:lsdException w:name="List Table 2" w:uiPriority="47"/>
-    <w:lsdException w:name="List Table 3" w:uiPriority="48"/>
-    <w:lsdException w:name="List Table 4" w:uiPriority="49"/>
-    <w:lsdException w:name="List Table 5 Dark" w:uiPriority="50"/>
-    <w:lsdException w:name="List Table 6 Colorful" w:uiPriority="51"/>
-    <w:lsdException w:name="List Table 7 Colorful" w:uiPriority="52"/>
-    <w:lsdException w:name="List Table 1 Light Accent 1" w:uiPriority="46"/>
-    <w:lsdException w:name="List Table 2 Accent 1" w:uiPriority="47"/>
-    <w:lsdException w:name="List Table 3 Accent 1" w:uiPriority="48"/>
-    <w:lsdException w:name="List Table 4 Accent 1" w:uiPriority="49"/>
-    <w:lsdException w:name="List Table 5 Dark Accent 1" w:uiPriority="50"/>
-    <w:lsdException w:name="List Table 6 Colorful Accent 1" w:uiPriority="51"/>
-    <w:lsdException w:name="List Table 7 Colorful Accent 1" w:uiPriority="52"/>
-    <w:lsdException w:name="List Table 1 Light Accent 2" w:uiPriority="46"/>
-    <w:lsdException w:name="List Table 2 Accent 2" w:uiPriority="47"/>
-    <w:lsdException w:name="List Table 3 Accent 2" w:uiPriority="48"/>
-    <w:lsdException w:name="List Table 4 Accent 2" w:uiPriority="49"/>
-    <w:lsdException w:name="List Table 5 Dark Accent 2" w:uiPriority="50"/>
-    <w:lsdException w:name="List Table 6 Colorful Accent 2" w:uiPriority="51"/>
-    <w:lsdException w:name="List Table 7 Colorful Accent 2" w:uiPriority="52"/>
-    <w:lsdException w:name="List Table 1 Light Accent 3" w:uiPriority="46"/>
-    <w:lsdException w:name="List Table 2 Accent 3" w:uiPriority="47"/>
-    <w:lsdException w:name="List Table 3 Accent 3" w:uiPriority="48"/>
-    <w:lsdException w:name="List Table 4 Accent 3" w:uiPriority="49"/>
-    <w:lsdException w:name="List Table 5 Dark Accent 3" w:uiPriority="50"/>
-    <w:lsdException w:name="List Table 6 Colorful Accent 3" w:uiPriority="51"/>
-    <w:lsdException w:name="List Table 7 Colorful Accent 3" w:uiPriority="52"/>
-    <w:lsdException w:name="List Table 1 Light Accent 4" w:uiPriority="46"/>
-    <w:lsdException w:name="List Table 2 Accent 4" w:uiPriority="47"/>
-    <w:lsdException w:name="List Table 3 Accent 4" w:uiPriority="48"/>
-    <w:lsdException w:name="List Table 4 Accent 4" w:uiPriority="49"/>
-    <w:lsdException w:name="List Table 5 Dark Accent 4" w:uiPriority="50"/>
-    <w:lsdException w:name="List Table 6 Colorful Accent 4" w:uiPriority="51"/>
-    <w:lsdException w:name="List Table 7 Colorful Accent 4" w:uiPriority="52"/>
-    <w:lsdException w:name="List Table 1 Light Accent 5" w:uiPriority="46"/>
-    <w:lsdException w:name="List Table 2 Accent 5" w:uiPriority="47"/>
-    <w:lsdException w:name="List Table 3 Accent 5" w:uiPriority="48"/>
-    <w:lsdException w:name="List Table 4 Accent 5" w:uiPriority="49"/>
-    <w:lsdException w:name="List Table 5 Dark Accent 5" w:uiPriority="50"/>
-    <w:lsdException w:name="List Table 6 Colorful Accent 5" w:uiPriority="51"/>
-    <w:lsdException w:name="List Table 7 Colorful Accent 5" w:uiPriority="52"/>
-    <w:lsdException w:name="List Table 1 Light Accent 6" w:uiPriority="46"/>
-    <w:lsdException w:name="List Table 2 Accent 6" w:uiPriority="47"/>
-    <w:lsdException w:name="List Table 3 Accent 6" w:uiPriority="48"/>
-    <w:lsdException w:name="List Table 4 Accent 6" w:uiPriority="49"/>
-    <w:lsdException w:name="List Table 5 Dark Accent 6" w:uiPriority="50"/>
-    <w:lsdException w:name="List Table 6 Colorful Accent 6" w:uiPriority="51"/>
-    <w:lsdException w:name="List Table 7 Colorful Accent 6" w:uiPriority="52"/>
+  <w:latentStyles w:count="260" w:defQFormat="0" w:defUnhideWhenUsed="1" w:defSemiHidden="1" w:defUIPriority="99" w:defLockedState="0">
+    <w:lsdException w:qFormat="1" w:unhideWhenUsed="0" w:uiPriority="0" w:semiHidden="0" w:name="Normal"/>
+    <w:lsdException w:qFormat="1" w:unhideWhenUsed="0" w:uiPriority="9" w:semiHidden="0" w:name="heading 1"/>
+    <w:lsdException w:qFormat="1" w:uiPriority="9" w:name="heading 2"/>
+    <w:lsdException w:qFormat="1" w:uiPriority="9" w:name="heading 3"/>
+    <w:lsdException w:qFormat="1" w:uiPriority="9" w:name="heading 4"/>
+    <w:lsdException w:qFormat="1" w:uiPriority="9" w:name="heading 5"/>
+    <w:lsdException w:qFormat="1" w:uiPriority="9" w:name="heading 6"/>
+    <w:lsdException w:qFormat="1" w:uiPriority="9" w:name="heading 7"/>
+    <w:lsdException w:qFormat="1" w:uiPriority="9" w:name="heading 8"/>
+    <w:lsdException w:qFormat="1" w:uiPriority="9" w:name="heading 9"/>
+    <w:lsdException w:uiPriority="99" w:name="index 1"/>
+    <w:lsdException w:uiPriority="99" w:name="index 2"/>
+    <w:lsdException w:uiPriority="99" w:name="index 3"/>
+    <w:lsdException w:uiPriority="99" w:name="index 4"/>
+    <w:lsdException w:uiPriority="99" w:name="index 5"/>
+    <w:lsdException w:uiPriority="99" w:name="index 6"/>
+    <w:lsdException w:uiPriority="99" w:name="index 7"/>
+    <w:lsdException w:uiPriority="99" w:name="index 8"/>
+    <w:lsdException w:uiPriority="99" w:name="index 9"/>
+    <w:lsdException w:uiPriority="39" w:name="toc 1"/>
+    <w:lsdException w:uiPriority="39" w:name="toc 2"/>
+    <w:lsdException w:uiPriority="39" w:name="toc 3"/>
+    <w:lsdException w:uiPriority="39" w:name="toc 4"/>
+    <w:lsdException w:uiPriority="39" w:name="toc 5"/>
+    <w:lsdException w:uiPriority="39" w:name="toc 6"/>
+    <w:lsdException w:uiPriority="39" w:name="toc 7"/>
+    <w:lsdException w:uiPriority="39" w:name="toc 8"/>
+    <w:lsdException w:uiPriority="39" w:name="toc 9"/>
+    <w:lsdException w:uiPriority="99" w:name="Normal Indent"/>
+    <w:lsdException w:uiPriority="99" w:name="footnote text"/>
+    <w:lsdException w:uiPriority="99" w:name="annotation text"/>
+    <w:lsdException w:uiPriority="99" w:semiHidden="0" w:name="header"/>
+    <w:lsdException w:uiPriority="99" w:semiHidden="0" w:name="footer"/>
+    <w:lsdException w:uiPriority="99" w:name="index heading"/>
+    <w:lsdException w:qFormat="1" w:uiPriority="35" w:name="caption"/>
+    <w:lsdException w:uiPriority="99" w:name="table of figures"/>
+    <w:lsdException w:uiPriority="99" w:name="envelope address"/>
+    <w:lsdException w:uiPriority="99" w:name="envelope return"/>
+    <w:lsdException w:uiPriority="99" w:name="footnote reference"/>
+    <w:lsdException w:uiPriority="99" w:name="annotation reference"/>
+    <w:lsdException w:uiPriority="99" w:name="line number"/>
+    <w:lsdException w:uiPriority="99" w:name="page number"/>
+    <w:lsdException w:uiPriority="99" w:name="endnote reference"/>
+    <w:lsdException w:uiPriority="99" w:name="endnote text"/>
+    <w:lsdException w:uiPriority="99" w:name="table of authorities"/>
+    <w:lsdException w:uiPriority="99" w:name="macro"/>
+    <w:lsdException w:uiPriority="99" w:name="toa heading"/>
+    <w:lsdException w:uiPriority="99" w:name="List"/>
+    <w:lsdException w:uiPriority="99" w:name="List Bullet"/>
+    <w:lsdException w:uiPriority="99" w:name="List Number"/>
+    <w:lsdException w:uiPriority="99" w:name="List 2"/>
+    <w:lsdException w:uiPriority="99" w:name="List 3"/>
+    <w:lsdException w:uiPriority="99" w:name="List 4"/>
+    <w:lsdException w:uiPriority="99" w:name="List 5"/>
+    <w:lsdException w:uiPriority="99" w:name="List Bullet 2"/>
+    <w:lsdException w:uiPriority="99" w:name="List Bullet 3"/>
+    <w:lsdException w:uiPriority="99" w:name="List Bullet 4"/>
+    <w:lsdException w:uiPriority="99" w:name="List Bullet 5"/>
+    <w:lsdException w:uiPriority="99" w:name="List Number 2"/>
+    <w:lsdException w:uiPriority="99" w:name="List Number 3"/>
+    <w:lsdException w:uiPriority="99" w:name="List Number 4"/>
+    <w:lsdException w:uiPriority="99" w:name="List Number 5"/>
+    <w:lsdException w:qFormat="1" w:unhideWhenUsed="0" w:uiPriority="10" w:semiHidden="0" w:name="Title"/>
+    <w:lsdException w:uiPriority="99" w:name="Closing"/>
+    <w:lsdException w:uiPriority="99" w:name="Signature"/>
+    <w:lsdException w:uiPriority="1" w:name="Default Paragraph Font"/>
+    <w:lsdException w:uiPriority="99" w:name="Body Text"/>
+    <w:lsdException w:uiPriority="99" w:name="Body Text Indent"/>
+    <w:lsdException w:uiPriority="99" w:name="List Continue"/>
+    <w:lsdException w:uiPriority="99" w:name="List Continue 2"/>
+    <w:lsdException w:uiPriority="99" w:name="List Continue 3"/>
+    <w:lsdException w:uiPriority="99" w:name="List Continue 4"/>
+    <w:lsdException w:uiPriority="99" w:name="List Continue 5"/>
+    <w:lsdException w:uiPriority="99" w:name="Message Header"/>
+    <w:lsdException w:qFormat="1" w:unhideWhenUsed="0" w:uiPriority="11" w:semiHidden="0" w:name="Subtitle"/>
+    <w:lsdException w:uiPriority="99" w:name="Salutation"/>
+    <w:lsdException w:uiPriority="99" w:name="Date"/>
+    <w:lsdException w:uiPriority="99" w:name="Body Text First Indent"/>
+    <w:lsdException w:uiPriority="99" w:name="Body Text First Indent 2"/>
+    <w:lsdException w:uiPriority="99" w:name="Note Heading"/>
+    <w:lsdException w:uiPriority="99" w:name="Body Text 2"/>
+    <w:lsdException w:uiPriority="99" w:name="Body Text 3"/>
+    <w:lsdException w:uiPriority="99" w:name="Body Text Indent 2"/>
+    <w:lsdException w:uiPriority="99" w:name="Body Text Indent 3"/>
+    <w:lsdException w:uiPriority="99" w:name="Block Text"/>
+    <w:lsdException w:uiPriority="99" w:name="Hyperlink"/>
+    <w:lsdException w:uiPriority="99" w:name="FollowedHyperlink"/>
+    <w:lsdException w:qFormat="1" w:unhideWhenUsed="0" w:uiPriority="22" w:semiHidden="0" w:name="Strong"/>
+    <w:lsdException w:qFormat="1" w:unhideWhenUsed="0" w:uiPriority="20" w:semiHidden="0" w:name="Emphasis"/>
+    <w:lsdException w:uiPriority="99" w:name="Document Map"/>
+    <w:lsdException w:uiPriority="99" w:name="Plain Text"/>
+    <w:lsdException w:uiPriority="99" w:name="E-mail Signature"/>
+    <w:lsdException w:uiPriority="99" w:name="Normal (Web)"/>
+    <w:lsdException w:uiPriority="99" w:name="HTML Acronym"/>
+    <w:lsdException w:uiPriority="99" w:name="HTML Address"/>
+    <w:lsdException w:uiPriority="99" w:name="HTML Cite"/>
+    <w:lsdException w:uiPriority="99" w:name="HTML Code"/>
+    <w:lsdException w:uiPriority="99" w:name="HTML Definition"/>
+    <w:lsdException w:uiPriority="99" w:name="HTML Keyboard"/>
+    <w:lsdException w:uiPriority="99" w:name="HTML Preformatted"/>
+    <w:lsdException w:uiPriority="99" w:name="HTML Sample"/>
+    <w:lsdException w:uiPriority="99" w:name="HTML Typewriter"/>
+    <w:lsdException w:uiPriority="99" w:name="HTML Variable"/>
+    <w:lsdException w:uiPriority="99" w:name="Normal Table"/>
+    <w:lsdException w:uiPriority="99" w:name="annotation subject"/>
+    <w:lsdException w:uiPriority="99" w:name="Table Simple 1"/>
+    <w:lsdException w:uiPriority="99" w:name="Table Simple 2"/>
+    <w:lsdException w:uiPriority="99" w:name="Table Simple 3"/>
+    <w:lsdException w:uiPriority="99" w:name="Table Classic 1"/>
+    <w:lsdException w:uiPriority="99" w:name="Table Classic 2"/>
+    <w:lsdException w:uiPriority="99" w:name="Table Classic 3"/>
+    <w:lsdException w:uiPriority="99" w:name="Table Classic 4"/>
+    <w:lsdException w:uiPriority="99" w:name="Table Colorful 1"/>
+    <w:lsdException w:uiPriority="99" w:name="Table Colorful 2"/>
+    <w:lsdException w:uiPriority="99" w:name="Table Colorful 3"/>
+    <w:lsdException w:uiPriority="99" w:name="Table Columns 1"/>
+    <w:lsdException w:uiPriority="99" w:name="Table Columns 2"/>
+    <w:lsdException w:uiPriority="99" w:name="Table Columns 3"/>
+    <w:lsdException w:uiPriority="99" w:name="Table Columns 4"/>
+    <w:lsdException w:uiPriority="99" w:name="Table Columns 5"/>
+    <w:lsdException w:uiPriority="99" w:name="Table Grid 1"/>
+    <w:lsdException w:uiPriority="99" w:name="Table Grid 2"/>
+    <w:lsdException w:uiPriority="99" w:name="Table Grid 3"/>
+    <w:lsdException w:uiPriority="99" w:name="Table Grid 4"/>
+    <w:lsdException w:uiPriority="99" w:name="Table Grid 5"/>
+    <w:lsdException w:uiPriority="99" w:name="Table Grid 6"/>
+    <w:lsdException w:uiPriority="99" w:name="Table Grid 7"/>
+    <w:lsdException w:uiPriority="99" w:name="Table Grid 8"/>
+    <w:lsdException w:uiPriority="99" w:name="Table List 1"/>
+    <w:lsdException w:uiPriority="99" w:name="Table List 2"/>
+    <w:lsdException w:uiPriority="99" w:name="Table List 3"/>
+    <w:lsdException w:uiPriority="99" w:name="Table List 4"/>
+    <w:lsdException w:uiPriority="99" w:name="Table List 5"/>
+    <w:lsdException w:uiPriority="99" w:name="Table List 6"/>
+    <w:lsdException w:uiPriority="99" w:name="Table List 7"/>
+    <w:lsdException w:uiPriority="99" w:name="Table List 8"/>
+    <w:lsdException w:uiPriority="99" w:name="Table 3D effects 1"/>
+    <w:lsdException w:uiPriority="99" w:name="Table 3D effects 2"/>
+    <w:lsdException w:uiPriority="99" w:name="Table 3D effects 3"/>
+    <w:lsdException w:uiPriority="99" w:name="Table Contemporary"/>
+    <w:lsdException w:uiPriority="99" w:name="Table Elegant"/>
+    <w:lsdException w:uiPriority="99" w:name="Table Professional"/>
+    <w:lsdException w:uiPriority="99" w:name="Table Subtle 1"/>
+    <w:lsdException w:uiPriority="99" w:name="Table Subtle 2"/>
+    <w:lsdException w:uiPriority="99" w:name="Table Web 1"/>
+    <w:lsdException w:uiPriority="99" w:name="Table Web 2"/>
+    <w:lsdException w:uiPriority="99" w:name="Table Web 3"/>
+    <w:lsdException w:uiPriority="99" w:name="Balloon Text"/>
+    <w:lsdException w:unhideWhenUsed="0" w:uiPriority="39" w:semiHidden="0" w:name="Table Grid"/>
+    <w:lsdException w:uiPriority="99" w:name="Table Theme"/>
+    <w:lsdException w:unhideWhenUsed="0" w:uiPriority="60" w:semiHidden="0" w:name="Light Shading"/>
+    <w:lsdException w:unhideWhenUsed="0" w:uiPriority="61" w:semiHidden="0" w:name="Light List"/>
+    <w:lsdException w:unhideWhenUsed="0" w:uiPriority="62" w:semiHidden="0" w:name="Light Grid"/>
+    <w:lsdException w:unhideWhenUsed="0" w:uiPriority="63" w:semiHidden="0" w:name="Medium Shading 1"/>
+    <w:lsdException w:unhideWhenUsed="0" w:uiPriority="64" w:semiHidden="0" w:name="Medium Shading 2"/>
+    <w:lsdException w:unhideWhenUsed="0" w:uiPriority="65" w:semiHidden="0" w:name="Medium List 1"/>
+    <w:lsdException w:unhideWhenUsed="0" w:uiPriority="66" w:semiHidden="0" w:name="Medium List 2"/>
+    <w:lsdException w:unhideWhenUsed="0" w:uiPriority="67" w:semiHidden="0" w:name="Medium Grid 1"/>
+    <w:lsdException w:unhideWhenUsed="0" w:uiPriority="68" w:semiHidden="0" w:name="Medium Grid 2"/>
+    <w:lsdException w:unhideWhenUsed="0" w:uiPriority="69" w:semiHidden="0" w:name="Medium Grid 3"/>
+    <w:lsdException w:unhideWhenUsed="0" w:uiPriority="70" w:semiHidden="0" w:name="Dark List"/>
+    <w:lsdException w:unhideWhenUsed="0" w:uiPriority="71" w:semiHidden="0" w:name="Colorful Shading"/>
+    <w:lsdException w:unhideWhenUsed="0" w:uiPriority="72" w:semiHidden="0" w:name="Colorful List"/>
+    <w:lsdException w:unhideWhenUsed="0" w:uiPriority="73" w:semiHidden="0" w:name="Colorful Grid"/>
+    <w:lsdException w:unhideWhenUsed="0" w:uiPriority="60" w:semiHidden="0" w:name="Light Shading Accent 1"/>
+    <w:lsdException w:unhideWhenUsed="0" w:uiPriority="61" w:semiHidden="0" w:name="Light List Accent 1"/>
+    <w:lsdException w:unhideWhenUsed="0" w:uiPriority="62" w:semiHidden="0" w:name="Light Grid Accent 1"/>
+    <w:lsdException w:unhideWhenUsed="0" w:uiPriority="63" w:semiHidden="0" w:name="Medium Shading 1 Accent 1"/>
+    <w:lsdException w:unhideWhenUsed="0" w:uiPriority="64" w:semiHidden="0" w:name="Medium Shading 2 Accent 1"/>
+    <w:lsdException w:unhideWhenUsed="0" w:uiPriority="65" w:semiHidden="0" w:name="Medium List 1 Accent 1"/>
+    <w:lsdException w:unhideWhenUsed="0" w:uiPriority="66" w:semiHidden="0" w:name="Medium List 2 Accent 1"/>
+    <w:lsdException w:unhideWhenUsed="0" w:uiPriority="67" w:semiHidden="0" w:name="Medium Grid 1 Accent 1"/>
+    <w:lsdException w:unhideWhenUsed="0" w:uiPriority="68" w:semiHidden="0" w:name="Medium Grid 2 Accent 1"/>
+    <w:lsdException w:unhideWhenUsed="0" w:uiPriority="69" w:semiHidden="0" w:name="Medium Grid 3 Accent 1"/>
+    <w:lsdException w:unhideWhenUsed="0" w:uiPriority="70" w:semiHidden="0" w:name="Dark List Accent 1"/>
+    <w:lsdException w:unhideWhenUsed="0" w:uiPriority="71" w:semiHidden="0" w:name="Colorful Shading Accent 1"/>
+    <w:lsdException w:unhideWhenUsed="0" w:uiPriority="72" w:semiHidden="0" w:name="Colorful List Accent 1"/>
+    <w:lsdException w:unhideWhenUsed="0" w:uiPriority="73" w:semiHidden="0" w:name="Colorful Grid Accent 1"/>
+    <w:lsdException w:unhideWhenUsed="0" w:uiPriority="60" w:semiHidden="0" w:name="Light Shading Accent 2"/>
+    <w:lsdException w:unhideWhenUsed="0" w:uiPriority="61" w:semiHidden="0" w:name="Light List Accent 2"/>
+    <w:lsdException w:unhideWhenUsed="0" w:uiPriority="62" w:semiHidden="0" w:name="Light Grid Accent 2"/>
+    <w:lsdException w:unhideWhenUsed="0" w:uiPriority="63" w:semiHidden="0" w:name="Medium Shading 1 Accent 2"/>
+    <w:lsdException w:unhideWhenUsed="0" w:uiPriority="64" w:semiHidden="0" w:name="Medium Shading 2 Accent 2"/>
+    <w:lsdException w:unhideWhenUsed="0" w:uiPriority="65" w:semiHidden="0" w:name="Medium List 1 Accent 2"/>
+    <w:lsdException w:unhideWhenUsed="0" w:uiPriority="66" w:semiHidden="0" w:name="Medium List 2 Accent 2"/>
+    <w:lsdException w:unhideWhenUsed="0" w:uiPriority="67" w:semiHidden="0" w:name="Medium Grid 1 Accent 2"/>
+    <w:lsdException w:unhideWhenUsed="0" w:uiPriority="68" w:semiHidden="0" w:name="Medium Grid 2 Accent 2"/>
+    <w:lsdException w:unhideWhenUsed="0" w:uiPriority="69" w:semiHidden="0" w:name="Medium Grid 3 Accent 2"/>
+    <w:lsdException w:unhideWhenUsed="0" w:uiPriority="70" w:semiHidden="0" w:name="Dark List Accent 2"/>
+    <w:lsdException w:unhideWhenUsed="0" w:uiPriority="71" w:semiHidden="0" w:name="Colorful Shading Accent 2"/>
+    <w:lsdException w:unhideWhenUsed="0" w:uiPriority="72" w:semiHidden="0" w:name="Colorful List Accent 2"/>
+    <w:lsdException w:unhideWhenUsed="0" w:uiPriority="73" w:semiHidden="0" w:name="Colorful Grid Accent 2"/>
+    <w:lsdException w:unhideWhenUsed="0" w:uiPriority="60" w:semiHidden="0" w:name="Light Shading Accent 3"/>
+    <w:lsdException w:unhideWhenUsed="0" w:uiPriority="61" w:semiHidden="0" w:name="Light List Accent 3"/>
+    <w:lsdException w:unhideWhenUsed="0" w:uiPriority="62" w:semiHidden="0" w:name="Light Grid Accent 3"/>
+    <w:lsdException w:unhideWhenUsed="0" w:uiPriority="63" w:semiHidden="0" w:name="Medium Shading 1 Accent 3"/>
+    <w:lsdException w:unhideWhenUsed="0" w:uiPriority="64" w:semiHidden="0" w:name="Medium Shading 2 Accent 3"/>
+    <w:lsdException w:unhideWhenUsed="0" w:uiPriority="65" w:semiHidden="0" w:name="Medium List 1 Accent 3"/>
+    <w:lsdException w:unhideWhenUsed="0" w:uiPriority="66" w:semiHidden="0" w:name="Medium List 2 Accent 3"/>
+    <w:lsdException w:unhideWhenUsed="0" w:uiPriority="67" w:semiHidden="0" w:name="Medium Grid 1 Accent 3"/>
+    <w:lsdException w:unhideWhenUsed="0" w:uiPriority="68" w:semiHidden="0" w:name="Medium Grid 2 Accent 3"/>
+    <w:lsdException w:unhideWhenUsed="0" w:uiPriority="69" w:semiHidden="0" w:name="Medium Grid 3 Accent 3"/>
+    <w:lsdException w:unhideWhenUsed="0" w:uiPriority="70" w:semiHidden="0" w:name="Dark List Accent 3"/>
+    <w:lsdException w:unhideWhenUsed="0" w:uiPriority="71" w:semiHidden="0" w:name="Colorful Shading Accent 3"/>
+    <w:lsdException w:unhideWhenUsed="0" w:uiPriority="72" w:semiHidden="0" w:name="Colorful List Accent 3"/>
+    <w:lsdException w:unhideWhenUsed="0" w:uiPriority="73" w:semiHidden="0" w:name="Colorful Grid Accent 3"/>
+    <w:lsdException w:unhideWhenUsed="0" w:uiPriority="60" w:semiHidden="0" w:name="Light Shading Accent 4"/>
+    <w:lsdException w:unhideWhenUsed="0" w:uiPriority="61" w:semiHidden="0" w:name="Light List Accent 4"/>
+    <w:lsdException w:unhideWhenUsed="0" w:uiPriority="62" w:semiHidden="0" w:name="Light Grid Accent 4"/>
+    <w:lsdException w:unhideWhenUsed="0" w:uiPriority="63" w:semiHidden="0" w:name="Medium Shading 1 Accent 4"/>
+    <w:lsdException w:unhideWhenUsed="0" w:uiPriority="64" w:semiHidden="0" w:name="Medium Shading 2 Accent 4"/>
+    <w:lsdException w:unhideWhenUsed="0" w:uiPriority="65" w:semiHidden="0" w:name="Medium List 1 Accent 4"/>
+    <w:lsdException w:unhideWhenUsed="0" w:uiPriority="66" w:semiHidden="0" w:name="Medium List 2 Accent 4"/>
+    <w:lsdException w:unhideWhenUsed="0" w:uiPriority="67" w:semiHidden="0" w:name="Medium Grid 1 Accent 4"/>
+    <w:lsdException w:unhideWhenUsed="0" w:uiPriority="68" w:semiHidden="0" w:name="Medium Grid 2 Accent 4"/>
+    <w:lsdException w:unhideWhenUsed="0" w:uiPriority="69" w:semiHidden="0" w:name="Medium Grid 3 Accent 4"/>
+    <w:lsdException w:unhideWhenUsed="0" w:uiPriority="70" w:semiHidden="0" w:name="Dark List Accent 4"/>
+    <w:lsdException w:unhideWhenUsed="0" w:uiPriority="71" w:semiHidden="0" w:name="Colorful Shading Accent 4"/>
+    <w:lsdException w:unhideWhenUsed="0" w:uiPriority="72" w:semiHidden="0" w:name="Colorful List Accent 4"/>
+    <w:lsdException w:unhideWhenUsed="0" w:uiPriority="73" w:semiHidden="0" w:name="Colorful Grid Accent 4"/>
+    <w:lsdException w:unhideWhenUsed="0" w:uiPriority="60" w:semiHidden="0" w:name="Light Shading Accent 5"/>
+    <w:lsdException w:unhideWhenUsed="0" w:uiPriority="61" w:semiHidden="0" w:name="Light List Accent 5"/>
+    <w:lsdException w:unhideWhenUsed="0" w:uiPriority="62" w:semiHidden="0" w:name="Light Grid Accent 5"/>
+    <w:lsdException w:unhideWhenUsed="0" w:uiPriority="63" w:semiHidden="0" w:name="Medium Shading 1 Accent 5"/>
+    <w:lsdException w:unhideWhenUsed="0" w:uiPriority="64" w:semiHidden="0" w:name="Medium Shading 2 Accent 5"/>
+    <w:lsdException w:unhideWhenUsed="0" w:uiPriority="65" w:semiHidden="0" w:name="Medium List 1 Accent 5"/>
+    <w:lsdException w:unhideWhenUsed="0" w:uiPriority="66" w:semiHidden="0" w:name="Medium List 2 Accent 5"/>
+    <w:lsdException w:unhideWhenUsed="0" w:uiPriority="67" w:semiHidden="0" w:name="Medium Grid 1 Accent 5"/>
+    <w:lsdException w:unhideWhenUsed="0" w:uiPriority="68" w:semiHidden="0" w:name="Medium Grid 2 Accent 5"/>
+    <w:lsdException w:unhideWhenUsed="0" w:uiPriority="69" w:semiHidden="0" w:name="Medium Grid 3 Accent 5"/>
+    <w:lsdException w:unhideWhenUsed="0" w:uiPriority="70" w:semiHidden="0" w:name="Dark List Accent 5"/>
+    <w:lsdException w:unhideWhenUsed="0" w:uiPriority="71" w:semiHidden="0" w:name="Colorful Shading Accent 5"/>
+    <w:lsdException w:unhideWhenUsed="0" w:uiPriority="72" w:semiHidden="0" w:name="Colorful List Accent 5"/>
+    <w:lsdException w:unhideWhenUsed="0" w:uiPriority="73" w:semiHidden="0" w:name="Colorful Grid Accent 5"/>
+    <w:lsdException w:unhideWhenUsed="0" w:uiPriority="60" w:semiHidden="0" w:name="Light Shading Accent 6"/>
+    <w:lsdException w:unhideWhenUsed="0" w:uiPriority="61" w:semiHidden="0" w:name="Light List Accent 6"/>
+    <w:lsdException w:unhideWhenUsed="0" w:uiPriority="62" w:semiHidden="0" w:name="Light Grid Accent 6"/>
+    <w:lsdException w:unhideWhenUsed="0" w:uiPriority="63" w:semiHidden="0" w:name="Medium Shading 1 Accent 6"/>
+    <w:lsdException w:unhideWhenUsed="0" w:uiPriority="64" w:semiHidden="0" w:name="Medium Shading 2 Accent 6"/>
+    <w:lsdException w:unhideWhenUsed="0" w:uiPriority="65" w:semiHidden="0" w:name="Medium List 1 Accent 6"/>
+    <w:lsdException w:unhideWhenUsed="0" w:uiPriority="66" w:semiHidden="0" w:name="Medium List 2 Accent 6"/>
+    <w:lsdException w:unhideWhenUsed="0" w:uiPriority="67" w:semiHidden="0" w:name="Medium Grid 1 Accent 6"/>
+    <w:lsdException w:unhideWhenUsed="0" w:uiPriority="68" w:semiHidden="0" w:name="Medium Grid 2 Accent 6"/>
+    <w:lsdException w:unhideWhenUsed="0" w:uiPriority="69" w:semiHidden="0" w:name="Medium Grid 3 Accent 6"/>
+    <w:lsdException w:unhideWhenUsed="0" w:uiPriority="70" w:semiHidden="0" w:name="Dark List Accent 6"/>
+    <w:lsdException w:unhideWhenUsed="0" w:uiPriority="71" w:semiHidden="0" w:name="Colorful Shading Accent 6"/>
+    <w:lsdException w:unhideWhenUsed="0" w:uiPriority="72" w:semiHidden="0" w:name="Colorful List Accent 6"/>
+    <w:lsdException w:unhideWhenUsed="0" w:uiPriority="73" w:semiHidden="0" w:name="Colorful Grid Accent 6"/>
   </w:latentStyles>
-  <w:style w:type="paragraph" w:default="1" w:styleId="a">
+  <w:style w:type="paragraph" w:default="1" w:styleId="1">
     <w:name w:val="Normal"/>
     <w:qFormat/>
-    <w:rsid w:val="00332E01"/>
+    <w:uiPriority w:val="0"/>
     <w:pPr>
       <w:widowControl w:val="0"/>
       <w:jc w:val="both"/>
     </w:pPr>
+    <w:rPr>
+      <w:rFonts w:asciiTheme="minorHAnsi" w:hAnsiTheme="minorHAnsi" w:eastAsiaTheme="minorEastAsia" w:cstheme="minorBidi"/>
+      <w:kern w:val="2"/>
+      <w:sz w:val="21"/>
+      <w:szCs w:val="22"/>
+      <w:lang w:val="en-US" w:eastAsia="zh-CN" w:bidi="ar-SA"/>
+    </w:rPr>
   </w:style>
-  <w:style w:type="character" w:default="1" w:styleId="a0">
+  <w:style w:type="character" w:default="1" w:styleId="6">
     <w:name w:val="Default Paragraph Font"/>
-    <w:uiPriority w:val="1"/>
     <w:semiHidden/>
     <w:unhideWhenUsed/>
+    <w:uiPriority w:val="1"/>
   </w:style>
-  <w:style w:type="table" w:default="1" w:styleId="a1">
+  <w:style w:type="table" w:default="1" w:styleId="4">
     <w:name w:val="Normal Table"/>
-    <w:uiPriority w:val="99"/>
     <w:semiHidden/>
     <w:unhideWhenUsed/>
+    <w:uiPriority w:val="99"/>
     <w:tblPr>
-      <w:tblInd w:w="0" w:type="dxa"/>
       <w:tblCellMar>
         <w:top w:w="0" w:type="dxa"/>
         <w:left w:w="108" w:type="dxa"/>
@@ -7087,26 +6665,59 @@
       </w:tblCellMar>
     </w:tblPr>
   </w:style>
-  <w:style w:type="numbering" w:default="1" w:styleId="a2">
-    <w:name w:val="No List"/>
+  <w:style w:type="paragraph" w:styleId="2">
+    <w:name w:val="footer"/>
+    <w:basedOn w:val="1"/>
+    <w:link w:val="10"/>
+    <w:unhideWhenUsed/>
     <w:uiPriority w:val="99"/>
-    <w:semiHidden/>
+    <w:pPr>
+      <w:tabs>
+        <w:tab w:val="center" w:pos="4153"/>
+        <w:tab w:val="right" w:pos="8306"/>
+      </w:tabs>
+      <w:snapToGrid w:val="0"/>
+      <w:jc w:val="left"/>
+    </w:pPr>
+    <w:rPr>
+      <w:sz w:val="18"/>
+      <w:szCs w:val="18"/>
+    </w:rPr>
+  </w:style>
+  <w:style w:type="paragraph" w:styleId="3">
+    <w:name w:val="header"/>
+    <w:basedOn w:val="1"/>
+    <w:link w:val="9"/>
     <w:unhideWhenUsed/>
+    <w:uiPriority w:val="99"/>
+    <w:pPr>
+      <w:pBdr>
+        <w:bottom w:val="single" w:color="auto" w:sz="6" w:space="1"/>
+      </w:pBdr>
+      <w:tabs>
+        <w:tab w:val="center" w:pos="4153"/>
+        <w:tab w:val="right" w:pos="8306"/>
+      </w:tabs>
+      <w:snapToGrid w:val="0"/>
+      <w:jc w:val="center"/>
+    </w:pPr>
+    <w:rPr>
+      <w:sz w:val="18"/>
+      <w:szCs w:val="18"/>
+    </w:rPr>
   </w:style>
-  <w:style w:type="table" w:styleId="a3">
+  <w:style w:type="table" w:styleId="5">
     <w:name w:val="Table Grid"/>
-    <w:basedOn w:val="a1"/>
+    <w:basedOn w:val="4"/>
     <w:uiPriority w:val="39"/>
-    <w:rsid w:val="006362AB"/>
     <w:tblPr>
-      <w:tblInd w:w="0" w:type="dxa"/>
       <w:tblBorders>
-        <w:top w:val="single" w:sz="4" w:space="0" w:color="auto"/>
-        <w:left w:val="single" w:sz="4" w:space="0" w:color="auto"/>
-        <w:bottom w:val="single" w:sz="4" w:space="0" w:color="auto"/>
-        <w:right w:val="single" w:sz="4" w:space="0" w:color="auto"/>
-        <w:insideH w:val="single" w:sz="4" w:space="0" w:color="auto"/>
-        <w:insideV w:val="single" w:sz="4" w:space="0" w:color="auto"/>
+        <w:top w:val="single" w:color="auto" w:sz="4" w:space="0"/>
+        <w:left w:val="single" w:color="auto" w:sz="4" w:space="0"/>
+        <w:bottom w:val="single" w:color="auto" w:sz="4" w:space="0"/>
+        <w:right w:val="single" w:color="auto" w:sz="4" w:space="0"/>
+        <w:insideH w:val="single" w:color="auto" w:sz="4" w:space="0"/>
+        <w:insideV w:val="single" w:color="auto" w:sz="4" w:space="0"/>
       </w:tblBorders>
       <w:tblCellMar>
         <w:top w:w="0" w:type="dxa"/>
@@ -7116,22 +6727,18 @@
       </w:tblCellMar>
     </w:tblPr>
   </w:style>
-  <w:style w:type="table" w:styleId="1">
+  <w:style w:type="table" w:customStyle="1" w:styleId="7">
     <w:name w:val="Grid Table 1 Light"/>
-    <w:basedOn w:val="a1"/>
+    <w:basedOn w:val="4"/>
     <w:uiPriority w:val="46"/>
-    <w:rsid w:val="00857291"/>
     <w:tblPr>
-      <w:tblStyleRowBandSize w:val="1"/>
-      <w:tblStyleColBandSize w:val="1"/>
-      <w:tblInd w:w="0" w:type="dxa"/>
       <w:tblBorders>
-        <w:top w:val="single" w:sz="4" w:space="0" w:color="999999" w:themeColor="text1" w:themeTint="66"/>
-        <w:left w:val="single" w:sz="4" w:space="0" w:color="999999" w:themeColor="text1" w:themeTint="66"/>
-        <w:bottom w:val="single" w:sz="4" w:space="0" w:color="999999" w:themeColor="text1" w:themeTint="66"/>
-        <w:right w:val="single" w:sz="4" w:space="0" w:color="999999" w:themeColor="text1" w:themeTint="66"/>
-        <w:insideH w:val="single" w:sz="4" w:space="0" w:color="999999" w:themeColor="text1" w:themeTint="66"/>
-        <w:insideV w:val="single" w:sz="4" w:space="0" w:color="999999" w:themeColor="text1" w:themeTint="66"/>
+        <w:top w:val="single" w:color="999999" w:themeColor="text1" w:themeTint="66" w:sz="4" w:space="0"/>
+        <w:left w:val="single" w:color="999999" w:themeColor="text1" w:themeTint="66" w:sz="4" w:space="0"/>
+        <w:bottom w:val="single" w:color="999999" w:themeColor="text1" w:themeTint="66" w:sz="4" w:space="0"/>
+        <w:right w:val="single" w:color="999999" w:themeColor="text1" w:themeTint="66" w:sz="4" w:space="0"/>
+        <w:insideH w:val="single" w:color="999999" w:themeColor="text1" w:themeTint="66" w:sz="4" w:space="0"/>
+        <w:insideV w:val="single" w:color="999999" w:themeColor="text1" w:themeTint="66" w:sz="4" w:space="0"/>
       </w:tblBorders>
       <w:tblCellMar>
         <w:top w:w="0" w:type="dxa"/>
@@ -7145,10 +6752,9 @@
         <w:b/>
         <w:bCs/>
       </w:rPr>
-      <w:tblPr/>
       <w:tcPr>
         <w:tcBorders>
-          <w:bottom w:val="single" w:sz="12" w:space="0" w:color="666666" w:themeColor="text1" w:themeTint="99"/>
+          <w:bottom w:val="single" w:color="666666" w:themeColor="text1" w:themeTint="99" w:sz="12" w:space="0"/>
         </w:tcBorders>
       </w:tcPr>
     </w:tblStylePr>
@@ -7157,10 +6763,9 @@
         <w:b/>
         <w:bCs/>
       </w:rPr>
-      <w:tblPr/>
       <w:tcPr>
         <w:tcBorders>
-          <w:top w:val="double" w:sz="2" w:space="0" w:color="666666" w:themeColor="text1" w:themeTint="99"/>
+          <w:top w:val="double" w:color="666666" w:themeColor="text1" w:themeTint="99" w:sz="2" w:space="0"/>
         </w:tcBorders>
       </w:tcPr>
     </w:tblStylePr>
@@ -7177,20 +6782,18 @@
       </w:rPr>
     </w:tblStylePr>
   </w:style>
-  <w:style w:type="table" w:styleId="a4">
+  <w:style w:type="table" w:customStyle="1" w:styleId="8">
     <w:name w:val="Grid Table Light"/>
-    <w:basedOn w:val="a1"/>
+    <w:basedOn w:val="4"/>
     <w:uiPriority w:val="40"/>
-    <w:rsid w:val="00C91D56"/>
     <w:tblPr>
-      <w:tblInd w:w="0" w:type="dxa"/>
       <w:tblBorders>
-        <w:top w:val="single" w:sz="4" w:space="0" w:color="BFBFBF" w:themeColor="background1" w:themeShade="BF"/>
-        <w:left w:val="single" w:sz="4" w:space="0" w:color="BFBFBF" w:themeColor="background1" w:themeShade="BF"/>
-        <w:bottom w:val="single" w:sz="4" w:space="0" w:color="BFBFBF" w:themeColor="background1" w:themeShade="BF"/>
-        <w:right w:val="single" w:sz="4" w:space="0" w:color="BFBFBF" w:themeColor="background1" w:themeShade="BF"/>
-        <w:insideH w:val="single" w:sz="4" w:space="0" w:color="BFBFBF" w:themeColor="background1" w:themeShade="BF"/>
-        <w:insideV w:val="single" w:sz="4" w:space="0" w:color="BFBFBF" w:themeColor="background1" w:themeShade="BF"/>
+        <w:top w:val="single" w:color="BEBEBE" w:themeColor="background1" w:themeShade="BF" w:sz="4" w:space="0"/>
+        <w:left w:val="single" w:color="BEBEBE" w:themeColor="background1" w:themeShade="BF" w:sz="4" w:space="0"/>
+        <w:bottom w:val="single" w:color="BEBEBE" w:themeColor="background1" w:themeShade="BF" w:sz="4" w:space="0"/>
+        <w:right w:val="single" w:color="BEBEBE" w:themeColor="background1" w:themeShade="BF" w:sz="4" w:space="0"/>
+        <w:insideH w:val="single" w:color="BEBEBE" w:themeColor="background1" w:themeShade="BF" w:sz="4" w:space="0"/>
+        <w:insideV w:val="single" w:color="BEBEBE" w:themeColor="background1" w:themeShade="BF" w:sz="4" w:space="0"/>
       </w:tblBorders>
       <w:tblCellMar>
         <w:top w:w="0" w:type="dxa"/>
@@ -7200,91 +6803,46 @@
       </w:tblCellMar>
     </w:tblPr>
   </w:style>
-  <w:style w:type="paragraph" w:styleId="a5">
-    <w:name w:val="header"/>
-    <w:basedOn w:val="a"/>
-    <w:link w:val="Char"/>
+  <w:style w:type="character" w:customStyle="1" w:styleId="9">
+    <w:name w:val="页眉 Char"/>
+    <w:basedOn w:val="6"/>
+    <w:link w:val="3"/>
     <w:uiPriority w:val="99"/>
-    <w:unhideWhenUsed/>
-    <w:rsid w:val="00701BB0"/>
-    <w:pPr>
-      <w:pBdr>
-        <w:bottom w:val="single" w:sz="6" w:space="1" w:color="auto"/>
-      </w:pBdr>
-      <w:tabs>
-        <w:tab w:val="center" w:pos="4153"/>
-        <w:tab w:val="right" w:pos="8306"/>
-      </w:tabs>
-      <w:snapToGrid w:val="0"/>
-      <w:jc w:val="center"/>
-    </w:pPr>
     <w:rPr>
       <w:sz w:val="18"/>
       <w:szCs w:val="18"/>
     </w:rPr>
   </w:style>
-  <w:style w:type="character" w:customStyle="1" w:styleId="Char">
-    <w:name w:val="页眉 Char"/>
-    <w:basedOn w:val="a0"/>
-    <w:link w:val="a5"/>
+  <w:style w:type="character" w:customStyle="1" w:styleId="10">
+    <w:name w:val="页脚 Char"/>
+    <w:basedOn w:val="6"/>
+    <w:link w:val="2"/>
     <w:uiPriority w:val="99"/>
-    <w:rsid w:val="00701BB0"/>
     <w:rPr>
       <w:sz w:val="18"/>
       <w:szCs w:val="18"/>
     </w:rPr>
   </w:style>
-  <w:style w:type="paragraph" w:styleId="a6">
-    <w:name w:val="footer"/>
-    <w:basedOn w:val="a"/>
-    <w:link w:val="Char0"/>
-    <w:uiPriority w:val="99"/>
-    <w:unhideWhenUsed/>
-    <w:rsid w:val="00701BB0"/>
-    <w:pPr>
-      <w:tabs>
-        <w:tab w:val="center" w:pos="4153"/>
-        <w:tab w:val="right" w:pos="8306"/>
-      </w:tabs>
-      <w:snapToGrid w:val="0"/>
-      <w:jc w:val="left"/>
-    </w:pPr>
-    <w:rPr>
-      <w:sz w:val="18"/>
-      <w:szCs w:val="18"/>
-    </w:rPr>
-  </w:style>
-  <w:style w:type="character" w:customStyle="1" w:styleId="Char0">
-    <w:name w:val="页脚 Char"/>
-    <w:basedOn w:val="a0"/>
-    <w:link w:val="a6"/>
-    <w:uiPriority w:val="99"/>
-    <w:rsid w:val="00701BB0"/>
-    <w:rPr>
-      <w:sz w:val="18"/>
-      <w:szCs w:val="18"/>
-    </w:rPr>
-  </w:style>
-  <w:style w:type="paragraph" w:customStyle="1" w:styleId="md-end-block">
+  <w:style w:type="paragraph" w:customStyle="1" w:styleId="11">
     <w:name w:val="md-end-block"/>
-    <w:basedOn w:val="a"/>
-    <w:rsid w:val="00A11589"/>
+    <w:basedOn w:val="1"/>
+    <w:uiPriority w:val="0"/>
     <w:pPr>
       <w:widowControl/>
       <w:spacing w:before="100" w:beforeAutospacing="1" w:after="100" w:afterAutospacing="1"/>
       <w:jc w:val="left"/>
     </w:pPr>
     <w:rPr>
-      <w:rFonts w:ascii="宋体" w:eastAsia="宋体" w:hAnsi="宋体" w:cs="宋体"/>
+      <w:rFonts w:ascii="宋体" w:hAnsi="宋体" w:eastAsia="宋体" w:cs="宋体"/>
       <w:kern w:val="0"/>
       <w:sz w:val="24"/>
       <w:szCs w:val="24"/>
     </w:rPr>
   </w:style>
-  <w:style w:type="character" w:customStyle="1" w:styleId="md-plain">
+  <w:style w:type="character" w:customStyle="1" w:styleId="12">
     <w:name w:val="md-plain"/>
-    <w:basedOn w:val="a0"/>
-    <w:rsid w:val="00A11589"/>
+    <w:basedOn w:val="6"/>
+    <w:uiPriority w:val="0"/>
   </w:style>
 </w:styles>
 </file>
@@ -7332,7 +6890,7 @@
     </a:clrScheme>
     <a:fontScheme name="Office">
       <a:majorFont>
-        <a:latin typeface="Calibri Light" panose="020F0302020204030204"/>
+        <a:latin typeface="Calibri Light"/>
         <a:ea typeface=""/>
         <a:cs typeface=""/>
         <a:font script="Jpan" typeface="ＭＳ ゴシック"/>
@@ -7367,7 +6925,7 @@
         <a:font script="Geor" typeface="Sylfaen"/>
       </a:majorFont>
       <a:minorFont>
-        <a:latin typeface="Calibri" panose="020F0502020204030204"/>
+        <a:latin typeface="Calibri"/>
         <a:ea typeface=""/>
         <a:cs typeface=""/>
         <a:font script="Jpan" typeface="ＭＳ 明朝"/>
@@ -7541,23 +7099,34 @@
     </a:fmtScheme>
   </a:themeElements>
   <a:objectDefaults/>
-  <a:extraClrSchemeLst/>
-  <a:extLst>
-    <a:ext uri="{05A4C25C-085E-4340-85A3-A5531E510DB2}">
-      <thm15:themeFamily xmlns:thm15="http://schemas.microsoft.com/office/thememl/2012/main" name="Office Theme" id="{62F939B6-93AF-4DB8-9C6B-D6C7DFDC589F}" vid="{4A3C46E8-61CC-4603-A589-7422A47A8E4A}"/>
-    </a:ext>
-  </a:extLst>
 </a:theme>
 </file>
 
 <file path=customXml/item1.xml><?xml version="1.0" encoding="utf-8"?>
+<s:customData xmlns="http://www.wps.cn/officeDocument/2013/wpsCustomData" xmlns:s="http://www.wps.cn/officeDocument/2013/wpsCustomData">
+  <customSectProps>
+    <customSectPr/>
+  </customSectProps>
+  <customShpExts>
+    <customShpInfo spid="_x0000_s1026" textRotate="1"/>
+  </customShpExts>
+</s:customData>
+</file>
+
+<file path=customXml/item2.xml><?xml version="1.0" encoding="utf-8"?>
 <b:Sources xmlns:b="http://schemas.openxmlformats.org/officeDocument/2006/bibliography" xmlns="http://schemas.openxmlformats.org/officeDocument/2006/bibliography" SelectedStyle="\APASixthEditionOfficeOnline.xsl" StyleName="APA" Version="6"/>
 </file>
 
 <file path=customXml/itemProps1.xml><?xml version="1.0" encoding="utf-8"?>
-<ds:datastoreItem xmlns:ds="http://schemas.openxmlformats.org/officeDocument/2006/customXml" ds:itemID="{E9F3D308-D590-4690-8948-6396FD8023F3}">
+<ds:datastoreItem xmlns:ds="http://schemas.openxmlformats.org/officeDocument/2006/customXml" ds:itemID="{B1977F7D-205B-4081-913C-38D41E755F92}">
   <ds:schemaRefs>
-    <ds:schemaRef ds:uri="http://schemas.openxmlformats.org/officeDocument/2006/bibliography"/>
+    <ds:schemaRef ds:uri="http://www.wps.cn/officeDocument/2013/wpsCustomData"/>
   </ds:schemaRefs>
 </ds:datastoreItem>
+</file>
+
+<file path=customXml/itemProps2.xml><?xml version="1.0" encoding="utf-8"?>
+<ds:datastoreItem xmlns:ds="http://schemas.openxmlformats.org/officeDocument/2006/customXml" ds:itemID="{E9F3D308-D590-4690-8948-6396FD8023F3}">
+  <ds:schemaRefs/>
+</ds:datastoreItem>
 </file>